--- a/Apostila dos Banco de Dados/Apostila MySQL.docx
+++ b/Apostila dos Banco de Dados/Apostila MySQL.docx
@@ -2562,14 +2562,15 @@
       </w:pPr>
       <w:r>
         <w:rPr>
-          <w:rFonts w:cs="Bahnschrift Light SemiCondensed" w:ascii="Bahnschrift Light SemiCondensed" w:hAnsi="Bahnschrift Light SemiCondensed"/>
-          <w:b w:val="false"/>
-          <w:bCs w:val="false"/>
-          <w:i w:val="false"/>
-          <w:iCs w:val="false"/>
-          <w:color w:val="FF0000"/>
-          <w:sz w:val="32"/>
-          <w:szCs w:val="32"/>
+          <w:rFonts w:ascii="Bahnschrift Light SemiCondensed" w:hAnsi="Bahnschrift Light SemiCondensed"/>
+          <w:b w:val="false"/>
+          <w:bCs w:val="false"/>
+          <w:i w:val="false"/>
+          <w:iCs w:val="false"/>
+          <w:color w:val="auto"/>
+          <w:sz w:val="24"/>
+          <w:szCs w:val="24"/>
+          <w:u w:val="none"/>
           <w:lang w:val="pt-BR"/>
         </w:rPr>
       </w:r>
@@ -2640,7 +2641,7 @@
         <mc:AlternateContent>
           <mc:Choice Requires="wps">
             <w:drawing>
-              <wp:anchor behindDoc="1" distT="0" distB="565785" distL="36195" distR="532765" simplePos="0" locked="0" layoutInCell="1" allowOverlap="1" relativeHeight="2">
+              <wp:anchor behindDoc="1" distT="68580" distB="85090" distL="67945" distR="85725" simplePos="0" locked="0" layoutInCell="1" allowOverlap="1" relativeHeight="2">
                 <wp:simplePos x="0" y="0"/>
                 <wp:positionH relativeFrom="column">
                   <wp:posOffset>422275</wp:posOffset>
@@ -2669,7 +2670,7 @@
                         <a:blipFill rotWithShape="0">
                           <a:blip r:embed="rId2"/>
                           <a:stretch>
-                            <a:fillRect l="0" t="12590" r="0" b="0"/>
+                            <a:fillRect t="12609"/>
                           </a:stretch>
                         </a:blipFill>
                         <a:ln w="0">
@@ -28723,29 +28724,51 @@
         </w:rPr>
       </w:pPr>
       <w:r>
-        <w:rPr/>
-      </w:r>
-    </w:p>
-    <w:p>
-      <w:pPr>
-        <w:pStyle w:val="Normal"/>
-        <w:jc w:val="left"/>
-        <w:rPr>
-          <w:rFonts w:ascii="Bahnschrift Light SemiCondensed" w:hAnsi="Bahnschrift Light SemiCondensed"/>
-          <w:b w:val="false"/>
-          <w:bCs w:val="false"/>
-          <w:i w:val="false"/>
-          <w:i w:val="false"/>
-          <w:iCs w:val="false"/>
-          <w:color w:val="auto"/>
-          <w:sz w:val="24"/>
-          <w:szCs w:val="24"/>
-          <w:u w:val="none"/>
-          <w:lang w:val="pt-BR"/>
-        </w:rPr>
-      </w:pPr>
-      <w:r>
-        <w:rPr/>
+        <w:rPr>
+          <w:rFonts w:ascii="Bahnschrift Light SemiCondensed" w:hAnsi="Bahnschrift Light SemiCondensed"/>
+          <w:b w:val="false"/>
+          <w:bCs w:val="false"/>
+          <w:i w:val="false"/>
+          <w:iCs w:val="false"/>
+          <w:color w:val="auto"/>
+          <w:sz w:val="24"/>
+          <w:szCs w:val="24"/>
+          <w:u w:val="none"/>
+          <w:lang w:val="pt-BR"/>
+        </w:rPr>
+      </w:r>
+    </w:p>
+    <w:p>
+      <w:pPr>
+        <w:pStyle w:val="Normal"/>
+        <w:jc w:val="left"/>
+        <w:rPr>
+          <w:rFonts w:ascii="Bahnschrift Light SemiCondensed" w:hAnsi="Bahnschrift Light SemiCondensed"/>
+          <w:b w:val="false"/>
+          <w:bCs w:val="false"/>
+          <w:i w:val="false"/>
+          <w:i w:val="false"/>
+          <w:iCs w:val="false"/>
+          <w:color w:val="auto"/>
+          <w:sz w:val="24"/>
+          <w:szCs w:val="24"/>
+          <w:u w:val="none"/>
+          <w:lang w:val="pt-BR"/>
+        </w:rPr>
+      </w:pPr>
+      <w:r>
+        <w:rPr>
+          <w:rFonts w:ascii="Bahnschrift Light SemiCondensed" w:hAnsi="Bahnschrift Light SemiCondensed"/>
+          <w:b w:val="false"/>
+          <w:bCs w:val="false"/>
+          <w:i w:val="false"/>
+          <w:iCs w:val="false"/>
+          <w:color w:val="auto"/>
+          <w:sz w:val="24"/>
+          <w:szCs w:val="24"/>
+          <w:u w:val="none"/>
+          <w:lang w:val="pt-BR"/>
+        </w:rPr>
       </w:r>
     </w:p>
     <w:p>
@@ -30582,51 +30605,84 @@
         </w:rPr>
       </w:pPr>
       <w:r>
-        <w:rPr/>
-      </w:r>
-    </w:p>
-    <w:p>
-      <w:pPr>
-        <w:pStyle w:val="Normal"/>
-        <w:jc w:val="left"/>
-        <w:rPr>
-          <w:rFonts w:ascii="Bahnschrift Light SemiCondensed" w:hAnsi="Bahnschrift Light SemiCondensed"/>
-          <w:b w:val="false"/>
-          <w:bCs w:val="false"/>
-          <w:i w:val="false"/>
-          <w:i w:val="false"/>
-          <w:iCs w:val="false"/>
-          <w:color w:val="auto"/>
-          <w:sz w:val="24"/>
-          <w:szCs w:val="24"/>
-          <w:u w:val="none"/>
-          <w:lang w:val="pt-BR"/>
-        </w:rPr>
-      </w:pPr>
-      <w:r>
-        <w:rPr/>
-      </w:r>
-    </w:p>
-    <w:p>
-      <w:pPr>
-        <w:pStyle w:val="Normal"/>
-        <w:jc w:val="left"/>
-        <w:rPr>
-          <w:rFonts w:ascii="Bahnschrift Light SemiCondensed" w:hAnsi="Bahnschrift Light SemiCondensed"/>
-          <w:b w:val="false"/>
-          <w:bCs w:val="false"/>
-          <w:i w:val="false"/>
-          <w:i w:val="false"/>
-          <w:iCs w:val="false"/>
-          <w:color w:val="auto"/>
-          <w:sz w:val="24"/>
-          <w:szCs w:val="24"/>
-          <w:u w:val="none"/>
-          <w:lang w:val="pt-BR"/>
-        </w:rPr>
-      </w:pPr>
-      <w:r>
-        <w:rPr/>
+        <w:rPr>
+          <w:rFonts w:ascii="Bahnschrift Light SemiCondensed" w:hAnsi="Bahnschrift Light SemiCondensed"/>
+          <w:b w:val="false"/>
+          <w:bCs w:val="false"/>
+          <w:i w:val="false"/>
+          <w:iCs w:val="false"/>
+          <w:color w:val="auto"/>
+          <w:sz w:val="24"/>
+          <w:szCs w:val="24"/>
+          <w:u w:val="none"/>
+          <w:lang w:val="pt-BR"/>
+        </w:rPr>
+      </w:r>
+    </w:p>
+    <w:p>
+      <w:pPr>
+        <w:pStyle w:val="Normal"/>
+        <w:jc w:val="left"/>
+        <w:rPr>
+          <w:rFonts w:ascii="Bahnschrift Light SemiCondensed" w:hAnsi="Bahnschrift Light SemiCondensed"/>
+          <w:b w:val="false"/>
+          <w:bCs w:val="false"/>
+          <w:i w:val="false"/>
+          <w:i w:val="false"/>
+          <w:iCs w:val="false"/>
+          <w:color w:val="auto"/>
+          <w:sz w:val="24"/>
+          <w:szCs w:val="24"/>
+          <w:u w:val="none"/>
+          <w:lang w:val="pt-BR"/>
+        </w:rPr>
+      </w:pPr>
+      <w:r>
+        <w:rPr>
+          <w:rFonts w:ascii="Bahnschrift Light SemiCondensed" w:hAnsi="Bahnschrift Light SemiCondensed"/>
+          <w:b w:val="false"/>
+          <w:bCs w:val="false"/>
+          <w:i w:val="false"/>
+          <w:iCs w:val="false"/>
+          <w:color w:val="auto"/>
+          <w:sz w:val="24"/>
+          <w:szCs w:val="24"/>
+          <w:u w:val="none"/>
+          <w:lang w:val="pt-BR"/>
+        </w:rPr>
+      </w:r>
+    </w:p>
+    <w:p>
+      <w:pPr>
+        <w:pStyle w:val="Normal"/>
+        <w:jc w:val="left"/>
+        <w:rPr>
+          <w:rFonts w:ascii="Bahnschrift Light SemiCondensed" w:hAnsi="Bahnschrift Light SemiCondensed"/>
+          <w:b w:val="false"/>
+          <w:bCs w:val="false"/>
+          <w:i w:val="false"/>
+          <w:i w:val="false"/>
+          <w:iCs w:val="false"/>
+          <w:color w:val="auto"/>
+          <w:sz w:val="24"/>
+          <w:szCs w:val="24"/>
+          <w:u w:val="none"/>
+          <w:lang w:val="pt-BR"/>
+        </w:rPr>
+      </w:pPr>
+      <w:r>
+        <w:rPr>
+          <w:rFonts w:ascii="Bahnschrift Light SemiCondensed" w:hAnsi="Bahnschrift Light SemiCondensed"/>
+          <w:b w:val="false"/>
+          <w:bCs w:val="false"/>
+          <w:i w:val="false"/>
+          <w:iCs w:val="false"/>
+          <w:color w:val="auto"/>
+          <w:sz w:val="24"/>
+          <w:szCs w:val="24"/>
+          <w:u w:val="none"/>
+          <w:lang w:val="pt-BR"/>
+        </w:rPr>
       </w:r>
     </w:p>
     <w:p>
@@ -31604,7 +31660,18 @@
         </w:rPr>
       </w:pPr>
       <w:r>
-        <w:rPr/>
+        <w:rPr>
+          <w:rFonts w:ascii="Bahnschrift Light SemiCondensed" w:hAnsi="Bahnschrift Light SemiCondensed"/>
+          <w:b w:val="false"/>
+          <w:bCs w:val="false"/>
+          <w:i w:val="false"/>
+          <w:iCs w:val="false"/>
+          <w:color w:val="auto"/>
+          <w:sz w:val="24"/>
+          <w:szCs w:val="24"/>
+          <w:u w:val="none"/>
+          <w:lang w:val="pt-BR"/>
+        </w:rPr>
       </w:r>
     </w:p>
     <w:p>
@@ -33784,7 +33851,13 @@
         </w:rPr>
       </w:pPr>
       <w:r>
-        <w:rPr/>
+        <w:rPr>
+          <w:rFonts w:cs="Bahnschrift Light SemiCondensed" w:ascii="Bahnschrift Light SemiCondensed" w:hAnsi="Bahnschrift Light SemiCondensed"/>
+          <w:color w:val="auto"/>
+          <w:sz w:val="24"/>
+          <w:szCs w:val="24"/>
+          <w:lang w:val="pt-BR"/>
+        </w:rPr>
       </w:r>
     </w:p>
     <w:p>
@@ -34331,7 +34404,13 @@
         </w:rPr>
       </w:pPr>
       <w:r>
-        <w:rPr/>
+        <w:rPr>
+          <w:rFonts w:cs="Bahnschrift Light SemiCondensed" w:ascii="Bahnschrift Light SemiCondensed" w:hAnsi="Bahnschrift Light SemiCondensed"/>
+          <w:color w:val="auto"/>
+          <w:sz w:val="24"/>
+          <w:szCs w:val="24"/>
+          <w:lang w:val="pt-BR"/>
+        </w:rPr>
       </w:r>
     </w:p>
     <w:p>
@@ -34986,6 +35065,754 @@
         </w:rPr>
       </w:pPr>
       <w:r>
+        <w:rPr>
+          <w:rFonts w:cs="Bahnschrift Light SemiCondensed" w:ascii="Bahnschrift Light SemiCondensed" w:hAnsi="Bahnschrift Light SemiCondensed"/>
+          <w:b/>
+          <w:bCs/>
+          <w:color w:val="auto"/>
+          <w:sz w:val="24"/>
+          <w:szCs w:val="24"/>
+          <w:lang w:val="pt-BR"/>
+        </w:rPr>
+      </w:r>
+    </w:p>
+    <w:p>
+      <w:pPr>
+        <w:pStyle w:val="Normal"/>
+        <w:spacing w:before="0" w:after="0"/>
+        <w:jc w:val="left"/>
+        <w:rPr>
+          <w:rFonts w:ascii="Bahnschrift Light SemiCondensed" w:hAnsi="Bahnschrift Light SemiCondensed" w:cs="Bahnschrift Light SemiCondensed"/>
+          <w:b/>
+          <w:bCs/>
+          <w:color w:val="auto"/>
+          <w:sz w:val="24"/>
+          <w:szCs w:val="24"/>
+          <w:lang w:val="pt-BR"/>
+        </w:rPr>
+      </w:pPr>
+      <w:r>
+        <w:rPr>
+          <w:rFonts w:cs="Bahnschrift Light SemiCondensed" w:ascii="Bahnschrift Light SemiCondensed" w:hAnsi="Bahnschrift Light SemiCondensed"/>
+          <w:b/>
+          <w:bCs/>
+          <w:color w:val="auto"/>
+          <w:sz w:val="24"/>
+          <w:szCs w:val="24"/>
+          <w:lang w:val="pt-BR"/>
+        </w:rPr>
+        <w:t xml:space="preserve">CREATE VIEW </w:t>
+      </w:r>
+      <w:r>
+        <w:rPr>
+          <w:rFonts w:cs="Bahnschrift Light SemiCondensed" w:ascii="Bahnschrift Light SemiCondensed" w:hAnsi="Bahnschrift Light SemiCondensed"/>
+          <w:b w:val="false"/>
+          <w:bCs w:val="false"/>
+          <w:color w:val="auto"/>
+          <w:sz w:val="24"/>
+          <w:szCs w:val="24"/>
+          <w:u w:val="single"/>
+          <w:lang w:val="pt-BR"/>
+        </w:rPr>
+        <w:t>nome_da_view</w:t>
+      </w:r>
+      <w:r>
+        <w:rPr>
+          <w:rFonts w:cs="Bahnschrift Light SemiCondensed" w:ascii="Bahnschrift Light SemiCondensed" w:hAnsi="Bahnschrift Light SemiCondensed"/>
+          <w:b w:val="false"/>
+          <w:bCs w:val="false"/>
+          <w:color w:val="auto"/>
+          <w:sz w:val="24"/>
+          <w:szCs w:val="24"/>
+          <w:u w:val="none"/>
+          <w:lang w:val="pt-BR"/>
+        </w:rPr>
+        <w:t xml:space="preserve"> </w:t>
+      </w:r>
+      <w:r>
+        <w:rPr>
+          <w:rFonts w:cs="Bahnschrift Light SemiCondensed" w:ascii="Bahnschrift Light SemiCondensed" w:hAnsi="Bahnschrift Light SemiCondensed"/>
+          <w:b/>
+          <w:bCs/>
+          <w:color w:val="auto"/>
+          <w:sz w:val="24"/>
+          <w:szCs w:val="24"/>
+          <w:u w:val="none"/>
+          <w:lang w:val="pt-BR"/>
+        </w:rPr>
+        <w:t>AS</w:t>
+      </w:r>
+    </w:p>
+    <w:p>
+      <w:pPr>
+        <w:pStyle w:val="Normal"/>
+        <w:spacing w:before="0" w:after="0"/>
+        <w:jc w:val="left"/>
+        <w:rPr>
+          <w:rFonts w:ascii="Bahnschrift Light SemiCondensed" w:hAnsi="Bahnschrift Light SemiCondensed" w:cs="Bahnschrift Light SemiCondensed"/>
+          <w:b/>
+          <w:bCs/>
+          <w:color w:val="auto"/>
+          <w:sz w:val="24"/>
+          <w:szCs w:val="24"/>
+          <w:lang w:val="pt-BR"/>
+        </w:rPr>
+      </w:pPr>
+      <w:r>
+        <w:rPr>
+          <w:rFonts w:cs="Bahnschrift Light SemiCondensed" w:ascii="Bahnschrift Light SemiCondensed" w:hAnsi="Bahnschrift Light SemiCondensed"/>
+          <w:b/>
+          <w:bCs/>
+          <w:color w:val="auto"/>
+          <w:sz w:val="24"/>
+          <w:szCs w:val="24"/>
+          <w:u w:val="none"/>
+          <w:lang w:val="pt-BR"/>
+        </w:rPr>
+        <w:tab/>
+        <w:t>SELECT</w:t>
+      </w:r>
+      <w:r>
+        <w:rPr>
+          <w:rFonts w:cs="Bahnschrift Light SemiCondensed" w:ascii="Bahnschrift Light SemiCondensed" w:hAnsi="Bahnschrift Light SemiCondensed"/>
+          <w:b w:val="false"/>
+          <w:bCs w:val="false"/>
+          <w:color w:val="auto"/>
+          <w:sz w:val="24"/>
+          <w:szCs w:val="24"/>
+          <w:u w:val="none"/>
+          <w:lang w:val="pt-BR"/>
+        </w:rPr>
+        <w:t xml:space="preserve"> </w:t>
+      </w:r>
+      <w:r>
+        <w:rPr>
+          <w:rFonts w:cs="Bahnschrift Light SemiCondensed" w:ascii="Bahnschrift Light SemiCondensed" w:hAnsi="Bahnschrift Light SemiCondensed"/>
+          <w:b w:val="false"/>
+          <w:bCs w:val="false"/>
+          <w:color w:val="auto"/>
+          <w:sz w:val="24"/>
+          <w:szCs w:val="24"/>
+          <w:u w:val="single"/>
+          <w:lang w:val="pt-BR"/>
+        </w:rPr>
+        <w:t>colunas_da_tabela</w:t>
+      </w:r>
+      <w:r>
+        <w:rPr>
+          <w:rFonts w:cs="Bahnschrift Light SemiCondensed" w:ascii="Bahnschrift Light SemiCondensed" w:hAnsi="Bahnschrift Light SemiCondensed"/>
+          <w:b w:val="false"/>
+          <w:bCs w:val="false"/>
+          <w:color w:val="auto"/>
+          <w:sz w:val="24"/>
+          <w:szCs w:val="24"/>
+          <w:u w:val="none"/>
+          <w:lang w:val="pt-BR"/>
+        </w:rPr>
+        <w:t xml:space="preserve"> </w:t>
+      </w:r>
+      <w:r>
+        <w:rPr>
+          <w:rFonts w:cs="Bahnschrift Light SemiCondensed" w:ascii="Bahnschrift Light SemiCondensed" w:hAnsi="Bahnschrift Light SemiCondensed"/>
+          <w:b/>
+          <w:bCs/>
+          <w:color w:val="auto"/>
+          <w:sz w:val="24"/>
+          <w:szCs w:val="24"/>
+          <w:u w:val="none"/>
+          <w:lang w:val="pt-BR"/>
+        </w:rPr>
+        <w:t xml:space="preserve">FROM </w:t>
+      </w:r>
+      <w:r>
+        <w:rPr>
+          <w:rFonts w:cs="Bahnschrift Light SemiCondensed" w:ascii="Bahnschrift Light SemiCondensed" w:hAnsi="Bahnschrift Light SemiCondensed"/>
+          <w:b w:val="false"/>
+          <w:bCs w:val="false"/>
+          <w:color w:val="auto"/>
+          <w:sz w:val="24"/>
+          <w:szCs w:val="24"/>
+          <w:u w:val="single"/>
+          <w:lang w:val="pt-BR"/>
+        </w:rPr>
+        <w:t>nome_da_tabela</w:t>
+      </w:r>
+      <w:r>
+        <w:rPr>
+          <w:rFonts w:cs="Bahnschrift Light SemiCondensed" w:ascii="Bahnschrift Light SemiCondensed" w:hAnsi="Bahnschrift Light SemiCondensed"/>
+          <w:b/>
+          <w:bCs/>
+          <w:color w:val="auto"/>
+          <w:sz w:val="24"/>
+          <w:szCs w:val="24"/>
+          <w:u w:val="single"/>
+          <w:lang w:val="pt-BR"/>
+        </w:rPr>
+        <w:t>;</w:t>
+      </w:r>
+      <w:r>
+        <w:rPr>
+          <w:rFonts w:cs="Bahnschrift Light SemiCondensed" w:ascii="Bahnschrift Light SemiCondensed" w:hAnsi="Bahnschrift Light SemiCondensed"/>
+          <w:b/>
+          <w:bCs/>
+          <w:color w:val="auto"/>
+          <w:sz w:val="24"/>
+          <w:szCs w:val="24"/>
+          <w:u w:val="none"/>
+          <w:lang w:val="pt-BR"/>
+        </w:rPr>
+        <w:tab/>
+        <w:t>→</w:t>
+        <w:tab/>
+        <w:tab/>
+      </w:r>
+    </w:p>
+    <w:p>
+      <w:pPr>
+        <w:pStyle w:val="Normal"/>
+        <w:spacing w:before="0" w:after="0"/>
+        <w:jc w:val="left"/>
+        <w:rPr>
+          <w:rFonts w:ascii="Bahnschrift Light SemiCondensed" w:hAnsi="Bahnschrift Light SemiCondensed" w:cs="Bahnschrift Light SemiCondensed"/>
+          <w:b/>
+          <w:bCs/>
+          <w:color w:val="auto"/>
+          <w:sz w:val="24"/>
+          <w:szCs w:val="24"/>
+          <w:lang w:val="pt-BR"/>
+        </w:rPr>
+      </w:pPr>
+      <w:r>
+        <w:rPr>
+          <w:rFonts w:cs="Bahnschrift Light SemiCondensed" w:ascii="Bahnschrift Light SemiCondensed" w:hAnsi="Bahnschrift Light SemiCondensed"/>
+          <w:b/>
+          <w:bCs/>
+          <w:color w:val="auto"/>
+          <w:sz w:val="24"/>
+          <w:szCs w:val="24"/>
+          <w:lang w:val="pt-BR"/>
+        </w:rPr>
+      </w:r>
+    </w:p>
+    <w:p>
+      <w:pPr>
+        <w:pStyle w:val="Normal"/>
+        <w:spacing w:before="0" w:after="0"/>
+        <w:jc w:val="left"/>
+        <w:rPr>
+          <w:rFonts w:ascii="Bahnschrift Light SemiCondensed" w:hAnsi="Bahnschrift Light SemiCondensed" w:cs="Bahnschrift Light SemiCondensed"/>
+          <w:b/>
+          <w:bCs/>
+          <w:color w:val="auto"/>
+          <w:sz w:val="24"/>
+          <w:szCs w:val="24"/>
+          <w:lang w:val="pt-BR"/>
+        </w:rPr>
+      </w:pPr>
+      <w:r>
+        <w:rPr>
+          <w:rFonts w:cs="Bahnschrift Light SemiCondensed" w:ascii="Bahnschrift Light SemiCondensed" w:hAnsi="Bahnschrift Light SemiCondensed"/>
+          <w:b/>
+          <w:bCs/>
+          <w:color w:val="auto"/>
+          <w:sz w:val="24"/>
+          <w:szCs w:val="24"/>
+          <w:u w:val="none"/>
+          <w:lang w:val="pt-BR"/>
+        </w:rPr>
+        <w:tab/>
+      </w:r>
+      <w:r>
+        <w:rPr>
+          <w:rFonts w:cs="Bahnschrift Light SemiCondensed" w:ascii="Bahnschrift Light SemiCondensed" w:hAnsi="Bahnschrift Light SemiCondensed"/>
+          <w:b w:val="false"/>
+          <w:bCs w:val="false"/>
+          <w:color w:val="auto"/>
+          <w:sz w:val="24"/>
+          <w:szCs w:val="24"/>
+          <w:u w:val="none"/>
+          <w:lang w:val="pt-BR"/>
+        </w:rPr>
+        <w:t xml:space="preserve">Comando utilizado para criar uma view de consulta. Assim podemos utiliza-lá ao invés de precisar escrevendo toda a estrutura </w:t>
+      </w:r>
+      <w:r>
+        <w:rPr>
+          <w:rFonts w:cs="Bahnschrift Light SemiCondensed" w:ascii="Bahnschrift Light SemiCondensed" w:hAnsi="Bahnschrift Light SemiCondensed"/>
+          <w:b/>
+          <w:bCs/>
+          <w:color w:val="auto"/>
+          <w:sz w:val="24"/>
+          <w:szCs w:val="24"/>
+          <w:u w:val="none"/>
+          <w:lang w:val="pt-BR"/>
+        </w:rPr>
+        <w:t>SELECT</w:t>
+      </w:r>
+      <w:r>
+        <w:rPr>
+          <w:rFonts w:cs="Bahnschrift Light SemiCondensed" w:ascii="Bahnschrift Light SemiCondensed" w:hAnsi="Bahnschrift Light SemiCondensed"/>
+          <w:b w:val="false"/>
+          <w:bCs w:val="false"/>
+          <w:color w:val="auto"/>
+          <w:sz w:val="24"/>
+          <w:szCs w:val="24"/>
+          <w:u w:val="none"/>
+          <w:lang w:val="pt-BR"/>
+        </w:rPr>
+        <w:t xml:space="preserve"> várias vezes.</w:t>
+      </w:r>
+    </w:p>
+    <w:p>
+      <w:pPr>
+        <w:pStyle w:val="Normal"/>
+        <w:spacing w:before="0" w:after="0"/>
+        <w:jc w:val="left"/>
+        <w:rPr>
+          <w:rFonts w:ascii="Bahnschrift Light SemiCondensed" w:hAnsi="Bahnschrift Light SemiCondensed" w:cs="Bahnschrift Light SemiCondensed"/>
+          <w:b/>
+          <w:bCs/>
+          <w:color w:val="auto"/>
+          <w:sz w:val="24"/>
+          <w:szCs w:val="24"/>
+          <w:lang w:val="pt-BR"/>
+        </w:rPr>
+      </w:pPr>
+      <w:r>
+        <w:rPr>
+          <w:rFonts w:cs="Bahnschrift Light SemiCondensed" w:ascii="Bahnschrift Light SemiCondensed" w:hAnsi="Bahnschrift Light SemiCondensed"/>
+          <w:b/>
+          <w:bCs/>
+          <w:color w:val="auto"/>
+          <w:sz w:val="24"/>
+          <w:szCs w:val="24"/>
+          <w:lang w:val="pt-BR"/>
+        </w:rPr>
+      </w:r>
+    </w:p>
+    <w:p>
+      <w:pPr>
+        <w:pStyle w:val="Normal"/>
+        <w:spacing w:before="0" w:after="0"/>
+        <w:jc w:val="left"/>
+        <w:rPr>
+          <w:rFonts w:ascii="Bahnschrift Light SemiCondensed" w:hAnsi="Bahnschrift Light SemiCondensed" w:cs="Bahnschrift Light SemiCondensed"/>
+          <w:b/>
+          <w:bCs/>
+          <w:color w:val="auto"/>
+          <w:sz w:val="24"/>
+          <w:szCs w:val="24"/>
+          <w:lang w:val="pt-BR"/>
+        </w:rPr>
+      </w:pPr>
+      <w:r>
+        <w:rPr>
+          <w:rFonts w:cs="Bahnschrift Light SemiCondensed" w:ascii="Bahnschrift Light SemiCondensed" w:hAnsi="Bahnschrift Light SemiCondensed"/>
+          <w:b/>
+          <w:bCs/>
+          <w:color w:val="auto"/>
+          <w:sz w:val="24"/>
+          <w:szCs w:val="24"/>
+          <w:u w:val="none"/>
+          <w:lang w:val="pt-BR"/>
+        </w:rPr>
+        <w:t>SELECT ‘</w:t>
+      </w:r>
+      <w:r>
+        <w:rPr>
+          <w:rFonts w:cs="Bahnschrift Light SemiCondensed" w:ascii="Bahnschrift Light SemiCondensed" w:hAnsi="Bahnschrift Light SemiCondensed"/>
+          <w:b w:val="false"/>
+          <w:bCs w:val="false"/>
+          <w:color w:val="auto"/>
+          <w:sz w:val="24"/>
+          <w:szCs w:val="24"/>
+          <w:u w:val="none"/>
+          <w:lang w:val="pt-BR"/>
+        </w:rPr>
+        <w:t xml:space="preserve"> </w:t>
+      </w:r>
+      <w:r>
+        <w:rPr>
+          <w:rFonts w:cs="Bahnschrift Light SemiCondensed" w:ascii="Bahnschrift Light SemiCondensed" w:hAnsi="Bahnschrift Light SemiCondensed"/>
+          <w:b w:val="false"/>
+          <w:bCs w:val="false"/>
+          <w:color w:val="auto"/>
+          <w:sz w:val="24"/>
+          <w:szCs w:val="24"/>
+          <w:u w:val="single"/>
+          <w:lang w:val="pt-BR"/>
+        </w:rPr>
+        <w:t>nome_da_tabela</w:t>
+      </w:r>
+      <w:r>
+        <w:rPr>
+          <w:rFonts w:cs="Bahnschrift Light SemiCondensed" w:ascii="Bahnschrift Light SemiCondensed" w:hAnsi="Bahnschrift Light SemiCondensed"/>
+          <w:b w:val="false"/>
+          <w:bCs w:val="false"/>
+          <w:color w:val="auto"/>
+          <w:sz w:val="24"/>
+          <w:szCs w:val="24"/>
+          <w:u w:val="none"/>
+          <w:lang w:val="pt-BR"/>
+        </w:rPr>
+        <w:t xml:space="preserve"> </w:t>
+      </w:r>
+      <w:r>
+        <w:rPr>
+          <w:rFonts w:cs="Bahnschrift Light SemiCondensed" w:ascii="Bahnschrift Light SemiCondensed" w:hAnsi="Bahnschrift Light SemiCondensed"/>
+          <w:b/>
+          <w:bCs/>
+          <w:color w:val="auto"/>
+          <w:sz w:val="24"/>
+          <w:szCs w:val="24"/>
+          <w:u w:val="none"/>
+          <w:lang w:val="pt-BR"/>
+        </w:rPr>
+        <w:t>’ AS</w:t>
+      </w:r>
+      <w:r>
+        <w:rPr>
+          <w:rFonts w:cs="Bahnschrift Light SemiCondensed" w:ascii="Bahnschrift Light SemiCondensed" w:hAnsi="Bahnschrift Light SemiCondensed"/>
+          <w:b w:val="false"/>
+          <w:bCs w:val="false"/>
+          <w:color w:val="auto"/>
+          <w:sz w:val="24"/>
+          <w:szCs w:val="24"/>
+          <w:u w:val="none"/>
+          <w:lang w:val="pt-BR"/>
+        </w:rPr>
+        <w:t xml:space="preserve"> </w:t>
+      </w:r>
+      <w:r>
+        <w:rPr>
+          <w:rFonts w:cs="Bahnschrift Light SemiCondensed" w:ascii="Bahnschrift Light SemiCondensed" w:hAnsi="Bahnschrift Light SemiCondensed"/>
+          <w:b w:val="false"/>
+          <w:bCs w:val="false"/>
+          <w:color w:val="auto"/>
+          <w:sz w:val="24"/>
+          <w:szCs w:val="24"/>
+          <w:u w:val="single"/>
+          <w:lang w:val="pt-BR"/>
+        </w:rPr>
+        <w:t>titulo_da_coluna</w:t>
+      </w:r>
+      <w:r>
+        <w:rPr>
+          <w:rFonts w:cs="Bahnschrift Light SemiCondensed" w:ascii="Bahnschrift Light SemiCondensed" w:hAnsi="Bahnschrift Light SemiCondensed"/>
+          <w:b w:val="false"/>
+          <w:bCs w:val="false"/>
+          <w:color w:val="auto"/>
+          <w:sz w:val="24"/>
+          <w:szCs w:val="24"/>
+          <w:u w:val="none"/>
+          <w:lang w:val="pt-BR"/>
+        </w:rPr>
+        <w:t xml:space="preserve">  </w:t>
+      </w:r>
+      <w:r>
+        <w:rPr>
+          <w:rFonts w:cs="Bahnschrift Light SemiCondensed" w:ascii="Bahnschrift Light SemiCondensed" w:hAnsi="Bahnschrift Light SemiCondensed"/>
+          <w:color w:val="auto"/>
+          <w:sz w:val="24"/>
+          <w:szCs w:val="24"/>
+          <w:u w:val="single"/>
+          <w:lang w:val="pt-BR"/>
+        </w:rPr>
+        <w:t>colunas_da_tabela_1</w:t>
+      </w:r>
+      <w:r>
+        <w:rPr>
+          <w:rFonts w:cs="Bahnschrift Light SemiCondensed" w:ascii="Bahnschrift Light SemiCondensed" w:hAnsi="Bahnschrift Light SemiCondensed"/>
+          <w:color w:val="auto"/>
+          <w:sz w:val="24"/>
+          <w:szCs w:val="24"/>
+          <w:u w:val="none"/>
+          <w:lang w:val="pt-BR"/>
+        </w:rPr>
+        <w:t xml:space="preserve"> </w:t>
+      </w:r>
+      <w:r>
+        <w:rPr>
+          <w:rFonts w:cs="Bahnschrift Light SemiCondensed" w:ascii="Bahnschrift Light SemiCondensed" w:hAnsi="Bahnschrift Light SemiCondensed"/>
+          <w:b/>
+          <w:bCs/>
+          <w:color w:val="auto"/>
+          <w:sz w:val="24"/>
+          <w:szCs w:val="24"/>
+          <w:u w:val="none"/>
+          <w:lang w:val="pt-BR"/>
+        </w:rPr>
+        <w:t xml:space="preserve">FROM </w:t>
+      </w:r>
+      <w:r>
+        <w:rPr>
+          <w:rFonts w:cs="Bahnschrift Light SemiCondensed" w:ascii="Bahnschrift Light SemiCondensed" w:hAnsi="Bahnschrift Light SemiCondensed"/>
+          <w:color w:val="auto"/>
+          <w:sz w:val="24"/>
+          <w:szCs w:val="24"/>
+          <w:u w:val="single"/>
+          <w:lang w:val="pt-BR"/>
+        </w:rPr>
+        <w:t>nome_da_tabela_1</w:t>
+      </w:r>
+    </w:p>
+    <w:p>
+      <w:pPr>
+        <w:pStyle w:val="Normal"/>
+        <w:spacing w:before="0" w:after="0"/>
+        <w:jc w:val="left"/>
+        <w:rPr>
+          <w:b/>
+          <w:bCs/>
+        </w:rPr>
+      </w:pPr>
+      <w:r>
+        <w:rPr>
+          <w:b/>
+          <w:bCs/>
+        </w:rPr>
+        <w:t>UNION</w:t>
+      </w:r>
+    </w:p>
+    <w:p>
+      <w:pPr>
+        <w:pStyle w:val="Normal"/>
+        <w:spacing w:before="0" w:after="0"/>
+        <w:jc w:val="left"/>
+        <w:rPr>
+          <w:rFonts w:ascii="Bahnschrift Light SemiCondensed" w:hAnsi="Bahnschrift Light SemiCondensed" w:cs="Bahnschrift Light SemiCondensed"/>
+          <w:b/>
+          <w:bCs/>
+          <w:color w:val="auto"/>
+          <w:sz w:val="24"/>
+          <w:szCs w:val="24"/>
+          <w:lang w:val="pt-BR"/>
+        </w:rPr>
+      </w:pPr>
+      <w:r>
+        <w:rPr>
+          <w:rFonts w:cs="Bahnschrift Light SemiCondensed" w:ascii="Bahnschrift Light SemiCondensed" w:hAnsi="Bahnschrift Light SemiCondensed"/>
+          <w:b/>
+          <w:bCs/>
+          <w:color w:val="auto"/>
+          <w:sz w:val="24"/>
+          <w:szCs w:val="24"/>
+          <w:u w:val="none"/>
+          <w:lang w:val="pt-BR"/>
+        </w:rPr>
+        <w:t>SELECT</w:t>
+      </w:r>
+      <w:r>
+        <w:rPr>
+          <w:rFonts w:cs="Bahnschrift Light SemiCondensed" w:ascii="Bahnschrift Light SemiCondensed" w:hAnsi="Bahnschrift Light SemiCondensed"/>
+          <w:b w:val="false"/>
+          <w:bCs w:val="false"/>
+          <w:color w:val="auto"/>
+          <w:sz w:val="24"/>
+          <w:szCs w:val="24"/>
+          <w:u w:val="none"/>
+          <w:lang w:val="pt-BR"/>
+        </w:rPr>
+        <w:t xml:space="preserve"> ‘ </w:t>
+      </w:r>
+      <w:r>
+        <w:rPr>
+          <w:rFonts w:cs="Bahnschrift Light SemiCondensed" w:ascii="Bahnschrift Light SemiCondensed" w:hAnsi="Bahnschrift Light SemiCondensed"/>
+          <w:b w:val="false"/>
+          <w:bCs w:val="false"/>
+          <w:color w:val="auto"/>
+          <w:sz w:val="24"/>
+          <w:szCs w:val="24"/>
+          <w:u w:val="single"/>
+          <w:lang w:val="pt-BR"/>
+        </w:rPr>
+        <w:t>nome_da_tabela</w:t>
+      </w:r>
+      <w:r>
+        <w:rPr>
+          <w:rFonts w:cs="Bahnschrift Light SemiCondensed" w:ascii="Bahnschrift Light SemiCondensed" w:hAnsi="Bahnschrift Light SemiCondensed"/>
+          <w:b w:val="false"/>
+          <w:bCs w:val="false"/>
+          <w:color w:val="auto"/>
+          <w:sz w:val="24"/>
+          <w:szCs w:val="24"/>
+          <w:u w:val="none"/>
+          <w:lang w:val="pt-BR"/>
+        </w:rPr>
+        <w:t xml:space="preserve"> ’ </w:t>
+      </w:r>
+      <w:r>
+        <w:rPr>
+          <w:rFonts w:cs="Bahnschrift Light SemiCondensed" w:ascii="Bahnschrift Light SemiCondensed" w:hAnsi="Bahnschrift Light SemiCondensed"/>
+          <w:b w:val="false"/>
+          <w:bCs w:val="false"/>
+          <w:color w:val="auto"/>
+          <w:sz w:val="24"/>
+          <w:szCs w:val="24"/>
+          <w:u w:val="single"/>
+          <w:lang w:val="pt-BR"/>
+        </w:rPr>
+        <w:t>colunas_da_tabela_2</w:t>
+      </w:r>
+      <w:r>
+        <w:rPr>
+          <w:rFonts w:cs="Bahnschrift Light SemiCondensed" w:ascii="Bahnschrift Light SemiCondensed" w:hAnsi="Bahnschrift Light SemiCondensed"/>
+          <w:b w:val="false"/>
+          <w:bCs w:val="false"/>
+          <w:color w:val="auto"/>
+          <w:sz w:val="24"/>
+          <w:szCs w:val="24"/>
+          <w:u w:val="none"/>
+          <w:lang w:val="pt-BR"/>
+        </w:rPr>
+        <w:t xml:space="preserve"> </w:t>
+      </w:r>
+      <w:r>
+        <w:rPr>
+          <w:rFonts w:cs="Bahnschrift Light SemiCondensed" w:ascii="Bahnschrift Light SemiCondensed" w:hAnsi="Bahnschrift Light SemiCondensed"/>
+          <w:color w:val="auto"/>
+          <w:sz w:val="24"/>
+          <w:szCs w:val="24"/>
+          <w:u w:val="none"/>
+          <w:lang w:val="pt-BR"/>
+        </w:rPr>
+        <w:t xml:space="preserve">FROM </w:t>
+      </w:r>
+      <w:r>
+        <w:rPr>
+          <w:rFonts w:cs="Bahnschrift Light SemiCondensed" w:ascii="Bahnschrift Light SemiCondensed" w:hAnsi="Bahnschrift Light SemiCondensed"/>
+          <w:b w:val="false"/>
+          <w:bCs w:val="false"/>
+          <w:color w:val="auto"/>
+          <w:sz w:val="24"/>
+          <w:szCs w:val="24"/>
+          <w:u w:val="single"/>
+          <w:lang w:val="pt-BR"/>
+        </w:rPr>
+        <w:t>nome_da_tabela_2</w:t>
+      </w:r>
+      <w:r>
+        <w:rPr>
+          <w:rFonts w:cs="Bahnschrift Light SemiCondensed" w:ascii="Bahnschrift Light SemiCondensed" w:hAnsi="Bahnschrift Light SemiCondensed"/>
+          <w:color w:val="auto"/>
+          <w:sz w:val="24"/>
+          <w:szCs w:val="24"/>
+          <w:u w:val="single"/>
+          <w:lang w:val="pt-BR"/>
+        </w:rPr>
+        <w:t>;</w:t>
+      </w:r>
+      <w:r>
+        <w:rPr>
+          <w:rFonts w:cs="Bahnschrift Light SemiCondensed" w:ascii="Bahnschrift Light SemiCondensed" w:hAnsi="Bahnschrift Light SemiCondensed"/>
+          <w:color w:val="auto"/>
+          <w:sz w:val="24"/>
+          <w:szCs w:val="24"/>
+          <w:u w:val="none"/>
+          <w:lang w:val="pt-BR"/>
+        </w:rPr>
+        <w:tab/>
+        <w:tab/>
+      </w:r>
+      <w:r>
+        <w:rPr>
+          <w:rFonts w:cs="Bahnschrift Light SemiCondensed" w:ascii="Bahnschrift Light SemiCondensed" w:hAnsi="Bahnschrift Light SemiCondensed"/>
+          <w:b/>
+          <w:bCs/>
+          <w:color w:val="auto"/>
+          <w:sz w:val="24"/>
+          <w:szCs w:val="24"/>
+          <w:u w:val="none"/>
+          <w:lang w:val="pt-BR"/>
+        </w:rPr>
+        <w:t>→</w:t>
+      </w:r>
+    </w:p>
+    <w:p>
+      <w:pPr>
+        <w:pStyle w:val="Normal"/>
+        <w:spacing w:before="0" w:after="0"/>
+        <w:jc w:val="left"/>
+        <w:rPr>
+          <w:rFonts w:ascii="Bahnschrift Light SemiCondensed" w:hAnsi="Bahnschrift Light SemiCondensed" w:cs="Bahnschrift Light SemiCondensed"/>
+          <w:b/>
+          <w:bCs/>
+          <w:color w:val="auto"/>
+          <w:sz w:val="24"/>
+          <w:szCs w:val="24"/>
+          <w:lang w:val="pt-BR"/>
+        </w:rPr>
+      </w:pPr>
+      <w:r>
+        <w:rPr>
+          <w:rFonts w:cs="Bahnschrift Light SemiCondensed" w:ascii="Bahnschrift Light SemiCondensed" w:hAnsi="Bahnschrift Light SemiCondensed"/>
+          <w:b/>
+          <w:bCs/>
+          <w:color w:val="auto"/>
+          <w:sz w:val="24"/>
+          <w:szCs w:val="24"/>
+          <w:lang w:val="pt-BR"/>
+        </w:rPr>
+      </w:r>
+    </w:p>
+    <w:p>
+      <w:pPr>
+        <w:pStyle w:val="Normal"/>
+        <w:spacing w:before="0" w:after="0"/>
+        <w:jc w:val="left"/>
+        <w:rPr>
+          <w:rFonts w:ascii="Bahnschrift Light SemiCondensed" w:hAnsi="Bahnschrift Light SemiCondensed" w:cs="Bahnschrift Light SemiCondensed"/>
+          <w:b/>
+          <w:bCs/>
+          <w:color w:val="auto"/>
+          <w:sz w:val="24"/>
+          <w:szCs w:val="24"/>
+          <w:lang w:val="pt-BR"/>
+        </w:rPr>
+      </w:pPr>
+      <w:r>
+        <w:rPr>
+          <w:rFonts w:cs="Bahnschrift Light SemiCondensed" w:ascii="Bahnschrift Light SemiCondensed" w:hAnsi="Bahnschrift Light SemiCondensed"/>
+          <w:b/>
+          <w:bCs/>
+          <w:color w:val="auto"/>
+          <w:sz w:val="24"/>
+          <w:szCs w:val="24"/>
+          <w:u w:val="none"/>
+          <w:lang w:val="pt-BR"/>
+        </w:rPr>
+        <w:tab/>
+        <w:tab/>
+      </w:r>
+      <w:r>
+        <w:rPr>
+          <w:rFonts w:cs="Bahnschrift Light SemiCondensed" w:ascii="Bahnschrift Light SemiCondensed" w:hAnsi="Bahnschrift Light SemiCondensed"/>
+          <w:b w:val="false"/>
+          <w:bCs w:val="false"/>
+          <w:color w:val="auto"/>
+          <w:sz w:val="24"/>
+          <w:szCs w:val="24"/>
+          <w:u w:val="none"/>
+          <w:lang w:val="pt-BR"/>
+        </w:rPr>
+        <w:t>Comando utilizado para unir o resultado de uma ou mais consultas em tabelas diferentes.</w:t>
+      </w:r>
+    </w:p>
+    <w:p>
+      <w:pPr>
+        <w:pStyle w:val="Normal"/>
+        <w:spacing w:before="0" w:after="0"/>
+        <w:jc w:val="left"/>
+        <w:rPr>
+          <w:rFonts w:ascii="Bahnschrift Light SemiCondensed" w:hAnsi="Bahnschrift Light SemiCondensed" w:cs="Bahnschrift Light SemiCondensed"/>
+          <w:b/>
+          <w:bCs/>
+          <w:color w:val="auto"/>
+          <w:sz w:val="24"/>
+          <w:szCs w:val="24"/>
+          <w:lang w:val="pt-BR"/>
+        </w:rPr>
+      </w:pPr>
+      <w:r>
         <w:rPr/>
       </w:r>
     </w:p>
@@ -35005,6 +35832,25 @@
         </w:rPr>
       </w:pPr>
       <w:r>
+        <w:rPr/>
+      </w:r>
+    </w:p>
+    <w:p>
+      <w:pPr>
+        <w:pStyle w:val="Normal"/>
+        <w:spacing w:before="0" w:after="0"/>
+        <w:jc w:val="left"/>
+        <w:rPr>
+          <w:rFonts w:ascii="Bahnschrift Light SemiCondensed" w:hAnsi="Bahnschrift Light SemiCondensed" w:cs="Bahnschrift Light SemiCondensed"/>
+          <w:b/>
+          <w:bCs/>
+          <w:color w:val="auto"/>
+          <w:sz w:val="24"/>
+          <w:szCs w:val="24"/>
+          <w:lang w:val="pt-BR"/>
+        </w:rPr>
+      </w:pPr>
+      <w:r>
         <w:rPr>
           <w:rFonts w:cs="Bahnschrift Light SemiCondensed" w:ascii="Bahnschrift Light SemiCondensed" w:hAnsi="Bahnschrift Light SemiCondensed"/>
           <w:b/>
@@ -35012,9 +35858,10 @@
           <w:color w:val="auto"/>
           <w:sz w:val="24"/>
           <w:szCs w:val="24"/>
-          <w:lang w:val="pt-BR"/>
-        </w:rPr>
-        <w:t xml:space="preserve">CREATE VIEW </w:t>
+          <w:u w:val="none"/>
+          <w:lang w:val="pt-BR"/>
+        </w:rPr>
+        <w:t xml:space="preserve">DECLARE </w:t>
       </w:r>
       <w:r>
         <w:rPr>
@@ -35027,7 +35874,7 @@
           <w:u w:val="single"/>
           <w:lang w:val="pt-BR"/>
         </w:rPr>
-        <w:t>nome_da_view</w:t>
+        <w:t>nome_da_variável</w:t>
       </w:r>
       <w:r>
         <w:rPr>
@@ -35045,15 +35892,57 @@
       <w:r>
         <w:rPr>
           <w:rFonts w:cs="Bahnschrift Light SemiCondensed" w:ascii="Bahnschrift Light SemiCondensed" w:hAnsi="Bahnschrift Light SemiCondensed"/>
-          <w:b/>
-          <w:bCs/>
-          <w:color w:val="auto"/>
-          <w:sz w:val="24"/>
-          <w:szCs w:val="24"/>
-          <w:u w:val="none"/>
-          <w:lang w:val="pt-BR"/>
-        </w:rPr>
-        <w:t>AS</w:t>
+          <w:b w:val="false"/>
+          <w:bCs w:val="false"/>
+          <w:color w:val="auto"/>
+          <w:sz w:val="24"/>
+          <w:szCs w:val="24"/>
+          <w:u w:val="single"/>
+          <w:lang w:val="pt-BR"/>
+        </w:rPr>
+        <w:t>tipo_da_variável</w:t>
+      </w:r>
+      <w:r>
+        <w:rPr>
+          <w:rFonts w:cs="Bahnschrift Light SemiCondensed" w:ascii="Bahnschrift Light SemiCondensed" w:hAnsi="Bahnschrift Light SemiCondensed"/>
+          <w:b/>
+          <w:bCs/>
+          <w:color w:val="auto"/>
+          <w:sz w:val="24"/>
+          <w:szCs w:val="24"/>
+          <w:u w:val="single"/>
+          <w:lang w:val="pt-BR"/>
+        </w:rPr>
+        <w:t>;</w:t>
+      </w:r>
+      <w:r>
+        <w:rPr>
+          <w:rFonts w:cs="Bahnschrift Light SemiCondensed" w:ascii="Bahnschrift Light SemiCondensed" w:hAnsi="Bahnschrift Light SemiCondensed"/>
+          <w:b w:val="false"/>
+          <w:bCs w:val="false"/>
+          <w:color w:val="auto"/>
+          <w:sz w:val="24"/>
+          <w:szCs w:val="24"/>
+          <w:u w:val="none"/>
+          <w:lang w:val="pt-BR"/>
+        </w:rPr>
+        <w:tab/>
+        <w:tab/>
+      </w:r>
+      <w:r>
+        <w:rPr>
+          <w:rFonts w:cs="Bahnschrift Light SemiCondensed" w:ascii="Bahnschrift Light SemiCondensed" w:hAnsi="Bahnschrift Light SemiCondensed"/>
+          <w:b/>
+          <w:bCs/>
+          <w:color w:val="auto"/>
+          <w:sz w:val="24"/>
+          <w:szCs w:val="24"/>
+          <w:u w:val="none"/>
+          <w:lang w:val="pt-BR"/>
+        </w:rPr>
+        <w:t>→</w:t>
+        <w:tab/>
+        <w:tab/>
       </w:r>
     </w:p>
     <w:p>
@@ -35072,6 +35961,25 @@
         </w:rPr>
       </w:pPr>
       <w:r>
+        <w:rPr/>
+      </w:r>
+    </w:p>
+    <w:p>
+      <w:pPr>
+        <w:pStyle w:val="Normal"/>
+        <w:spacing w:before="0" w:after="0"/>
+        <w:jc w:val="left"/>
+        <w:rPr>
+          <w:rFonts w:ascii="Bahnschrift Light SemiCondensed" w:hAnsi="Bahnschrift Light SemiCondensed" w:cs="Bahnschrift Light SemiCondensed"/>
+          <w:b/>
+          <w:bCs/>
+          <w:color w:val="auto"/>
+          <w:sz w:val="24"/>
+          <w:szCs w:val="24"/>
+          <w:lang w:val="pt-BR"/>
+        </w:rPr>
+      </w:pPr>
+      <w:r>
         <w:rPr>
           <w:rFonts w:cs="Bahnschrift Light SemiCondensed" w:ascii="Bahnschrift Light SemiCondensed" w:hAnsi="Bahnschrift Light SemiCondensed"/>
           <w:b/>
@@ -35083,7 +35991,6 @@
           <w:lang w:val="pt-BR"/>
         </w:rPr>
         <w:tab/>
-        <w:t>SELECT</w:t>
       </w:r>
       <w:r>
         <w:rPr>
@@ -35096,89 +36003,826 @@
           <w:u w:val="none"/>
           <w:lang w:val="pt-BR"/>
         </w:rPr>
+        <w:t>Comando utilizado para declarar uma variável.</w:t>
+      </w:r>
+    </w:p>
+    <w:p>
+      <w:pPr>
+        <w:pStyle w:val="Normal"/>
+        <w:spacing w:before="0" w:after="0"/>
+        <w:jc w:val="left"/>
+        <w:rPr>
+          <w:rFonts w:ascii="Bahnschrift Light SemiCondensed" w:hAnsi="Bahnschrift Light SemiCondensed" w:cs="Bahnschrift Light SemiCondensed"/>
+          <w:b/>
+          <w:bCs/>
+          <w:color w:val="auto"/>
+          <w:sz w:val="24"/>
+          <w:szCs w:val="24"/>
+          <w:lang w:val="pt-BR"/>
+        </w:rPr>
+      </w:pPr>
+      <w:r>
+        <w:rPr/>
+      </w:r>
+    </w:p>
+    <w:p>
+      <w:pPr>
+        <w:pStyle w:val="Normal"/>
+        <w:spacing w:before="0" w:after="0"/>
+        <w:jc w:val="left"/>
+        <w:rPr>
+          <w:rFonts w:ascii="Bahnschrift Light SemiCondensed" w:hAnsi="Bahnschrift Light SemiCondensed" w:cs="Bahnschrift Light SemiCondensed"/>
+          <w:b/>
+          <w:bCs/>
+          <w:color w:val="auto"/>
+          <w:sz w:val="24"/>
+          <w:szCs w:val="24"/>
+          <w:lang w:val="pt-BR"/>
+        </w:rPr>
+      </w:pPr>
+      <w:r>
+        <w:rPr/>
+      </w:r>
+    </w:p>
+    <w:p>
+      <w:pPr>
+        <w:pStyle w:val="Normal"/>
+        <w:spacing w:before="0" w:after="0"/>
+        <w:jc w:val="left"/>
+        <w:rPr>
+          <w:rFonts w:ascii="Bahnschrift Light SemiCondensed" w:hAnsi="Bahnschrift Light SemiCondensed"/>
+          <w:b/>
+          <w:bCs/>
+          <w:sz w:val="24"/>
+          <w:szCs w:val="24"/>
+        </w:rPr>
+      </w:pPr>
+      <w:r>
+        <w:rPr>
+          <w:rFonts w:ascii="Bahnschrift Light SemiCondensed" w:hAnsi="Bahnschrift Light SemiCondensed"/>
+          <w:b/>
+          <w:bCs/>
+          <w:sz w:val="24"/>
+          <w:szCs w:val="24"/>
+        </w:rPr>
+        <w:t xml:space="preserve">SET </w:t>
+      </w:r>
+      <w:r>
+        <w:rPr>
+          <w:rFonts w:ascii="Bahnschrift Light SemiCondensed" w:hAnsi="Bahnschrift Light SemiCondensed"/>
+          <w:b w:val="false"/>
+          <w:bCs w:val="false"/>
+          <w:sz w:val="24"/>
+          <w:szCs w:val="24"/>
+          <w:u w:val="single"/>
+        </w:rPr>
+        <w:t xml:space="preserve">variável </w:t>
+      </w:r>
+      <w:r>
+        <w:rPr>
+          <w:rFonts w:ascii="Bahnschrift Light SemiCondensed" w:hAnsi="Bahnschrift Light SemiCondensed"/>
+          <w:b/>
+          <w:bCs/>
+          <w:sz w:val="24"/>
+          <w:szCs w:val="24"/>
+          <w:u w:val="none"/>
+        </w:rPr>
+        <w:t xml:space="preserve">= </w:t>
+      </w:r>
+      <w:r>
+        <w:rPr>
+          <w:rFonts w:ascii="Bahnschrift Light SemiCondensed" w:hAnsi="Bahnschrift Light SemiCondensed"/>
+          <w:b w:val="false"/>
+          <w:bCs w:val="false"/>
+          <w:sz w:val="24"/>
+          <w:szCs w:val="24"/>
+          <w:u w:val="single"/>
+        </w:rPr>
+        <w:t>valor</w:t>
+      </w:r>
+      <w:r>
+        <w:rPr>
+          <w:rFonts w:ascii="Bahnschrift Light SemiCondensed" w:hAnsi="Bahnschrift Light SemiCondensed"/>
+          <w:b/>
+          <w:bCs/>
+          <w:sz w:val="24"/>
+          <w:szCs w:val="24"/>
+          <w:u w:val="none"/>
+        </w:rPr>
+        <w:t>;</w:t>
+        <w:tab/>
+        <w:tab/>
+        <w:t>→</w:t>
+        <w:tab/>
+        <w:tab/>
+      </w:r>
+      <w:r>
+        <w:rPr>
+          <w:rFonts w:ascii="Bahnschrift Light SemiCondensed" w:hAnsi="Bahnschrift Light SemiCondensed"/>
+          <w:b w:val="false"/>
+          <w:bCs w:val="false"/>
+          <w:sz w:val="24"/>
+          <w:szCs w:val="24"/>
+          <w:u w:val="none"/>
+        </w:rPr>
+        <w:t xml:space="preserve">Comando utilizado para </w:t>
+      </w:r>
+    </w:p>
+    <w:p>
+      <w:pPr>
+        <w:pStyle w:val="Normal"/>
+        <w:spacing w:before="0" w:after="0"/>
+        <w:jc w:val="left"/>
+        <w:rPr>
+          <w:rFonts w:ascii="Bahnschrift Light SemiCondensed" w:hAnsi="Bahnschrift Light SemiCondensed"/>
+          <w:b/>
+          <w:bCs/>
+          <w:sz w:val="24"/>
+          <w:szCs w:val="24"/>
+        </w:rPr>
+      </w:pPr>
+      <w:r>
+        <w:rPr>
+          <w:rFonts w:ascii="Bahnschrift Light SemiCondensed" w:hAnsi="Bahnschrift Light SemiCondensed"/>
+          <w:b w:val="false"/>
+          <w:bCs w:val="false"/>
+          <w:sz w:val="24"/>
+          <w:szCs w:val="24"/>
+          <w:u w:val="none"/>
+        </w:rPr>
+        <w:tab/>
+      </w:r>
+    </w:p>
+    <w:p>
+      <w:pPr>
+        <w:pStyle w:val="Normal"/>
+        <w:spacing w:before="0" w:after="0"/>
+        <w:jc w:val="left"/>
+        <w:rPr>
+          <w:rFonts w:ascii="Bahnschrift Light SemiCondensed" w:hAnsi="Bahnschrift Light SemiCondensed"/>
+          <w:b/>
+          <w:bCs/>
+          <w:sz w:val="24"/>
+          <w:szCs w:val="24"/>
+        </w:rPr>
+      </w:pPr>
+      <w:r>
+        <w:rPr>
+          <w:rFonts w:ascii="Bahnschrift Light SemiCondensed" w:hAnsi="Bahnschrift Light SemiCondensed"/>
+          <w:b w:val="false"/>
+          <w:bCs w:val="false"/>
+          <w:sz w:val="24"/>
+          <w:szCs w:val="24"/>
+          <w:u w:val="none"/>
+        </w:rPr>
+        <w:tab/>
+        <w:t>atribuir um valor em um variável;</w:t>
+      </w:r>
+    </w:p>
+    <w:p>
+      <w:pPr>
+        <w:pStyle w:val="Normal"/>
+        <w:spacing w:before="0" w:after="0"/>
+        <w:jc w:val="left"/>
+        <w:rPr>
+          <w:rFonts w:ascii="Bahnschrift Light SemiCondensed" w:hAnsi="Bahnschrift Light SemiCondensed" w:cs="Bahnschrift Light SemiCondensed"/>
+          <w:b/>
+          <w:bCs/>
+          <w:color w:val="auto"/>
+          <w:sz w:val="24"/>
+          <w:szCs w:val="24"/>
+          <w:lang w:val="pt-BR"/>
+        </w:rPr>
+      </w:pPr>
+      <w:r>
+        <w:rPr>
+          <w:rFonts w:cs="Bahnschrift Light SemiCondensed" w:ascii="Bahnschrift Light SemiCondensed" w:hAnsi="Bahnschrift Light SemiCondensed"/>
+          <w:b/>
+          <w:bCs/>
+          <w:color w:val="auto"/>
+          <w:sz w:val="24"/>
+          <w:szCs w:val="24"/>
+          <w:lang w:val="pt-BR"/>
+        </w:rPr>
         <w:t xml:space="preserve"> </w:t>
       </w:r>
+    </w:p>
+    <w:p>
+      <w:pPr>
+        <w:pStyle w:val="Normal"/>
+        <w:spacing w:before="0" w:after="0"/>
+        <w:jc w:val="left"/>
+        <w:rPr>
+          <w:rFonts w:ascii="Bahnschrift Light SemiCondensed" w:hAnsi="Bahnschrift Light SemiCondensed" w:cs="Bahnschrift Light SemiCondensed"/>
+          <w:b/>
+          <w:bCs/>
+          <w:color w:val="auto"/>
+          <w:sz w:val="24"/>
+          <w:szCs w:val="24"/>
+          <w:lang w:val="pt-BR"/>
+        </w:rPr>
+      </w:pPr>
       <w:r>
         <w:rPr>
           <w:rFonts w:cs="Bahnschrift Light SemiCondensed" w:ascii="Bahnschrift Light SemiCondensed" w:hAnsi="Bahnschrift Light SemiCondensed"/>
-          <w:b w:val="false"/>
-          <w:bCs w:val="false"/>
-          <w:color w:val="auto"/>
+          <w:b/>
+          <w:bCs/>
+          <w:color w:val="auto"/>
+          <w:sz w:val="24"/>
+          <w:szCs w:val="24"/>
+          <w:lang w:val="pt-BR"/>
+        </w:rPr>
+      </w:r>
+    </w:p>
+    <w:p>
+      <w:pPr>
+        <w:pStyle w:val="Normal"/>
+        <w:spacing w:before="0" w:after="0"/>
+        <w:jc w:val="left"/>
+        <w:rPr>
+          <w:rFonts w:ascii="Bahnschrift Light SemiCondensed" w:hAnsi="Bahnschrift Light SemiCondensed"/>
+          <w:b/>
+          <w:bCs/>
+          <w:sz w:val="24"/>
+          <w:szCs w:val="24"/>
+        </w:rPr>
+      </w:pPr>
+      <w:r>
+        <w:rPr>
+          <w:rFonts w:ascii="Bahnschrift Light SemiCondensed" w:hAnsi="Bahnschrift Light SemiCondensed"/>
+          <w:b/>
+          <w:bCs/>
+          <w:sz w:val="24"/>
+          <w:szCs w:val="24"/>
+        </w:rPr>
+        <w:t xml:space="preserve">SELECT </w:t>
+      </w:r>
+      <w:r>
+        <w:rPr>
+          <w:rFonts w:ascii="Bahnschrift Light SemiCondensed" w:hAnsi="Bahnschrift Light SemiCondensed"/>
+          <w:b w:val="false"/>
+          <w:bCs w:val="false"/>
           <w:sz w:val="24"/>
           <w:szCs w:val="24"/>
           <w:u w:val="single"/>
-          <w:lang w:val="pt-BR"/>
         </w:rPr>
         <w:t>colunas_da_tabela</w:t>
       </w:r>
       <w:r>
         <w:rPr>
-          <w:rFonts w:cs="Bahnschrift Light SemiCondensed" w:ascii="Bahnschrift Light SemiCondensed" w:hAnsi="Bahnschrift Light SemiCondensed"/>
-          <w:b w:val="false"/>
-          <w:bCs w:val="false"/>
-          <w:color w:val="auto"/>
-          <w:sz w:val="24"/>
-          <w:szCs w:val="24"/>
-          <w:u w:val="none"/>
-          <w:lang w:val="pt-BR"/>
+          <w:rFonts w:ascii="Bahnschrift Light SemiCondensed" w:hAnsi="Bahnschrift Light SemiCondensed"/>
+          <w:b w:val="false"/>
+          <w:bCs w:val="false"/>
+          <w:sz w:val="24"/>
+          <w:szCs w:val="24"/>
+          <w:u w:val="none"/>
         </w:rPr>
         <w:t xml:space="preserve"> </w:t>
       </w:r>
       <w:r>
         <w:rPr>
-          <w:rFonts w:cs="Bahnschrift Light SemiCondensed" w:ascii="Bahnschrift Light SemiCondensed" w:hAnsi="Bahnschrift Light SemiCondensed"/>
-          <w:b/>
-          <w:bCs/>
-          <w:color w:val="auto"/>
-          <w:sz w:val="24"/>
-          <w:szCs w:val="24"/>
-          <w:u w:val="none"/>
-          <w:lang w:val="pt-BR"/>
+          <w:rFonts w:ascii="Bahnschrift Light SemiCondensed" w:hAnsi="Bahnschrift Light SemiCondensed"/>
+          <w:b/>
+          <w:bCs/>
+          <w:sz w:val="24"/>
+          <w:szCs w:val="24"/>
+          <w:u w:val="none"/>
+        </w:rPr>
+        <w:t>*,</w:t>
+      </w:r>
+    </w:p>
+    <w:p>
+      <w:pPr>
+        <w:pStyle w:val="Normal"/>
+        <w:spacing w:before="0" w:after="0"/>
+        <w:jc w:val="left"/>
+        <w:rPr>
+          <w:rFonts w:ascii="Bahnschrift Light SemiCondensed" w:hAnsi="Bahnschrift Light SemiCondensed"/>
+          <w:b/>
+          <w:bCs/>
+          <w:sz w:val="24"/>
+          <w:szCs w:val="24"/>
+        </w:rPr>
+      </w:pPr>
+      <w:r>
+        <w:rPr/>
+      </w:r>
+    </w:p>
+    <w:p>
+      <w:pPr>
+        <w:pStyle w:val="Normal"/>
+        <w:spacing w:before="0" w:after="0"/>
+        <w:jc w:val="left"/>
+        <w:rPr>
+          <w:rFonts w:ascii="Bahnschrift Light SemiCondensed" w:hAnsi="Bahnschrift Light SemiCondensed"/>
+          <w:b/>
+          <w:bCs/>
+          <w:sz w:val="24"/>
+          <w:szCs w:val="24"/>
+        </w:rPr>
+      </w:pPr>
+      <w:r>
+        <w:rPr>
+          <w:rFonts w:ascii="Bahnschrift Light SemiCondensed" w:hAnsi="Bahnschrift Light SemiCondensed"/>
+          <w:b/>
+          <w:bCs/>
+          <w:sz w:val="24"/>
+          <w:szCs w:val="24"/>
+          <w:u w:val="none"/>
+        </w:rPr>
+        <w:tab/>
+        <w:t>CASE</w:t>
+      </w:r>
+    </w:p>
+    <w:p>
+      <w:pPr>
+        <w:pStyle w:val="Normal"/>
+        <w:spacing w:before="0" w:after="0"/>
+        <w:jc w:val="left"/>
+        <w:rPr>
+          <w:u w:val="none"/>
+        </w:rPr>
+      </w:pPr>
+      <w:r>
+        <w:rPr>
+          <w:u w:val="none"/>
+        </w:rPr>
+      </w:r>
+    </w:p>
+    <w:p>
+      <w:pPr>
+        <w:pStyle w:val="Normal"/>
+        <w:spacing w:before="0" w:after="0"/>
+        <w:jc w:val="left"/>
+        <w:rPr>
+          <w:rFonts w:ascii="Bahnschrift Light SemiCondensed" w:hAnsi="Bahnschrift Light SemiCondensed"/>
+          <w:b/>
+          <w:bCs/>
+          <w:sz w:val="24"/>
+          <w:szCs w:val="24"/>
+        </w:rPr>
+      </w:pPr>
+      <w:r>
+        <w:rPr>
+          <w:rFonts w:ascii="Bahnschrift Light SemiCondensed" w:hAnsi="Bahnschrift Light SemiCondensed"/>
+          <w:b/>
+          <w:bCs/>
+          <w:sz w:val="24"/>
+          <w:szCs w:val="24"/>
+          <w:u w:val="none"/>
+        </w:rPr>
+        <w:tab/>
+        <w:tab/>
+        <w:t xml:space="preserve">WHEN </w:t>
+      </w:r>
+      <w:r>
+        <w:rPr>
+          <w:rFonts w:ascii="Bahnschrift Light SemiCondensed" w:hAnsi="Bahnschrift Light SemiCondensed"/>
+          <w:b w:val="false"/>
+          <w:bCs w:val="false"/>
+          <w:sz w:val="24"/>
+          <w:szCs w:val="24"/>
+          <w:u w:val="single"/>
+        </w:rPr>
+        <w:t>condição</w:t>
+      </w:r>
+    </w:p>
+    <w:p>
+      <w:pPr>
+        <w:pStyle w:val="Normal"/>
+        <w:spacing w:before="0" w:after="0"/>
+        <w:jc w:val="left"/>
+        <w:rPr>
+          <w:rFonts w:ascii="Bahnschrift Light SemiCondensed" w:hAnsi="Bahnschrift Light SemiCondensed"/>
+          <w:b/>
+          <w:bCs/>
+          <w:sz w:val="24"/>
+          <w:szCs w:val="24"/>
+        </w:rPr>
+      </w:pPr>
+      <w:r>
+        <w:rPr>
+          <w:rFonts w:ascii="Bahnschrift Light SemiCondensed" w:hAnsi="Bahnschrift Light SemiCondensed"/>
+          <w:b w:val="false"/>
+          <w:bCs w:val="false"/>
+          <w:sz w:val="24"/>
+          <w:szCs w:val="24"/>
+          <w:u w:val="none"/>
+        </w:rPr>
+        <w:tab/>
+        <w:tab/>
+      </w:r>
+      <w:r>
+        <w:rPr>
+          <w:rFonts w:ascii="Bahnschrift Light SemiCondensed" w:hAnsi="Bahnschrift Light SemiCondensed"/>
+          <w:b/>
+          <w:bCs/>
+          <w:sz w:val="24"/>
+          <w:szCs w:val="24"/>
+          <w:u w:val="none"/>
+        </w:rPr>
+        <w:t xml:space="preserve">THEN </w:t>
+      </w:r>
+      <w:r>
+        <w:rPr>
+          <w:rFonts w:ascii="Bahnschrift Light SemiCondensed" w:hAnsi="Bahnschrift Light SemiCondensed"/>
+          <w:b w:val="false"/>
+          <w:bCs w:val="false"/>
+          <w:sz w:val="24"/>
+          <w:szCs w:val="24"/>
+          <w:u w:val="single"/>
+        </w:rPr>
+        <w:t>resultado_condicao_verdadeira</w:t>
+      </w:r>
+    </w:p>
+    <w:p>
+      <w:pPr>
+        <w:pStyle w:val="Normal"/>
+        <w:spacing w:before="0" w:after="0"/>
+        <w:jc w:val="left"/>
+        <w:rPr>
+          <w:rFonts w:ascii="Bahnschrift Light SemiCondensed" w:hAnsi="Bahnschrift Light SemiCondensed"/>
+          <w:b/>
+          <w:bCs/>
+          <w:sz w:val="24"/>
+          <w:szCs w:val="24"/>
+        </w:rPr>
+      </w:pPr>
+      <w:r>
+        <w:rPr>
+          <w:rFonts w:ascii="Bahnschrift Light SemiCondensed" w:hAnsi="Bahnschrift Light SemiCondensed"/>
+          <w:b w:val="false"/>
+          <w:bCs w:val="false"/>
+          <w:sz w:val="24"/>
+          <w:szCs w:val="24"/>
+          <w:u w:val="none"/>
+        </w:rPr>
+        <w:tab/>
+        <w:tab/>
+      </w:r>
+      <w:r>
+        <w:rPr>
+          <w:rFonts w:ascii="Bahnschrift Light SemiCondensed" w:hAnsi="Bahnschrift Light SemiCondensed"/>
+          <w:b/>
+          <w:bCs/>
+          <w:sz w:val="24"/>
+          <w:szCs w:val="24"/>
+          <w:u w:val="none"/>
+        </w:rPr>
+        <w:t xml:space="preserve">ELSE </w:t>
+      </w:r>
+      <w:r>
+        <w:rPr>
+          <w:rFonts w:ascii="Bahnschrift Light SemiCondensed" w:hAnsi="Bahnschrift Light SemiCondensed"/>
+          <w:b w:val="false"/>
+          <w:bCs w:val="false"/>
+          <w:sz w:val="24"/>
+          <w:szCs w:val="24"/>
+          <w:u w:val="single"/>
+        </w:rPr>
+        <w:t>resutltado_condicao_falsa</w:t>
+      </w:r>
+    </w:p>
+    <w:p>
+      <w:pPr>
+        <w:pStyle w:val="Normal"/>
+        <w:spacing w:before="0" w:after="0"/>
+        <w:jc w:val="left"/>
+        <w:rPr>
+          <w:b/>
+          <w:bCs/>
+          <w:u w:val="single"/>
+        </w:rPr>
+      </w:pPr>
+      <w:r>
+        <w:rPr>
+          <w:b/>
+          <w:bCs/>
+          <w:u w:val="single"/>
+        </w:rPr>
+      </w:r>
+    </w:p>
+    <w:p>
+      <w:pPr>
+        <w:pStyle w:val="Normal"/>
+        <w:spacing w:before="0" w:after="0"/>
+        <w:jc w:val="left"/>
+        <w:rPr>
+          <w:rFonts w:ascii="Bahnschrift Light SemiCondensed" w:hAnsi="Bahnschrift Light SemiCondensed"/>
+          <w:b/>
+          <w:bCs/>
+          <w:sz w:val="24"/>
+          <w:szCs w:val="24"/>
+          <w:u w:val="none"/>
+        </w:rPr>
+      </w:pPr>
+      <w:r>
+        <w:rPr>
+          <w:rFonts w:ascii="Bahnschrift Light SemiCondensed" w:hAnsi="Bahnschrift Light SemiCondensed"/>
+          <w:b/>
+          <w:bCs/>
+          <w:sz w:val="24"/>
+          <w:szCs w:val="24"/>
+          <w:u w:val="none"/>
+        </w:rPr>
+        <w:tab/>
+        <w:t>END “</w:t>
+      </w:r>
+      <w:r>
+        <w:rPr>
+          <w:rFonts w:ascii="Bahnschrift Light SemiCondensed" w:hAnsi="Bahnschrift Light SemiCondensed"/>
+          <w:b w:val="false"/>
+          <w:bCs w:val="false"/>
+          <w:sz w:val="24"/>
+          <w:szCs w:val="24"/>
+          <w:u w:val="none"/>
+        </w:rPr>
+        <w:t xml:space="preserve"> </w:t>
+      </w:r>
+      <w:r>
+        <w:rPr>
+          <w:rFonts w:ascii="Bahnschrift Light SemiCondensed" w:hAnsi="Bahnschrift Light SemiCondensed"/>
+          <w:b w:val="false"/>
+          <w:bCs w:val="false"/>
+          <w:sz w:val="24"/>
+          <w:szCs w:val="24"/>
+          <w:u w:val="single"/>
+        </w:rPr>
+        <w:t>nome_da_coluna_da_condicao</w:t>
+      </w:r>
+      <w:r>
+        <w:rPr>
+          <w:rFonts w:ascii="Bahnschrift Light SemiCondensed" w:hAnsi="Bahnschrift Light SemiCondensed"/>
+          <w:b w:val="false"/>
+          <w:bCs w:val="false"/>
+          <w:sz w:val="24"/>
+          <w:szCs w:val="24"/>
+          <w:u w:val="none"/>
+        </w:rPr>
+        <w:t xml:space="preserve"> </w:t>
+      </w:r>
+      <w:r>
+        <w:rPr>
+          <w:rFonts w:ascii="Bahnschrift Light SemiCondensed" w:hAnsi="Bahnschrift Light SemiCondensed"/>
+          <w:b/>
+          <w:bCs/>
+          <w:sz w:val="24"/>
+          <w:szCs w:val="24"/>
+          <w:u w:val="none"/>
+        </w:rPr>
+        <w:t>”</w:t>
+      </w:r>
+    </w:p>
+    <w:p>
+      <w:pPr>
+        <w:pStyle w:val="Normal"/>
+        <w:spacing w:before="0" w:after="0"/>
+        <w:jc w:val="left"/>
+        <w:rPr>
+          <w:rFonts w:ascii="Bahnschrift Light SemiCondensed" w:hAnsi="Bahnschrift Light SemiCondensed"/>
+          <w:b/>
+          <w:bCs/>
+          <w:sz w:val="24"/>
+          <w:szCs w:val="24"/>
+          <w:u w:val="none"/>
+        </w:rPr>
+      </w:pPr>
+      <w:r>
+        <w:rPr>
+          <w:rFonts w:ascii="Bahnschrift Light SemiCondensed" w:hAnsi="Bahnschrift Light SemiCondensed"/>
+          <w:b/>
+          <w:bCs/>
+          <w:sz w:val="24"/>
+          <w:szCs w:val="24"/>
+          <w:u w:val="none"/>
+        </w:rPr>
+      </w:r>
+    </w:p>
+    <w:p>
+      <w:pPr>
+        <w:pStyle w:val="Normal"/>
+        <w:spacing w:before="0" w:after="0"/>
+        <w:jc w:val="left"/>
+        <w:rPr>
+          <w:rFonts w:ascii="Bahnschrift Light SemiCondensed" w:hAnsi="Bahnschrift Light SemiCondensed"/>
+          <w:b/>
+          <w:bCs/>
+          <w:sz w:val="24"/>
+          <w:szCs w:val="24"/>
+          <w:u w:val="none"/>
+        </w:rPr>
+      </w:pPr>
+      <w:r>
+        <w:rPr>
+          <w:rFonts w:ascii="Bahnschrift Light SemiCondensed" w:hAnsi="Bahnschrift Light SemiCondensed"/>
+          <w:b/>
+          <w:bCs/>
+          <w:sz w:val="24"/>
+          <w:szCs w:val="24"/>
+          <w:u w:val="none"/>
         </w:rPr>
         <w:t xml:space="preserve">FROM </w:t>
       </w:r>
       <w:r>
         <w:rPr>
-          <w:rFonts w:cs="Bahnschrift Light SemiCondensed" w:ascii="Bahnschrift Light SemiCondensed" w:hAnsi="Bahnschrift Light SemiCondensed"/>
-          <w:b w:val="false"/>
-          <w:bCs w:val="false"/>
-          <w:color w:val="auto"/>
+          <w:rFonts w:ascii="Bahnschrift Light SemiCondensed" w:hAnsi="Bahnschrift Light SemiCondensed"/>
+          <w:b w:val="false"/>
+          <w:bCs w:val="false"/>
           <w:sz w:val="24"/>
           <w:szCs w:val="24"/>
           <w:u w:val="single"/>
-          <w:lang w:val="pt-BR"/>
         </w:rPr>
         <w:t>nome_da_tabela</w:t>
       </w:r>
       <w:r>
         <w:rPr>
-          <w:rFonts w:cs="Bahnschrift Light SemiCondensed" w:ascii="Bahnschrift Light SemiCondensed" w:hAnsi="Bahnschrift Light SemiCondensed"/>
-          <w:b/>
-          <w:bCs/>
-          <w:color w:val="auto"/>
+          <w:rFonts w:ascii="Bahnschrift Light SemiCondensed" w:hAnsi="Bahnschrift Light SemiCondensed"/>
+          <w:b/>
+          <w:bCs/>
+          <w:sz w:val="24"/>
+          <w:szCs w:val="24"/>
+          <w:u w:val="none"/>
+        </w:rPr>
+        <w:t>;</w:t>
+        <w:tab/>
+        <w:tab/>
+        <w:t>→</w:t>
+        <w:tab/>
+        <w:tab/>
+      </w:r>
+      <w:r>
+        <w:rPr>
+          <w:rFonts w:ascii="Bahnschrift Light SemiCondensed" w:hAnsi="Bahnschrift Light SemiCondensed"/>
+          <w:b w:val="false"/>
+          <w:bCs w:val="false"/>
+          <w:sz w:val="24"/>
+          <w:szCs w:val="24"/>
+          <w:u w:val="none"/>
+        </w:rPr>
+        <w:t xml:space="preserve">Comando utilizado para </w:t>
+      </w:r>
+    </w:p>
+    <w:p>
+      <w:pPr>
+        <w:pStyle w:val="Normal"/>
+        <w:spacing w:before="0" w:after="0"/>
+        <w:jc w:val="left"/>
+        <w:rPr>
+          <w:rFonts w:ascii="Bahnschrift Light SemiCondensed" w:hAnsi="Bahnschrift Light SemiCondensed"/>
+          <w:b/>
+          <w:bCs/>
+          <w:sz w:val="24"/>
+          <w:szCs w:val="24"/>
+          <w:u w:val="none"/>
+        </w:rPr>
+      </w:pPr>
+      <w:r>
+        <w:rPr>
+          <w:rFonts w:ascii="Bahnschrift Light SemiCondensed" w:hAnsi="Bahnschrift Light SemiCondensed"/>
+          <w:b/>
+          <w:bCs/>
+          <w:sz w:val="24"/>
+          <w:szCs w:val="24"/>
+          <w:u w:val="none"/>
+        </w:rPr>
+      </w:r>
+    </w:p>
+    <w:p>
+      <w:pPr>
+        <w:pStyle w:val="Normal"/>
+        <w:spacing w:before="0" w:after="0"/>
+        <w:jc w:val="left"/>
+        <w:rPr>
+          <w:rFonts w:ascii="Bahnschrift Light SemiCondensed" w:hAnsi="Bahnschrift Light SemiCondensed"/>
+          <w:b/>
+          <w:bCs/>
+          <w:sz w:val="24"/>
+          <w:szCs w:val="24"/>
+          <w:u w:val="none"/>
+        </w:rPr>
+      </w:pPr>
+      <w:r>
+        <w:rPr>
+          <w:rFonts w:ascii="Bahnschrift Light SemiCondensed" w:hAnsi="Bahnschrift Light SemiCondensed"/>
+          <w:b w:val="false"/>
+          <w:bCs w:val="false"/>
+          <w:sz w:val="24"/>
+          <w:szCs w:val="24"/>
+          <w:u w:val="none"/>
+        </w:rPr>
+        <w:tab/>
+        <w:t xml:space="preserve">aplicar condições </w:t>
+      </w:r>
+      <w:r>
+        <w:rPr>
+          <w:rFonts w:ascii="Bahnschrift Light SemiCondensed" w:hAnsi="Bahnschrift Light SemiCondensed"/>
+          <w:b w:val="false"/>
+          <w:bCs w:val="false"/>
+          <w:sz w:val="24"/>
+          <w:szCs w:val="24"/>
+          <w:u w:val="none"/>
+        </w:rPr>
+        <w:t>de multiplas.</w:t>
+      </w:r>
+    </w:p>
+    <w:p>
+      <w:pPr>
+        <w:pStyle w:val="Normal"/>
+        <w:spacing w:before="0" w:after="0"/>
+        <w:jc w:val="left"/>
+        <w:rPr>
+          <w:b/>
+          <w:bCs/>
+          <w:u w:val="none"/>
+        </w:rPr>
+      </w:pPr>
+      <w:r>
+        <w:rPr>
+          <w:rFonts w:ascii="Bahnschrift Light SemiCondensed" w:hAnsi="Bahnschrift Light SemiCondensed"/>
+          <w:sz w:val="24"/>
+          <w:szCs w:val="24"/>
+        </w:rPr>
+      </w:r>
+    </w:p>
+    <w:p>
+      <w:pPr>
+        <w:pStyle w:val="Normal"/>
+        <w:spacing w:before="0" w:after="0"/>
+        <w:jc w:val="left"/>
+        <w:rPr>
+          <w:b/>
+          <w:bCs/>
+          <w:u w:val="none"/>
+        </w:rPr>
+      </w:pPr>
+      <w:r>
+        <w:rPr>
+          <w:rFonts w:ascii="Bahnschrift Light SemiCondensed" w:hAnsi="Bahnschrift Light SemiCondensed"/>
+          <w:sz w:val="24"/>
+          <w:szCs w:val="24"/>
+        </w:rPr>
+      </w:r>
+    </w:p>
+    <w:p>
+      <w:pPr>
+        <w:pStyle w:val="Normal"/>
+        <w:spacing w:before="0" w:after="0"/>
+        <w:jc w:val="left"/>
+        <w:rPr>
+          <w:rFonts w:ascii="Bahnschrift Light SemiCondensed" w:hAnsi="Bahnschrift Light SemiCondensed"/>
+          <w:sz w:val="24"/>
+          <w:szCs w:val="24"/>
+        </w:rPr>
+      </w:pPr>
+      <w:r>
+        <w:rPr>
+          <w:rFonts w:ascii="Bahnschrift Light SemiCondensed" w:hAnsi="Bahnschrift Light SemiCondensed"/>
+          <w:b/>
+          <w:bCs/>
+          <w:sz w:val="24"/>
+          <w:szCs w:val="24"/>
+          <w:u w:val="none"/>
+        </w:rPr>
+        <w:t xml:space="preserve">FROM </w:t>
+      </w:r>
+      <w:r>
+        <w:rPr>
+          <w:rFonts w:ascii="Bahnschrift Light SemiCondensed" w:hAnsi="Bahnschrift Light SemiCondensed"/>
+          <w:b w:val="false"/>
+          <w:bCs w:val="false"/>
           <w:sz w:val="24"/>
           <w:szCs w:val="24"/>
           <w:u w:val="single"/>
-          <w:lang w:val="pt-BR"/>
+        </w:rPr>
+        <w:t>nome_da_tabela</w:t>
+      </w:r>
+      <w:r>
+        <w:rPr>
+          <w:rFonts w:ascii="Bahnschrift Light SemiCondensed" w:hAnsi="Bahnschrift Light SemiCondensed"/>
+          <w:b/>
+          <w:bCs/>
+          <w:sz w:val="24"/>
+          <w:szCs w:val="24"/>
+          <w:u w:val="none"/>
         </w:rPr>
         <w:t>;</w:t>
-      </w:r>
-      <w:r>
-        <w:rPr>
-          <w:rFonts w:cs="Bahnschrift Light SemiCondensed" w:ascii="Bahnschrift Light SemiCondensed" w:hAnsi="Bahnschrift Light SemiCondensed"/>
-          <w:b/>
-          <w:bCs/>
-          <w:color w:val="auto"/>
-          <w:sz w:val="24"/>
-          <w:szCs w:val="24"/>
-          <w:u w:val="none"/>
-          <w:lang w:val="pt-BR"/>
-        </w:rPr>
+        <w:tab/>
         <w:tab/>
         <w:t>→</w:t>
         <w:tab/>
         <w:tab/>
       </w:r>
+      <w:r>
+        <w:rPr>
+          <w:rFonts w:ascii="Bahnschrift Light SemiCondensed" w:hAnsi="Bahnschrift Light SemiCondensed"/>
+          <w:b w:val="false"/>
+          <w:bCs w:val="false"/>
+          <w:sz w:val="24"/>
+          <w:szCs w:val="24"/>
+          <w:u w:val="none"/>
+        </w:rPr>
+        <w:t xml:space="preserve">Comando utilizado para </w:t>
+      </w:r>
     </w:p>
     <w:p>
       <w:pPr>
@@ -35186,13 +36830,270 @@
         <w:spacing w:before="0" w:after="0"/>
         <w:jc w:val="left"/>
         <w:rPr>
-          <w:rFonts w:ascii="Bahnschrift Light SemiCondensed" w:hAnsi="Bahnschrift Light SemiCondensed" w:cs="Bahnschrift Light SemiCondensed"/>
-          <w:b/>
-          <w:bCs/>
-          <w:color w:val="auto"/>
-          <w:sz w:val="24"/>
-          <w:szCs w:val="24"/>
-          <w:lang w:val="pt-BR"/>
+          <w:rFonts w:ascii="Bahnschrift Light SemiCondensed" w:hAnsi="Bahnschrift Light SemiCondensed"/>
+          <w:b/>
+          <w:bCs/>
+          <w:sz w:val="24"/>
+          <w:szCs w:val="24"/>
+          <w:u w:val="none"/>
+        </w:rPr>
+      </w:pPr>
+      <w:r>
+        <w:rPr>
+          <w:rFonts w:ascii="Bahnschrift Light SemiCondensed" w:hAnsi="Bahnschrift Light SemiCondensed"/>
+          <w:b/>
+          <w:bCs/>
+          <w:sz w:val="24"/>
+          <w:szCs w:val="24"/>
+          <w:u w:val="none"/>
+        </w:rPr>
+      </w:r>
+    </w:p>
+    <w:p>
+      <w:pPr>
+        <w:pStyle w:val="Normal"/>
+        <w:spacing w:before="0" w:after="0"/>
+        <w:jc w:val="left"/>
+        <w:rPr>
+          <w:rFonts w:ascii="Bahnschrift Light SemiCondensed" w:hAnsi="Bahnschrift Light SemiCondensed"/>
+          <w:sz w:val="24"/>
+          <w:szCs w:val="24"/>
+        </w:rPr>
+      </w:pPr>
+      <w:r>
+        <w:rPr>
+          <w:rFonts w:ascii="Bahnschrift Light SemiCondensed" w:hAnsi="Bahnschrift Light SemiCondensed"/>
+          <w:b w:val="false"/>
+          <w:bCs w:val="false"/>
+          <w:sz w:val="24"/>
+          <w:szCs w:val="24"/>
+        </w:rPr>
+        <w:tab/>
+        <w:t xml:space="preserve">aplicar condições </w:t>
+      </w:r>
+      <w:r>
+        <w:rPr>
+          <w:rFonts w:ascii="Bahnschrift Light SemiCondensed" w:hAnsi="Bahnschrift Light SemiCondensed"/>
+          <w:b w:val="false"/>
+          <w:bCs w:val="false"/>
+          <w:sz w:val="24"/>
+          <w:szCs w:val="24"/>
+        </w:rPr>
+        <w:t>compostas.</w:t>
+      </w:r>
+    </w:p>
+    <w:p>
+      <w:pPr>
+        <w:pStyle w:val="Normal"/>
+        <w:spacing w:before="0" w:after="0"/>
+        <w:jc w:val="left"/>
+        <w:rPr>
+          <w:rFonts w:ascii="Bahnschrift Light SemiCondensed" w:hAnsi="Bahnschrift Light SemiCondensed"/>
+          <w:b/>
+          <w:bCs/>
+          <w:sz w:val="24"/>
+          <w:szCs w:val="24"/>
+          <w:u w:val="none"/>
+        </w:rPr>
+      </w:pPr>
+      <w:r>
+        <w:rPr>
+          <w:b w:val="false"/>
+          <w:bCs w:val="false"/>
+        </w:rPr>
+        <w:tab/>
+      </w:r>
+    </w:p>
+    <w:p>
+      <w:pPr>
+        <w:pStyle w:val="Normal"/>
+        <w:spacing w:before="0" w:after="0"/>
+        <w:jc w:val="left"/>
+        <w:rPr>
+          <w:rFonts w:ascii="Bahnschrift Light SemiCondensed" w:hAnsi="Bahnschrift Light SemiCondensed"/>
+          <w:b/>
+          <w:bCs/>
+          <w:sz w:val="24"/>
+          <w:szCs w:val="24"/>
+          <w:u w:val="none"/>
+        </w:rPr>
+      </w:pPr>
+      <w:r>
+        <w:rPr>
+          <w:rFonts w:ascii="Bahnschrift Light SemiCondensed" w:hAnsi="Bahnschrift Light SemiCondensed"/>
+          <w:b/>
+          <w:bCs/>
+          <w:sz w:val="24"/>
+          <w:szCs w:val="24"/>
+          <w:u w:val="none"/>
+        </w:rPr>
+      </w:r>
+    </w:p>
+    <w:p>
+      <w:pPr>
+        <w:pStyle w:val="Normal"/>
+        <w:spacing w:before="0" w:after="0"/>
+        <w:jc w:val="left"/>
+        <w:rPr>
+          <w:rFonts w:ascii="Bahnschrift Light SemiCondensed" w:hAnsi="Bahnschrift Light SemiCondensed"/>
+          <w:b/>
+          <w:bCs/>
+          <w:sz w:val="24"/>
+          <w:szCs w:val="24"/>
+          <w:u w:val="none"/>
+        </w:rPr>
+      </w:pPr>
+      <w:r>
+        <w:rPr>
+          <w:rFonts w:ascii="Bahnschrift Light SemiCondensed" w:hAnsi="Bahnschrift Light SemiCondensed"/>
+          <w:b/>
+          <w:bCs/>
+          <w:sz w:val="24"/>
+          <w:szCs w:val="24"/>
+          <w:u w:val="none"/>
+        </w:rPr>
+        <w:t xml:space="preserve">DELIMITER </w:t>
+      </w:r>
+      <w:r>
+        <w:rPr>
+          <w:rFonts w:ascii="Bahnschrift Light SemiCondensed" w:hAnsi="Bahnschrift Light SemiCondensed"/>
+          <w:b w:val="false"/>
+          <w:bCs w:val="false"/>
+          <w:sz w:val="24"/>
+          <w:szCs w:val="24"/>
+          <w:u w:val="single"/>
+        </w:rPr>
+        <w:t>delimitador</w:t>
+      </w:r>
+      <w:r>
+        <w:rPr>
+          <w:rFonts w:ascii="Bahnschrift Light SemiCondensed" w:hAnsi="Bahnschrift Light SemiCondensed"/>
+          <w:b w:val="false"/>
+          <w:bCs w:val="false"/>
+          <w:sz w:val="24"/>
+          <w:szCs w:val="24"/>
+          <w:u w:val="none"/>
+        </w:rPr>
+        <w:tab/>
+        <w:tab/>
+        <w:t>→</w:t>
+        <w:tab/>
+        <w:tab/>
+        <w:t xml:space="preserve">Comando utilizado para setar </w:t>
+      </w:r>
+    </w:p>
+    <w:p>
+      <w:pPr>
+        <w:pStyle w:val="Normal"/>
+        <w:spacing w:before="0" w:after="0"/>
+        <w:jc w:val="left"/>
+        <w:rPr>
+          <w:rFonts w:ascii="Bahnschrift Light SemiCondensed" w:hAnsi="Bahnschrift Light SemiCondensed"/>
+          <w:b/>
+          <w:bCs/>
+          <w:sz w:val="24"/>
+          <w:szCs w:val="24"/>
+          <w:u w:val="none"/>
+        </w:rPr>
+      </w:pPr>
+      <w:r>
+        <w:rPr>
+          <w:rFonts w:ascii="Bahnschrift Light SemiCondensed" w:hAnsi="Bahnschrift Light SemiCondensed"/>
+          <w:b/>
+          <w:bCs/>
+          <w:sz w:val="24"/>
+          <w:szCs w:val="24"/>
+          <w:u w:val="none"/>
+        </w:rPr>
+      </w:r>
+    </w:p>
+    <w:p>
+      <w:pPr>
+        <w:pStyle w:val="Normal"/>
+        <w:spacing w:before="0" w:after="0"/>
+        <w:jc w:val="left"/>
+        <w:rPr>
+          <w:rFonts w:ascii="Bahnschrift Light SemiCondensed" w:hAnsi="Bahnschrift Light SemiCondensed"/>
+          <w:b/>
+          <w:bCs/>
+          <w:sz w:val="24"/>
+          <w:szCs w:val="24"/>
+          <w:u w:val="none"/>
+        </w:rPr>
+      </w:pPr>
+      <w:r>
+        <w:rPr>
+          <w:rFonts w:ascii="Bahnschrift Light SemiCondensed" w:hAnsi="Bahnschrift Light SemiCondensed"/>
+          <w:b w:val="false"/>
+          <w:bCs w:val="false"/>
+          <w:sz w:val="24"/>
+          <w:szCs w:val="24"/>
+          <w:u w:val="none"/>
+        </w:rPr>
+        <w:tab/>
+        <w:t xml:space="preserve">um delimitador. O padrão é “ </w:t>
+      </w:r>
+      <w:r>
+        <w:rPr>
+          <w:rFonts w:ascii="Bahnschrift Light SemiCondensed" w:hAnsi="Bahnschrift Light SemiCondensed"/>
+          <w:b/>
+          <w:bCs/>
+          <w:sz w:val="24"/>
+          <w:szCs w:val="24"/>
+          <w:u w:val="none"/>
+        </w:rPr>
+        <w:t xml:space="preserve">; </w:t>
+      </w:r>
+      <w:r>
+        <w:rPr>
+          <w:rFonts w:ascii="Bahnschrift Light SemiCondensed" w:hAnsi="Bahnschrift Light SemiCondensed"/>
+          <w:b w:val="false"/>
+          <w:bCs w:val="false"/>
+          <w:sz w:val="24"/>
+          <w:szCs w:val="24"/>
+          <w:u w:val="none"/>
+        </w:rPr>
+        <w:t>”.</w:t>
+      </w:r>
+    </w:p>
+    <w:p>
+      <w:pPr>
+        <w:pStyle w:val="Normal"/>
+        <w:spacing w:before="0" w:after="0"/>
+        <w:jc w:val="left"/>
+        <w:rPr>
+          <w:rFonts w:ascii="Bahnschrift Light SemiCondensed" w:hAnsi="Bahnschrift Light SemiCondensed"/>
+          <w:b/>
+          <w:bCs/>
+          <w:sz w:val="24"/>
+          <w:szCs w:val="24"/>
+          <w:u w:val="none"/>
+        </w:rPr>
+      </w:pPr>
+      <w:r>
+        <w:rPr>
+          <w:rFonts w:ascii="Bahnschrift Light SemiCondensed" w:hAnsi="Bahnschrift Light SemiCondensed"/>
+          <w:b/>
+          <w:bCs/>
+          <w:sz w:val="24"/>
+          <w:szCs w:val="24"/>
+          <w:u w:val="none"/>
+        </w:rPr>
+        <w:tab/>
+      </w:r>
+    </w:p>
+    <w:p>
+      <w:pPr>
+        <w:pStyle w:val="Normal"/>
+        <w:spacing w:before="0" w:after="0"/>
+        <w:jc w:val="left"/>
+        <w:rPr>
+          <w:rFonts w:ascii="Bahnschrift Light SemiCondensed" w:hAnsi="Bahnschrift Light SemiCondensed"/>
+          <w:b/>
+          <w:bCs/>
+          <w:sz w:val="24"/>
+          <w:szCs w:val="24"/>
+          <w:u w:val="none"/>
         </w:rPr>
       </w:pPr>
       <w:r>
@@ -35205,66 +37106,24 @@
         <w:spacing w:before="0" w:after="0"/>
         <w:jc w:val="left"/>
         <w:rPr>
-          <w:rFonts w:ascii="Bahnschrift Light SemiCondensed" w:hAnsi="Bahnschrift Light SemiCondensed" w:cs="Bahnschrift Light SemiCondensed"/>
-          <w:b/>
-          <w:bCs/>
-          <w:color w:val="auto"/>
-          <w:sz w:val="24"/>
-          <w:szCs w:val="24"/>
-          <w:lang w:val="pt-BR"/>
-        </w:rPr>
-      </w:pPr>
-      <w:r>
-        <w:rPr>
-          <w:rFonts w:cs="Bahnschrift Light SemiCondensed" w:ascii="Bahnschrift Light SemiCondensed" w:hAnsi="Bahnschrift Light SemiCondensed"/>
-          <w:b/>
-          <w:bCs/>
-          <w:color w:val="auto"/>
-          <w:sz w:val="24"/>
-          <w:szCs w:val="24"/>
-          <w:u w:val="none"/>
-          <w:lang w:val="pt-BR"/>
-        </w:rPr>
-        <w:tab/>
-      </w:r>
-      <w:r>
-        <w:rPr>
-          <w:rFonts w:cs="Bahnschrift Light SemiCondensed" w:ascii="Bahnschrift Light SemiCondensed" w:hAnsi="Bahnschrift Light SemiCondensed"/>
-          <w:b w:val="false"/>
-          <w:bCs w:val="false"/>
-          <w:color w:val="auto"/>
-          <w:sz w:val="24"/>
-          <w:szCs w:val="24"/>
-          <w:u w:val="none"/>
-          <w:lang w:val="pt-BR"/>
-        </w:rPr>
-        <w:t xml:space="preserve">Comando utilizado para criar uma view de consulta. Assim podemos utiliza-lá ao invés de precisar escrevendo toda a estrutura </w:t>
-      </w:r>
-      <w:r>
-        <w:rPr>
-          <w:rFonts w:cs="Bahnschrift Light SemiCondensed" w:ascii="Bahnschrift Light SemiCondensed" w:hAnsi="Bahnschrift Light SemiCondensed"/>
-          <w:b/>
-          <w:bCs/>
-          <w:color w:val="auto"/>
-          <w:sz w:val="24"/>
-          <w:szCs w:val="24"/>
-          <w:u w:val="none"/>
-          <w:lang w:val="pt-BR"/>
-        </w:rPr>
-        <w:t>SELECT</w:t>
-      </w:r>
-      <w:r>
-        <w:rPr>
-          <w:rFonts w:cs="Bahnschrift Light SemiCondensed" w:ascii="Bahnschrift Light SemiCondensed" w:hAnsi="Bahnschrift Light SemiCondensed"/>
-          <w:b w:val="false"/>
-          <w:bCs w:val="false"/>
-          <w:color w:val="auto"/>
-          <w:sz w:val="24"/>
-          <w:szCs w:val="24"/>
-          <w:u w:val="none"/>
-          <w:lang w:val="pt-BR"/>
-        </w:rPr>
-        <w:t xml:space="preserve"> várias vezes.</w:t>
+          <w:rFonts w:ascii="Bahnschrift Light SemiCondensed" w:hAnsi="Bahnschrift Light SemiCondensed"/>
+          <w:b/>
+          <w:bCs/>
+          <w:sz w:val="24"/>
+          <w:szCs w:val="24"/>
+          <w:u w:val="none"/>
+        </w:rPr>
+      </w:pPr>
+      <w:r>
+        <w:rPr>
+          <w:rFonts w:ascii="Bahnschrift Light SemiCondensed" w:hAnsi="Bahnschrift Light SemiCondensed"/>
+          <w:b/>
+          <w:bCs/>
+          <w:sz w:val="24"/>
+          <w:szCs w:val="24"/>
+          <w:u w:val="none"/>
+        </w:rPr>
+        <w:t>DELIMITER $$;</w:t>
       </w:r>
     </w:p>
     <w:p>
@@ -35273,13 +37132,12 @@
         <w:spacing w:before="0" w:after="0"/>
         <w:jc w:val="left"/>
         <w:rPr>
-          <w:rFonts w:ascii="Bahnschrift Light SemiCondensed" w:hAnsi="Bahnschrift Light SemiCondensed" w:cs="Bahnschrift Light SemiCondensed"/>
-          <w:b/>
-          <w:bCs/>
-          <w:color w:val="auto"/>
-          <w:sz w:val="24"/>
-          <w:szCs w:val="24"/>
-          <w:lang w:val="pt-BR"/>
+          <w:rFonts w:ascii="Bahnschrift Light SemiCondensed" w:hAnsi="Bahnschrift Light SemiCondensed"/>
+          <w:b/>
+          <w:bCs/>
+          <w:sz w:val="24"/>
+          <w:szCs w:val="24"/>
+          <w:u w:val="none"/>
         </w:rPr>
       </w:pPr>
       <w:r>
@@ -35292,164 +37150,1632 @@
         <w:spacing w:before="0" w:after="0"/>
         <w:jc w:val="left"/>
         <w:rPr>
-          <w:rFonts w:ascii="Bahnschrift Light SemiCondensed" w:hAnsi="Bahnschrift Light SemiCondensed" w:cs="Bahnschrift Light SemiCondensed"/>
-          <w:b/>
-          <w:bCs/>
-          <w:color w:val="auto"/>
-          <w:sz w:val="24"/>
-          <w:szCs w:val="24"/>
-          <w:lang w:val="pt-BR"/>
-        </w:rPr>
-      </w:pPr>
-      <w:r>
-        <w:rPr>
-          <w:rFonts w:cs="Bahnschrift Light SemiCondensed" w:ascii="Bahnschrift Light SemiCondensed" w:hAnsi="Bahnschrift Light SemiCondensed"/>
-          <w:b/>
-          <w:bCs/>
-          <w:color w:val="auto"/>
-          <w:sz w:val="24"/>
-          <w:szCs w:val="24"/>
-          <w:u w:val="none"/>
-          <w:lang w:val="pt-BR"/>
-        </w:rPr>
-        <w:t>SELECT ‘</w:t>
-      </w:r>
-      <w:r>
-        <w:rPr>
-          <w:rFonts w:cs="Bahnschrift Light SemiCondensed" w:ascii="Bahnschrift Light SemiCondensed" w:hAnsi="Bahnschrift Light SemiCondensed"/>
-          <w:b w:val="false"/>
-          <w:bCs w:val="false"/>
-          <w:color w:val="auto"/>
-          <w:sz w:val="24"/>
-          <w:szCs w:val="24"/>
-          <w:u w:val="none"/>
-          <w:lang w:val="pt-BR"/>
+          <w:rFonts w:ascii="Bahnschrift Light SemiCondensed" w:hAnsi="Bahnschrift Light SemiCondensed"/>
+          <w:b/>
+          <w:bCs/>
+          <w:sz w:val="24"/>
+          <w:szCs w:val="24"/>
+        </w:rPr>
+      </w:pPr>
+      <w:r>
+        <w:rPr>
+          <w:rFonts w:ascii="Bahnschrift Light SemiCondensed" w:hAnsi="Bahnschrift Light SemiCondensed"/>
+          <w:b/>
+          <w:bCs/>
+          <w:sz w:val="24"/>
+          <w:szCs w:val="24"/>
+        </w:rPr>
+        <w:t xml:space="preserve">CREATE PROCEDURE </w:t>
+      </w:r>
+      <w:r>
+        <w:rPr>
+          <w:rFonts w:ascii="Bahnschrift Light SemiCondensed" w:hAnsi="Bahnschrift Light SemiCondensed"/>
+          <w:b w:val="false"/>
+          <w:bCs w:val="false"/>
+          <w:sz w:val="24"/>
+          <w:szCs w:val="24"/>
+          <w:u w:val="single"/>
+        </w:rPr>
+        <w:t>nome_da_processedure</w:t>
+      </w:r>
+      <w:r>
+        <w:rPr>
+          <w:rFonts w:ascii="Bahnschrift Light SemiCondensed" w:hAnsi="Bahnschrift Light SemiCondensed"/>
+          <w:b/>
+          <w:bCs/>
+          <w:sz w:val="24"/>
+          <w:szCs w:val="24"/>
+          <w:u w:val="none"/>
+        </w:rPr>
+        <w:t xml:space="preserve"> (</w:t>
+      </w:r>
+      <w:r>
+        <w:rPr>
+          <w:rFonts w:ascii="Bahnschrift Light SemiCondensed" w:hAnsi="Bahnschrift Light SemiCondensed"/>
+          <w:b w:val="false"/>
+          <w:bCs w:val="false"/>
+          <w:sz w:val="24"/>
+          <w:szCs w:val="24"/>
+          <w:u w:val="single"/>
+        </w:rPr>
+        <w:t xml:space="preserve"> parâmetros </w:t>
+      </w:r>
+      <w:r>
+        <w:rPr>
+          <w:rFonts w:ascii="Bahnschrift Light SemiCondensed" w:hAnsi="Bahnschrift Light SemiCondensed"/>
+          <w:b/>
+          <w:bCs/>
+          <w:sz w:val="24"/>
+          <w:szCs w:val="24"/>
+          <w:u w:val="none"/>
+        </w:rPr>
+        <w:t>)</w:t>
+      </w:r>
+    </w:p>
+    <w:p>
+      <w:pPr>
+        <w:pStyle w:val="Normal"/>
+        <w:spacing w:before="0" w:after="0"/>
+        <w:jc w:val="left"/>
+        <w:rPr>
+          <w:u w:val="none"/>
+        </w:rPr>
+      </w:pPr>
+      <w:r>
+        <w:rPr>
+          <w:rFonts w:ascii="Bahnschrift Light SemiCondensed" w:hAnsi="Bahnschrift Light SemiCondensed"/>
+          <w:b/>
+          <w:bCs/>
+          <w:sz w:val="24"/>
+          <w:szCs w:val="24"/>
+        </w:rPr>
+      </w:r>
+    </w:p>
+    <w:p>
+      <w:pPr>
+        <w:pStyle w:val="Normal"/>
+        <w:spacing w:before="0" w:after="0"/>
+        <w:jc w:val="left"/>
+        <w:rPr>
+          <w:rFonts w:ascii="Bahnschrift Light SemiCondensed" w:hAnsi="Bahnschrift Light SemiCondensed"/>
+          <w:b/>
+          <w:bCs/>
+          <w:sz w:val="24"/>
+          <w:szCs w:val="24"/>
+        </w:rPr>
+      </w:pPr>
+      <w:r>
+        <w:rPr>
+          <w:rFonts w:ascii="Bahnschrift Light SemiCondensed" w:hAnsi="Bahnschrift Light SemiCondensed"/>
+          <w:b/>
+          <w:bCs/>
+          <w:sz w:val="24"/>
+          <w:szCs w:val="24"/>
+          <w:u w:val="none"/>
+        </w:rPr>
+        <w:t>BEGIN</w:t>
+      </w:r>
+    </w:p>
+    <w:p>
+      <w:pPr>
+        <w:pStyle w:val="Normal"/>
+        <w:spacing w:before="0" w:after="0"/>
+        <w:jc w:val="left"/>
+        <w:rPr>
+          <w:u w:val="none"/>
+        </w:rPr>
+      </w:pPr>
+      <w:r>
+        <w:rPr>
+          <w:rFonts w:ascii="Bahnschrift Light SemiCondensed" w:hAnsi="Bahnschrift Light SemiCondensed"/>
+          <w:b/>
+          <w:bCs/>
+          <w:sz w:val="24"/>
+          <w:szCs w:val="24"/>
+        </w:rPr>
+      </w:r>
+    </w:p>
+    <w:p>
+      <w:pPr>
+        <w:pStyle w:val="Normal"/>
+        <w:spacing w:before="0" w:after="0"/>
+        <w:jc w:val="left"/>
+        <w:rPr>
+          <w:rFonts w:ascii="Bahnschrift Light SemiCondensed" w:hAnsi="Bahnschrift Light SemiCondensed"/>
+          <w:b/>
+          <w:bCs/>
+          <w:sz w:val="24"/>
+          <w:szCs w:val="24"/>
+        </w:rPr>
+      </w:pPr>
+      <w:r>
+        <w:rPr>
+          <w:rFonts w:ascii="Bahnschrift Light SemiCondensed" w:hAnsi="Bahnschrift Light SemiCondensed"/>
+          <w:b/>
+          <w:bCs/>
+          <w:sz w:val="24"/>
+          <w:szCs w:val="24"/>
+          <w:u w:val="none"/>
+        </w:rPr>
+        <w:tab/>
+        <w:t xml:space="preserve">DECLARE </w:t>
+      </w:r>
+      <w:r>
+        <w:rPr>
+          <w:rFonts w:ascii="Bahnschrift Light SemiCondensed" w:hAnsi="Bahnschrift Light SemiCondensed"/>
+          <w:b w:val="false"/>
+          <w:bCs w:val="false"/>
+          <w:sz w:val="24"/>
+          <w:szCs w:val="24"/>
+          <w:u w:val="none"/>
+        </w:rPr>
+        <w:t xml:space="preserve">x </w:t>
+      </w:r>
+      <w:r>
+        <w:rPr>
+          <w:rFonts w:ascii="Bahnschrift Light SemiCondensed" w:hAnsi="Bahnschrift Light SemiCondensed"/>
+          <w:b/>
+          <w:bCs/>
+          <w:sz w:val="24"/>
+          <w:szCs w:val="24"/>
+          <w:u w:val="none"/>
+        </w:rPr>
+        <w:tab/>
+      </w:r>
+      <w:r>
+        <w:rPr>
+          <w:rFonts w:ascii="Bahnschrift Light SemiCondensed" w:hAnsi="Bahnschrift Light SemiCondensed"/>
+          <w:b w:val="false"/>
+          <w:bCs w:val="false"/>
+          <w:sz w:val="24"/>
+          <w:szCs w:val="24"/>
+          <w:u w:val="none"/>
+        </w:rPr>
+        <w:t>int</w:t>
+      </w:r>
+      <w:r>
+        <w:rPr>
+          <w:rFonts w:ascii="Bahnschrift Light SemiCondensed" w:hAnsi="Bahnschrift Light SemiCondensed"/>
+          <w:b/>
+          <w:bCs/>
+          <w:sz w:val="24"/>
+          <w:szCs w:val="24"/>
+          <w:u w:val="none"/>
+        </w:rPr>
+        <w:t>;</w:t>
+      </w:r>
+    </w:p>
+    <w:p>
+      <w:pPr>
+        <w:pStyle w:val="Normal"/>
+        <w:spacing w:before="0" w:after="0"/>
+        <w:jc w:val="left"/>
+        <w:rPr>
+          <w:u w:val="none"/>
+        </w:rPr>
+      </w:pPr>
+      <w:r>
+        <w:rPr>
+          <w:rFonts w:ascii="Bahnschrift Light SemiCondensed" w:hAnsi="Bahnschrift Light SemiCondensed"/>
+          <w:b/>
+          <w:bCs/>
+          <w:sz w:val="24"/>
+          <w:szCs w:val="24"/>
+        </w:rPr>
+      </w:r>
+    </w:p>
+    <w:p>
+      <w:pPr>
+        <w:pStyle w:val="Normal"/>
+        <w:spacing w:before="0" w:after="0"/>
+        <w:jc w:val="left"/>
+        <w:rPr>
+          <w:rFonts w:ascii="Bahnschrift Light SemiCondensed" w:hAnsi="Bahnschrift Light SemiCondensed"/>
+          <w:b/>
+          <w:bCs/>
+          <w:sz w:val="24"/>
+          <w:szCs w:val="24"/>
+        </w:rPr>
+      </w:pPr>
+      <w:r>
+        <w:rPr>
+          <w:rFonts w:ascii="Bahnschrift Light SemiCondensed" w:hAnsi="Bahnschrift Light SemiCondensed"/>
+          <w:b/>
+          <w:bCs/>
+          <w:sz w:val="24"/>
+          <w:szCs w:val="24"/>
+          <w:u w:val="none"/>
+        </w:rPr>
+        <w:tab/>
+        <w:t xml:space="preserve">SET </w:t>
+      </w:r>
+      <w:r>
+        <w:rPr>
+          <w:rFonts w:ascii="Bahnschrift Light SemiCondensed" w:hAnsi="Bahnschrift Light SemiCondensed"/>
+          <w:b w:val="false"/>
+          <w:bCs w:val="false"/>
+          <w:sz w:val="24"/>
+          <w:szCs w:val="24"/>
+          <w:u w:val="none"/>
+        </w:rPr>
+        <w:t xml:space="preserve">x </w:t>
+      </w:r>
+      <w:r>
+        <w:rPr>
+          <w:rFonts w:ascii="Bahnschrift Light SemiCondensed" w:hAnsi="Bahnschrift Light SemiCondensed"/>
+          <w:b/>
+          <w:bCs/>
+          <w:sz w:val="24"/>
+          <w:szCs w:val="24"/>
+          <w:u w:val="none"/>
+        </w:rPr>
+        <w:t>=</w:t>
+      </w:r>
+      <w:r>
+        <w:rPr>
+          <w:rFonts w:ascii="Bahnschrift Light SemiCondensed" w:hAnsi="Bahnschrift Light SemiCondensed"/>
+          <w:b w:val="false"/>
+          <w:bCs w:val="false"/>
+          <w:sz w:val="24"/>
+          <w:szCs w:val="24"/>
+          <w:u w:val="none"/>
+        </w:rPr>
+        <w:t xml:space="preserve"> 1</w:t>
+      </w:r>
+      <w:r>
+        <w:rPr>
+          <w:rFonts w:ascii="Bahnschrift Light SemiCondensed" w:hAnsi="Bahnschrift Light SemiCondensed"/>
+          <w:b/>
+          <w:bCs/>
+          <w:sz w:val="24"/>
+          <w:szCs w:val="24"/>
+          <w:u w:val="none"/>
+        </w:rPr>
+        <w:t>;</w:t>
+      </w:r>
+    </w:p>
+    <w:p>
+      <w:pPr>
+        <w:pStyle w:val="Normal"/>
+        <w:spacing w:before="0" w:after="0"/>
+        <w:jc w:val="left"/>
+        <w:rPr>
+          <w:u w:val="none"/>
+        </w:rPr>
+      </w:pPr>
+      <w:r>
+        <w:rPr>
+          <w:rFonts w:ascii="Bahnschrift Light SemiCondensed" w:hAnsi="Bahnschrift Light SemiCondensed"/>
+          <w:b/>
+          <w:bCs/>
+          <w:sz w:val="24"/>
+          <w:szCs w:val="24"/>
+        </w:rPr>
+      </w:r>
+    </w:p>
+    <w:p>
+      <w:pPr>
+        <w:pStyle w:val="Normal"/>
+        <w:spacing w:before="0" w:after="0"/>
+        <w:jc w:val="left"/>
+        <w:rPr>
+          <w:rFonts w:ascii="Bahnschrift Light SemiCondensed" w:hAnsi="Bahnschrift Light SemiCondensed"/>
+          <w:b/>
+          <w:bCs/>
+          <w:sz w:val="24"/>
+          <w:szCs w:val="24"/>
+        </w:rPr>
+      </w:pPr>
+      <w:r>
+        <w:rPr>
+          <w:rFonts w:ascii="Bahnschrift Light SemiCondensed" w:hAnsi="Bahnschrift Light SemiCondensed"/>
+          <w:b/>
+          <w:bCs/>
+          <w:sz w:val="24"/>
+          <w:szCs w:val="24"/>
+          <w:u w:val="none"/>
+        </w:rPr>
+        <w:tab/>
+        <w:t>SELECT x;</w:t>
+      </w:r>
+    </w:p>
+    <w:p>
+      <w:pPr>
+        <w:pStyle w:val="Normal"/>
+        <w:spacing w:before="0" w:after="0"/>
+        <w:jc w:val="left"/>
+        <w:rPr>
+          <w:u w:val="none"/>
+        </w:rPr>
+      </w:pPr>
+      <w:r>
+        <w:rPr>
+          <w:rFonts w:ascii="Bahnschrift Light SemiCondensed" w:hAnsi="Bahnschrift Light SemiCondensed"/>
+          <w:b/>
+          <w:bCs/>
+          <w:sz w:val="24"/>
+          <w:szCs w:val="24"/>
+        </w:rPr>
+      </w:r>
+    </w:p>
+    <w:p>
+      <w:pPr>
+        <w:pStyle w:val="Normal"/>
+        <w:spacing w:before="0" w:after="0"/>
+        <w:jc w:val="left"/>
+        <w:rPr>
+          <w:rFonts w:ascii="Bahnschrift Light SemiCondensed" w:hAnsi="Bahnschrift Light SemiCondensed"/>
+          <w:b/>
+          <w:bCs/>
+          <w:sz w:val="24"/>
+          <w:szCs w:val="24"/>
+        </w:rPr>
+      </w:pPr>
+      <w:r>
+        <w:rPr>
+          <w:rFonts w:ascii="Bahnschrift Light SemiCondensed" w:hAnsi="Bahnschrift Light SemiCondensed"/>
+          <w:b/>
+          <w:bCs/>
+          <w:sz w:val="24"/>
+          <w:szCs w:val="24"/>
+          <w:u w:val="none"/>
+        </w:rPr>
+        <w:t>END</w:t>
+      </w:r>
+    </w:p>
+    <w:p>
+      <w:pPr>
+        <w:pStyle w:val="Normal"/>
+        <w:spacing w:before="0" w:after="0"/>
+        <w:jc w:val="left"/>
+        <w:rPr>
+          <w:b w:val="false"/>
+          <w:bCs w:val="false"/>
+          <w:u w:val="single"/>
+        </w:rPr>
+      </w:pPr>
+      <w:r>
+        <w:rPr>
+          <w:rFonts w:ascii="Bahnschrift Light SemiCondensed" w:hAnsi="Bahnschrift Light SemiCondensed"/>
+          <w:b/>
+          <w:bCs/>
+          <w:sz w:val="24"/>
+          <w:szCs w:val="24"/>
+        </w:rPr>
+      </w:r>
+    </w:p>
+    <w:p>
+      <w:pPr>
+        <w:pStyle w:val="Normal"/>
+        <w:spacing w:before="0" w:after="0"/>
+        <w:jc w:val="left"/>
+        <w:rPr>
+          <w:rFonts w:ascii="Bahnschrift Light SemiCondensed" w:hAnsi="Bahnschrift Light SemiCondensed"/>
+          <w:b/>
+          <w:bCs/>
+          <w:sz w:val="24"/>
+          <w:szCs w:val="24"/>
+          <w:u w:val="none"/>
+        </w:rPr>
+      </w:pPr>
+      <w:r>
+        <w:rPr>
+          <w:rFonts w:ascii="Bahnschrift Light SemiCondensed" w:hAnsi="Bahnschrift Light SemiCondensed"/>
+          <w:b/>
+          <w:bCs/>
+          <w:sz w:val="24"/>
+          <w:szCs w:val="24"/>
+          <w:u w:val="none"/>
+        </w:rPr>
+        <w:t>DELIMITER ;</w:t>
+        <w:tab/>
+        <w:tab/>
+        <w:t>→</w:t>
+        <w:tab/>
+        <w:tab/>
+      </w:r>
+      <w:r>
+        <w:rPr>
+          <w:rFonts w:ascii="Bahnschrift Light SemiCondensed" w:hAnsi="Bahnschrift Light SemiCondensed"/>
+          <w:b w:val="false"/>
+          <w:bCs w:val="false"/>
+          <w:sz w:val="24"/>
+          <w:szCs w:val="24"/>
+          <w:u w:val="none"/>
+        </w:rPr>
+        <w:t xml:space="preserve">Comando para declarar </w:t>
+      </w:r>
+    </w:p>
+    <w:p>
+      <w:pPr>
+        <w:pStyle w:val="Normal"/>
+        <w:spacing w:before="0" w:after="0"/>
+        <w:jc w:val="left"/>
+        <w:rPr>
+          <w:b w:val="false"/>
+          <w:bCs w:val="false"/>
+        </w:rPr>
+      </w:pPr>
+      <w:r>
+        <w:rPr>
+          <w:rFonts w:ascii="Bahnschrift Light SemiCondensed" w:hAnsi="Bahnschrift Light SemiCondensed"/>
+          <w:b/>
+          <w:bCs/>
+          <w:sz w:val="24"/>
+          <w:szCs w:val="24"/>
+          <w:u w:val="none"/>
+        </w:rPr>
+      </w:r>
+    </w:p>
+    <w:p>
+      <w:pPr>
+        <w:pStyle w:val="Normal"/>
+        <w:spacing w:before="0" w:after="0"/>
+        <w:jc w:val="left"/>
+        <w:rPr>
+          <w:rFonts w:ascii="Bahnschrift Light SemiCondensed" w:hAnsi="Bahnschrift Light SemiCondensed"/>
+          <w:b/>
+          <w:bCs/>
+          <w:sz w:val="24"/>
+          <w:szCs w:val="24"/>
+          <w:u w:val="none"/>
+        </w:rPr>
+      </w:pPr>
+      <w:r>
+        <w:rPr>
+          <w:rFonts w:ascii="Bahnschrift Light SemiCondensed" w:hAnsi="Bahnschrift Light SemiCondensed"/>
+          <w:b w:val="false"/>
+          <w:bCs w:val="false"/>
+          <w:sz w:val="24"/>
+          <w:szCs w:val="24"/>
+          <w:u w:val="none"/>
+        </w:rPr>
+        <w:tab/>
+        <w:t>procedures.</w:t>
+      </w:r>
+    </w:p>
+    <w:p>
+      <w:pPr>
+        <w:pStyle w:val="Normal"/>
+        <w:spacing w:before="0" w:after="0"/>
+        <w:jc w:val="left"/>
+        <w:rPr>
+          <w:b w:val="false"/>
+          <w:bCs w:val="false"/>
+        </w:rPr>
+      </w:pPr>
+      <w:r>
+        <w:rPr>
+          <w:rFonts w:ascii="Bahnschrift Light SemiCondensed" w:hAnsi="Bahnschrift Light SemiCondensed"/>
+          <w:b/>
+          <w:bCs/>
+          <w:sz w:val="24"/>
+          <w:szCs w:val="24"/>
+          <w:u w:val="none"/>
+        </w:rPr>
+      </w:r>
+    </w:p>
+    <w:p>
+      <w:pPr>
+        <w:pStyle w:val="Normal"/>
+        <w:spacing w:before="0" w:after="0"/>
+        <w:jc w:val="left"/>
+        <w:rPr>
+          <w:b w:val="false"/>
+          <w:bCs w:val="false"/>
+        </w:rPr>
+      </w:pPr>
+      <w:r>
+        <w:rPr>
+          <w:rFonts w:ascii="Bahnschrift Light SemiCondensed" w:hAnsi="Bahnschrift Light SemiCondensed"/>
+          <w:b/>
+          <w:bCs/>
+          <w:sz w:val="24"/>
+          <w:szCs w:val="24"/>
+          <w:u w:val="none"/>
+        </w:rPr>
+      </w:r>
+    </w:p>
+    <w:p>
+      <w:pPr>
+        <w:pStyle w:val="Normal"/>
+        <w:spacing w:before="0" w:after="0"/>
+        <w:jc w:val="left"/>
+        <w:rPr>
+          <w:rFonts w:ascii="Bahnschrift Light SemiCondensed" w:hAnsi="Bahnschrift Light SemiCondensed"/>
+          <w:b/>
+          <w:bCs/>
+          <w:sz w:val="24"/>
+          <w:szCs w:val="24"/>
+          <w:u w:val="none"/>
+        </w:rPr>
+      </w:pPr>
+      <w:r>
+        <w:rPr>
+          <w:rFonts w:ascii="Bahnschrift Light SemiCondensed" w:hAnsi="Bahnschrift Light SemiCondensed"/>
+          <w:b/>
+          <w:bCs/>
+          <w:sz w:val="24"/>
+          <w:szCs w:val="24"/>
+          <w:u w:val="none"/>
+        </w:rPr>
+        <w:t xml:space="preserve">CALL </w:t>
+      </w:r>
+      <w:r>
+        <w:rPr>
+          <w:rFonts w:ascii="Bahnschrift Light SemiCondensed" w:hAnsi="Bahnschrift Light SemiCondensed"/>
+          <w:b w:val="false"/>
+          <w:bCs w:val="false"/>
+          <w:sz w:val="24"/>
+          <w:szCs w:val="24"/>
+          <w:u w:val="single"/>
+        </w:rPr>
+        <w:t>nome_da_procedure</w:t>
+      </w:r>
+      <w:r>
+        <w:rPr>
+          <w:rFonts w:ascii="Bahnschrift Light SemiCondensed" w:hAnsi="Bahnschrift Light SemiCondensed"/>
+          <w:b w:val="false"/>
+          <w:bCs w:val="false"/>
+          <w:sz w:val="24"/>
+          <w:szCs w:val="24"/>
+          <w:u w:val="none"/>
         </w:rPr>
         <w:t xml:space="preserve"> </w:t>
       </w:r>
       <w:r>
         <w:rPr>
-          <w:rFonts w:cs="Bahnschrift Light SemiCondensed" w:ascii="Bahnschrift Light SemiCondensed" w:hAnsi="Bahnschrift Light SemiCondensed"/>
-          <w:b w:val="false"/>
-          <w:bCs w:val="false"/>
-          <w:color w:val="auto"/>
+          <w:rFonts w:ascii="Bahnschrift Light SemiCondensed" w:hAnsi="Bahnschrift Light SemiCondensed"/>
+          <w:b/>
+          <w:bCs/>
+          <w:sz w:val="24"/>
+          <w:szCs w:val="24"/>
+          <w:u w:val="none"/>
+        </w:rPr>
+        <w:t>(</w:t>
+      </w:r>
+      <w:r>
+        <w:rPr>
+          <w:rFonts w:ascii="Bahnschrift Light SemiCondensed" w:hAnsi="Bahnschrift Light SemiCondensed"/>
+          <w:b w:val="false"/>
+          <w:bCs w:val="false"/>
+          <w:sz w:val="24"/>
+          <w:szCs w:val="24"/>
+          <w:u w:val="none"/>
+        </w:rPr>
+        <w:t xml:space="preserve"> </w:t>
+      </w:r>
+      <w:r>
+        <w:rPr>
+          <w:rFonts w:ascii="Bahnschrift Light SemiCondensed" w:hAnsi="Bahnschrift Light SemiCondensed"/>
+          <w:b w:val="false"/>
+          <w:bCs w:val="false"/>
           <w:sz w:val="24"/>
           <w:szCs w:val="24"/>
           <w:u w:val="single"/>
-          <w:lang w:val="pt-BR"/>
-        </w:rPr>
-        <w:t>nome_da_tabela</w:t>
-      </w:r>
-      <w:r>
-        <w:rPr>
-          <w:rFonts w:cs="Bahnschrift Light SemiCondensed" w:ascii="Bahnschrift Light SemiCondensed" w:hAnsi="Bahnschrift Light SemiCondensed"/>
-          <w:b w:val="false"/>
-          <w:bCs w:val="false"/>
-          <w:color w:val="auto"/>
-          <w:sz w:val="24"/>
-          <w:szCs w:val="24"/>
-          <w:u w:val="none"/>
-          <w:lang w:val="pt-BR"/>
+        </w:rPr>
+        <w:t>parâmetro de _entrada</w:t>
+      </w:r>
+      <w:r>
+        <w:rPr>
+          <w:rFonts w:ascii="Bahnschrift Light SemiCondensed" w:hAnsi="Bahnschrift Light SemiCondensed"/>
+          <w:b w:val="false"/>
+          <w:bCs w:val="false"/>
+          <w:sz w:val="24"/>
+          <w:szCs w:val="24"/>
+          <w:u w:val="none"/>
         </w:rPr>
         <w:t xml:space="preserve"> </w:t>
       </w:r>
       <w:r>
         <w:rPr>
-          <w:rFonts w:cs="Bahnschrift Light SemiCondensed" w:ascii="Bahnschrift Light SemiCondensed" w:hAnsi="Bahnschrift Light SemiCondensed"/>
-          <w:b/>
-          <w:bCs/>
-          <w:color w:val="auto"/>
-          <w:sz w:val="24"/>
-          <w:szCs w:val="24"/>
-          <w:u w:val="none"/>
-          <w:lang w:val="pt-BR"/>
-        </w:rPr>
-        <w:t>’ AS</w:t>
-      </w:r>
-      <w:r>
-        <w:rPr>
-          <w:rFonts w:cs="Bahnschrift Light SemiCondensed" w:ascii="Bahnschrift Light SemiCondensed" w:hAnsi="Bahnschrift Light SemiCondensed"/>
-          <w:b w:val="false"/>
-          <w:bCs w:val="false"/>
-          <w:color w:val="auto"/>
-          <w:sz w:val="24"/>
-          <w:szCs w:val="24"/>
-          <w:u w:val="none"/>
-          <w:lang w:val="pt-BR"/>
+          <w:rFonts w:ascii="Bahnschrift Light SemiCondensed" w:hAnsi="Bahnschrift Light SemiCondensed"/>
+          <w:b w:val="false"/>
+          <w:bCs w:val="false"/>
+          <w:sz w:val="24"/>
+          <w:szCs w:val="24"/>
+          <w:u w:val="single"/>
+        </w:rPr>
+        <w:t>parâmetros</w:t>
+      </w:r>
+      <w:r>
+        <w:rPr>
+          <w:rFonts w:ascii="Bahnschrift Light SemiCondensed" w:hAnsi="Bahnschrift Light SemiCondensed"/>
+          <w:b w:val="false"/>
+          <w:bCs w:val="false"/>
+          <w:sz w:val="24"/>
+          <w:szCs w:val="24"/>
+          <w:u w:val="none"/>
         </w:rPr>
         <w:t xml:space="preserve"> </w:t>
       </w:r>
       <w:r>
         <w:rPr>
-          <w:rFonts w:cs="Bahnschrift Light SemiCondensed" w:ascii="Bahnschrift Light SemiCondensed" w:hAnsi="Bahnschrift Light SemiCondensed"/>
-          <w:b w:val="false"/>
-          <w:bCs w:val="false"/>
-          <w:color w:val="auto"/>
+          <w:rFonts w:ascii="Bahnschrift Light SemiCondensed" w:hAnsi="Bahnschrift Light SemiCondensed"/>
+          <w:b w:val="false"/>
+          <w:bCs w:val="false"/>
           <w:sz w:val="24"/>
           <w:szCs w:val="24"/>
           <w:u w:val="single"/>
-          <w:lang w:val="pt-BR"/>
-        </w:rPr>
-        <w:t>titulo_da_coluna</w:t>
-      </w:r>
-      <w:r>
-        <w:rPr>
-          <w:rFonts w:cs="Bahnschrift Light SemiCondensed" w:ascii="Bahnschrift Light SemiCondensed" w:hAnsi="Bahnschrift Light SemiCondensed"/>
-          <w:b w:val="false"/>
-          <w:bCs w:val="false"/>
-          <w:color w:val="auto"/>
-          <w:sz w:val="24"/>
-          <w:szCs w:val="24"/>
-          <w:u w:val="none"/>
-          <w:lang w:val="pt-BR"/>
-        </w:rPr>
-        <w:t xml:space="preserve">  </w:t>
-      </w:r>
-      <w:r>
-        <w:rPr>
-          <w:rFonts w:cs="Bahnschrift Light SemiCondensed" w:ascii="Bahnschrift Light SemiCondensed" w:hAnsi="Bahnschrift Light SemiCondensed"/>
-          <w:color w:val="auto"/>
+        </w:rPr>
+        <w:t>tipo</w:t>
+      </w:r>
+      <w:r>
+        <w:rPr>
+          <w:rFonts w:ascii="Bahnschrift Light SemiCondensed" w:hAnsi="Bahnschrift Light SemiCondensed"/>
+          <w:b/>
+          <w:bCs/>
+          <w:sz w:val="24"/>
+          <w:szCs w:val="24"/>
+          <w:u w:val="none"/>
+        </w:rPr>
+        <w:t>);</w:t>
+        <w:tab/>
+        <w:tab/>
+        <w:t>→</w:t>
+        <w:tab/>
+        <w:tab/>
+      </w:r>
+      <w:r>
+        <w:rPr>
+          <w:rFonts w:ascii="Bahnschrift Light SemiCondensed" w:hAnsi="Bahnschrift Light SemiCondensed"/>
+          <w:b w:val="false"/>
+          <w:bCs w:val="false"/>
+          <w:sz w:val="24"/>
+          <w:szCs w:val="24"/>
+          <w:u w:val="none"/>
+        </w:rPr>
+        <w:t xml:space="preserve">Comando </w:t>
+      </w:r>
+    </w:p>
+    <w:p>
+      <w:pPr>
+        <w:pStyle w:val="Normal"/>
+        <w:spacing w:before="0" w:after="0"/>
+        <w:jc w:val="left"/>
+        <w:rPr>
+          <w:rFonts w:ascii="Bahnschrift Light SemiCondensed" w:hAnsi="Bahnschrift Light SemiCondensed"/>
+          <w:b/>
+          <w:bCs/>
+          <w:sz w:val="24"/>
+          <w:szCs w:val="24"/>
+          <w:u w:val="none"/>
+        </w:rPr>
+      </w:pPr>
+      <w:r>
+        <w:rPr>
+          <w:rFonts w:ascii="Bahnschrift Light SemiCondensed" w:hAnsi="Bahnschrift Light SemiCondensed"/>
+          <w:b w:val="false"/>
+          <w:bCs w:val="false"/>
+          <w:sz w:val="24"/>
+          <w:szCs w:val="24"/>
+          <w:u w:val="none"/>
+        </w:rPr>
+        <w:tab/>
+      </w:r>
+    </w:p>
+    <w:p>
+      <w:pPr>
+        <w:pStyle w:val="Normal"/>
+        <w:spacing w:before="0" w:after="0"/>
+        <w:jc w:val="left"/>
+        <w:rPr>
+          <w:rFonts w:ascii="Bahnschrift Light SemiCondensed" w:hAnsi="Bahnschrift Light SemiCondensed"/>
+          <w:b/>
+          <w:bCs/>
+          <w:sz w:val="24"/>
+          <w:szCs w:val="24"/>
+          <w:u w:val="none"/>
+        </w:rPr>
+      </w:pPr>
+      <w:r>
+        <w:rPr>
+          <w:rFonts w:ascii="Bahnschrift Light SemiCondensed" w:hAnsi="Bahnschrift Light SemiCondensed"/>
+          <w:b w:val="false"/>
+          <w:bCs w:val="false"/>
+          <w:sz w:val="24"/>
+          <w:szCs w:val="24"/>
+          <w:u w:val="none"/>
+        </w:rPr>
+        <w:tab/>
+        <w:t xml:space="preserve">utilizado para chamar uma procedure. Entre as entradas de parâmetros da procedure podemos definir, </w:t>
+      </w:r>
+      <w:r>
+        <w:rPr>
+          <w:rFonts w:ascii="Bahnschrift Light SemiCondensed" w:hAnsi="Bahnschrift Light SemiCondensed"/>
+          <w:b/>
+          <w:bCs/>
+          <w:sz w:val="24"/>
+          <w:szCs w:val="24"/>
+          <w:u w:val="none"/>
+        </w:rPr>
+        <w:t>IN</w:t>
+      </w:r>
+      <w:r>
+        <w:rPr>
+          <w:rFonts w:ascii="Bahnschrift Light SemiCondensed" w:hAnsi="Bahnschrift Light SemiCondensed"/>
+          <w:b w:val="false"/>
+          <w:bCs w:val="false"/>
+          <w:sz w:val="24"/>
+          <w:szCs w:val="24"/>
+          <w:u w:val="none"/>
+        </w:rPr>
+        <w:t xml:space="preserve"> para parâmetros que vão receber apenas a entrada, </w:t>
+      </w:r>
+      <w:r>
+        <w:rPr>
+          <w:rFonts w:ascii="Bahnschrift Light SemiCondensed" w:hAnsi="Bahnschrift Light SemiCondensed"/>
+          <w:b/>
+          <w:bCs/>
+          <w:sz w:val="24"/>
+          <w:szCs w:val="24"/>
+          <w:u w:val="none"/>
+        </w:rPr>
+        <w:t xml:space="preserve">OUT </w:t>
+      </w:r>
+      <w:r>
+        <w:rPr>
+          <w:rFonts w:ascii="Bahnschrift Light SemiCondensed" w:hAnsi="Bahnschrift Light SemiCondensed"/>
+          <w:b w:val="false"/>
+          <w:bCs w:val="false"/>
+          <w:sz w:val="24"/>
+          <w:szCs w:val="24"/>
+          <w:u w:val="none"/>
+        </w:rPr>
+        <w:t xml:space="preserve">permiti alterar o valor dos parâmetros de entrada dentro da procedure, sendo que os valores passados na chamada precisam estar armazenados em uma variável de sessão, e </w:t>
+      </w:r>
+      <w:r>
+        <w:rPr>
+          <w:rFonts w:ascii="Bahnschrift Light SemiCondensed" w:hAnsi="Bahnschrift Light SemiCondensed"/>
+          <w:b/>
+          <w:bCs/>
+          <w:sz w:val="24"/>
+          <w:szCs w:val="24"/>
+          <w:u w:val="none"/>
+        </w:rPr>
+        <w:t xml:space="preserve">INOUT </w:t>
+      </w:r>
+      <w:r>
+        <w:rPr>
+          <w:rFonts w:ascii="Bahnschrift Light SemiCondensed" w:hAnsi="Bahnschrift Light SemiCondensed"/>
+          <w:b w:val="false"/>
+          <w:bCs w:val="false"/>
+          <w:sz w:val="24"/>
+          <w:szCs w:val="24"/>
+          <w:u w:val="none"/>
+        </w:rPr>
+        <w:t>permiti alterar o valor dos parâmetros de entrada dentro e fora da procedure.</w:t>
+      </w:r>
+    </w:p>
+    <w:p>
+      <w:pPr>
+        <w:pStyle w:val="Normal"/>
+        <w:spacing w:before="0" w:after="0"/>
+        <w:jc w:val="left"/>
+        <w:rPr>
+          <w:b w:val="false"/>
+          <w:bCs w:val="false"/>
+        </w:rPr>
+      </w:pPr>
+      <w:r>
+        <w:rPr>
+          <w:rFonts w:ascii="Bahnschrift Light SemiCondensed" w:hAnsi="Bahnschrift Light SemiCondensed"/>
+          <w:b/>
+          <w:bCs/>
+          <w:sz w:val="24"/>
+          <w:szCs w:val="24"/>
+          <w:u w:val="none"/>
+        </w:rPr>
+      </w:r>
+    </w:p>
+    <w:p>
+      <w:pPr>
+        <w:pStyle w:val="Normal"/>
+        <w:spacing w:before="0" w:after="0"/>
+        <w:jc w:val="left"/>
+        <w:rPr>
+          <w:b w:val="false"/>
+          <w:bCs w:val="false"/>
+        </w:rPr>
+      </w:pPr>
+      <w:r>
+        <w:rPr>
+          <w:rFonts w:ascii="Bahnschrift Light SemiCondensed" w:hAnsi="Bahnschrift Light SemiCondensed"/>
+          <w:b/>
+          <w:bCs/>
+          <w:sz w:val="24"/>
+          <w:szCs w:val="24"/>
+          <w:u w:val="none"/>
+        </w:rPr>
+      </w:r>
+    </w:p>
+    <w:p>
+      <w:pPr>
+        <w:pStyle w:val="Normal"/>
+        <w:spacing w:before="0" w:after="0"/>
+        <w:jc w:val="left"/>
+        <w:rPr>
+          <w:rFonts w:ascii="Bahnschrift Light SemiCondensed" w:hAnsi="Bahnschrift Light SemiCondensed"/>
+          <w:b/>
+          <w:bCs/>
+          <w:sz w:val="24"/>
+          <w:szCs w:val="24"/>
+          <w:u w:val="none"/>
+        </w:rPr>
+      </w:pPr>
+      <w:r>
+        <w:rPr>
+          <w:rFonts w:ascii="Bahnschrift Light SemiCondensed" w:hAnsi="Bahnschrift Light SemiCondensed"/>
+          <w:b/>
+          <w:bCs/>
+          <w:sz w:val="24"/>
+          <w:szCs w:val="24"/>
+          <w:u w:val="none"/>
+        </w:rPr>
+        <w:t>DELIMITER $$;</w:t>
+      </w:r>
+    </w:p>
+    <w:p>
+      <w:pPr>
+        <w:pStyle w:val="Normal"/>
+        <w:spacing w:before="0" w:after="0"/>
+        <w:jc w:val="left"/>
+        <w:rPr>
+          <w:rFonts w:ascii="Bahnschrift Light SemiCondensed" w:hAnsi="Bahnschrift Light SemiCondensed"/>
+          <w:b/>
+          <w:bCs/>
+          <w:sz w:val="24"/>
+          <w:szCs w:val="24"/>
+          <w:u w:val="none"/>
+        </w:rPr>
+      </w:pPr>
+      <w:r>
+        <w:rPr/>
+      </w:r>
+    </w:p>
+    <w:p>
+      <w:pPr>
+        <w:pStyle w:val="Normal"/>
+        <w:spacing w:before="0" w:after="0"/>
+        <w:jc w:val="left"/>
+        <w:rPr>
+          <w:rFonts w:ascii="Bahnschrift Light SemiCondensed" w:hAnsi="Bahnschrift Light SemiCondensed"/>
+          <w:b/>
+          <w:bCs/>
+          <w:sz w:val="24"/>
+          <w:szCs w:val="24"/>
+        </w:rPr>
+      </w:pPr>
+      <w:r>
+        <w:rPr>
+          <w:rFonts w:ascii="Bahnschrift Light SemiCondensed" w:hAnsi="Bahnschrift Light SemiCondensed"/>
+          <w:b/>
+          <w:bCs/>
+          <w:sz w:val="24"/>
+          <w:szCs w:val="24"/>
+        </w:rPr>
+        <w:t xml:space="preserve">CREATE PROCEDURE </w:t>
+      </w:r>
+      <w:r>
+        <w:rPr>
+          <w:rFonts w:ascii="Bahnschrift Light SemiCondensed" w:hAnsi="Bahnschrift Light SemiCondensed"/>
+          <w:b w:val="false"/>
+          <w:bCs w:val="false"/>
           <w:sz w:val="24"/>
           <w:szCs w:val="24"/>
           <w:u w:val="single"/>
-          <w:lang w:val="pt-BR"/>
-        </w:rPr>
-        <w:t>colunas_da_tabela_1</w:t>
-      </w:r>
-      <w:r>
-        <w:rPr>
-          <w:rFonts w:cs="Bahnschrift Light SemiCondensed" w:ascii="Bahnschrift Light SemiCondensed" w:hAnsi="Bahnschrift Light SemiCondensed"/>
-          <w:color w:val="auto"/>
-          <w:sz w:val="24"/>
-          <w:szCs w:val="24"/>
-          <w:u w:val="none"/>
-          <w:lang w:val="pt-BR"/>
+        </w:rPr>
+        <w:t>nome_da_processedure</w:t>
+      </w:r>
+      <w:r>
+        <w:rPr>
+          <w:rFonts w:ascii="Bahnschrift Light SemiCondensed" w:hAnsi="Bahnschrift Light SemiCondensed"/>
+          <w:b/>
+          <w:bCs/>
+          <w:sz w:val="24"/>
+          <w:szCs w:val="24"/>
+          <w:u w:val="none"/>
+        </w:rPr>
+        <w:t xml:space="preserve"> (</w:t>
+      </w:r>
+      <w:r>
+        <w:rPr>
+          <w:rFonts w:ascii="Bahnschrift Light SemiCondensed" w:hAnsi="Bahnschrift Light SemiCondensed"/>
+          <w:b w:val="false"/>
+          <w:bCs w:val="false"/>
+          <w:sz w:val="24"/>
+          <w:szCs w:val="24"/>
+          <w:u w:val="single"/>
+        </w:rPr>
+        <w:t xml:space="preserve"> parâmetros </w:t>
+      </w:r>
+      <w:r>
+        <w:rPr>
+          <w:rFonts w:ascii="Bahnschrift Light SemiCondensed" w:hAnsi="Bahnschrift Light SemiCondensed"/>
+          <w:b/>
+          <w:bCs/>
+          <w:sz w:val="24"/>
+          <w:szCs w:val="24"/>
+          <w:u w:val="none"/>
+        </w:rPr>
+        <w:t>)</w:t>
+      </w:r>
+    </w:p>
+    <w:p>
+      <w:pPr>
+        <w:pStyle w:val="Normal"/>
+        <w:spacing w:before="0" w:after="0"/>
+        <w:jc w:val="left"/>
+        <w:rPr>
+          <w:u w:val="none"/>
+        </w:rPr>
+      </w:pPr>
+      <w:r>
+        <w:rPr>
+          <w:rFonts w:ascii="Bahnschrift Light SemiCondensed" w:hAnsi="Bahnschrift Light SemiCondensed"/>
+          <w:b/>
+          <w:bCs/>
+          <w:sz w:val="24"/>
+          <w:szCs w:val="24"/>
+        </w:rPr>
+      </w:r>
+    </w:p>
+    <w:p>
+      <w:pPr>
+        <w:pStyle w:val="Normal"/>
+        <w:spacing w:before="0" w:after="0"/>
+        <w:jc w:val="left"/>
+        <w:rPr>
+          <w:rFonts w:ascii="Bahnschrift Light SemiCondensed" w:hAnsi="Bahnschrift Light SemiCondensed"/>
+          <w:b/>
+          <w:bCs/>
+          <w:sz w:val="24"/>
+          <w:szCs w:val="24"/>
+        </w:rPr>
+      </w:pPr>
+      <w:r>
+        <w:rPr>
+          <w:rFonts w:ascii="Bahnschrift Light SemiCondensed" w:hAnsi="Bahnschrift Light SemiCondensed"/>
+          <w:b/>
+          <w:bCs/>
+          <w:sz w:val="24"/>
+          <w:szCs w:val="24"/>
+          <w:u w:val="none"/>
+        </w:rPr>
+        <w:t>BEGIN</w:t>
+      </w:r>
+    </w:p>
+    <w:p>
+      <w:pPr>
+        <w:pStyle w:val="Normal"/>
+        <w:spacing w:before="0" w:after="0"/>
+        <w:jc w:val="left"/>
+        <w:rPr>
+          <w:u w:val="none"/>
+        </w:rPr>
+      </w:pPr>
+      <w:r>
+        <w:rPr>
+          <w:rFonts w:ascii="Bahnschrift Light SemiCondensed" w:hAnsi="Bahnschrift Light SemiCondensed"/>
+          <w:b/>
+          <w:bCs/>
+          <w:sz w:val="24"/>
+          <w:szCs w:val="24"/>
+        </w:rPr>
+      </w:r>
+    </w:p>
+    <w:p>
+      <w:pPr>
+        <w:pStyle w:val="Normal"/>
+        <w:spacing w:before="0" w:after="0"/>
+        <w:jc w:val="left"/>
+        <w:rPr>
+          <w:rFonts w:ascii="Bahnschrift Light SemiCondensed" w:hAnsi="Bahnschrift Light SemiCondensed"/>
+          <w:sz w:val="24"/>
+          <w:szCs w:val="24"/>
+        </w:rPr>
+      </w:pPr>
+      <w:r>
+        <w:rPr>
+          <w:rFonts w:ascii="Bahnschrift Light SemiCondensed" w:hAnsi="Bahnschrift Light SemiCondensed"/>
+          <w:b/>
+          <w:bCs/>
+          <w:sz w:val="24"/>
+          <w:szCs w:val="24"/>
+          <w:u w:val="none"/>
+        </w:rPr>
+        <w:tab/>
+      </w:r>
+      <w:r>
+        <w:rPr>
+          <w:rFonts w:ascii="Bahnschrift Light SemiCondensed" w:hAnsi="Bahnschrift Light SemiCondensed"/>
+          <w:b/>
+          <w:bCs/>
+          <w:sz w:val="24"/>
+          <w:szCs w:val="24"/>
+          <w:u w:val="none"/>
+        </w:rPr>
+        <w:t xml:space="preserve">IF </w:t>
+      </w:r>
+      <w:r>
+        <w:rPr>
+          <w:rFonts w:ascii="Bahnschrift Light SemiCondensed" w:hAnsi="Bahnschrift Light SemiCondensed"/>
+          <w:b w:val="false"/>
+          <w:bCs w:val="false"/>
+          <w:sz w:val="24"/>
+          <w:szCs w:val="24"/>
+          <w:u w:val="single"/>
+        </w:rPr>
+        <w:t xml:space="preserve">condição </w:t>
+      </w:r>
+      <w:r>
+        <w:rPr>
+          <w:rFonts w:ascii="Bahnschrift Light SemiCondensed" w:hAnsi="Bahnschrift Light SemiCondensed"/>
+          <w:b/>
+          <w:bCs/>
+          <w:sz w:val="24"/>
+          <w:szCs w:val="24"/>
+          <w:u w:val="none"/>
+        </w:rPr>
+        <w:t xml:space="preserve">THEN </w:t>
+      </w:r>
+    </w:p>
+    <w:p>
+      <w:pPr>
+        <w:pStyle w:val="Normal"/>
+        <w:spacing w:before="0" w:after="0"/>
+        <w:jc w:val="left"/>
+        <w:rPr>
+          <w:b/>
+          <w:bCs/>
+          <w:u w:val="none"/>
+        </w:rPr>
+      </w:pPr>
+      <w:r>
+        <w:rPr>
+          <w:rFonts w:ascii="Bahnschrift Light SemiCondensed" w:hAnsi="Bahnschrift Light SemiCondensed"/>
+          <w:sz w:val="24"/>
+          <w:szCs w:val="24"/>
+        </w:rPr>
+      </w:r>
+    </w:p>
+    <w:p>
+      <w:pPr>
+        <w:pStyle w:val="Normal"/>
+        <w:spacing w:before="0" w:after="0"/>
+        <w:jc w:val="left"/>
+        <w:rPr>
+          <w:rFonts w:ascii="Bahnschrift Light SemiCondensed" w:hAnsi="Bahnschrift Light SemiCondensed"/>
+          <w:sz w:val="24"/>
+          <w:szCs w:val="24"/>
+        </w:rPr>
+      </w:pPr>
+      <w:r>
+        <w:rPr>
+          <w:rFonts w:ascii="Bahnschrift Light SemiCondensed" w:hAnsi="Bahnschrift Light SemiCondensed"/>
+          <w:b/>
+          <w:bCs/>
+          <w:sz w:val="24"/>
+          <w:szCs w:val="24"/>
+          <w:u w:val="none"/>
+        </w:rPr>
+        <w:tab/>
+        <w:tab/>
+      </w:r>
+      <w:r>
+        <w:rPr>
+          <w:rFonts w:ascii="Bahnschrift Light SemiCondensed" w:hAnsi="Bahnschrift Light SemiCondensed"/>
+          <w:b w:val="false"/>
+          <w:bCs w:val="false"/>
+          <w:sz w:val="24"/>
+          <w:szCs w:val="24"/>
+          <w:u w:val="single"/>
+        </w:rPr>
+        <w:t>resultado_condicao_verdadeira</w:t>
+      </w:r>
+    </w:p>
+    <w:p>
+      <w:pPr>
+        <w:pStyle w:val="Normal"/>
+        <w:spacing w:before="0" w:after="0"/>
+        <w:jc w:val="left"/>
+        <w:rPr>
+          <w:rFonts w:ascii="Bahnschrift Light SemiCondensed" w:hAnsi="Bahnschrift Light SemiCondensed"/>
+          <w:sz w:val="24"/>
+          <w:szCs w:val="24"/>
+        </w:rPr>
+      </w:pPr>
+      <w:r>
+        <w:rPr>
+          <w:rFonts w:ascii="Bahnschrift Light SemiCondensed" w:hAnsi="Bahnschrift Light SemiCondensed"/>
+          <w:b w:val="false"/>
+          <w:bCs w:val="false"/>
+          <w:sz w:val="24"/>
+          <w:szCs w:val="24"/>
+          <w:u w:val="none"/>
+        </w:rPr>
+        <w:tab/>
+        <w:tab/>
+      </w:r>
+    </w:p>
+    <w:p>
+      <w:pPr>
+        <w:pStyle w:val="Normal"/>
+        <w:spacing w:before="0" w:after="0"/>
+        <w:jc w:val="left"/>
+        <w:rPr>
+          <w:rFonts w:ascii="Bahnschrift Light SemiCondensed" w:hAnsi="Bahnschrift Light SemiCondensed"/>
+          <w:sz w:val="24"/>
+          <w:szCs w:val="24"/>
+        </w:rPr>
+      </w:pPr>
+      <w:r>
+        <w:rPr>
+          <w:rFonts w:ascii="Bahnschrift Light SemiCondensed" w:hAnsi="Bahnschrift Light SemiCondensed"/>
+          <w:b w:val="false"/>
+          <w:bCs w:val="false"/>
+          <w:sz w:val="24"/>
+          <w:szCs w:val="24"/>
+          <w:u w:val="none"/>
+        </w:rPr>
+        <w:tab/>
+      </w:r>
+      <w:r>
+        <w:rPr>
+          <w:rFonts w:ascii="Bahnschrift Light SemiCondensed" w:hAnsi="Bahnschrift Light SemiCondensed"/>
+          <w:b/>
+          <w:bCs/>
+          <w:sz w:val="24"/>
+          <w:szCs w:val="24"/>
+          <w:u w:val="none"/>
+        </w:rPr>
+        <w:t xml:space="preserve">ELSE </w:t>
+      </w:r>
+    </w:p>
+    <w:p>
+      <w:pPr>
+        <w:pStyle w:val="Normal"/>
+        <w:spacing w:before="0" w:after="0"/>
+        <w:jc w:val="left"/>
+        <w:rPr>
+          <w:b/>
+          <w:bCs/>
+          <w:u w:val="none"/>
+        </w:rPr>
+      </w:pPr>
+      <w:r>
+        <w:rPr>
+          <w:rFonts w:ascii="Bahnschrift Light SemiCondensed" w:hAnsi="Bahnschrift Light SemiCondensed"/>
+          <w:sz w:val="24"/>
+          <w:szCs w:val="24"/>
+        </w:rPr>
+      </w:r>
+    </w:p>
+    <w:p>
+      <w:pPr>
+        <w:pStyle w:val="Normal"/>
+        <w:spacing w:before="0" w:after="0"/>
+        <w:jc w:val="left"/>
+        <w:rPr>
+          <w:rFonts w:ascii="Bahnschrift Light SemiCondensed" w:hAnsi="Bahnschrift Light SemiCondensed"/>
+          <w:sz w:val="24"/>
+          <w:szCs w:val="24"/>
+        </w:rPr>
+      </w:pPr>
+      <w:r>
+        <w:rPr>
+          <w:rFonts w:ascii="Bahnschrift Light SemiCondensed" w:hAnsi="Bahnschrift Light SemiCondensed"/>
+          <w:b/>
+          <w:bCs/>
+          <w:sz w:val="24"/>
+          <w:szCs w:val="24"/>
+          <w:u w:val="none"/>
+        </w:rPr>
+        <w:tab/>
+        <w:tab/>
+      </w:r>
+      <w:r>
+        <w:rPr>
+          <w:rFonts w:ascii="Bahnschrift Light SemiCondensed" w:hAnsi="Bahnschrift Light SemiCondensed"/>
+          <w:b w:val="false"/>
+          <w:bCs w:val="false"/>
+          <w:sz w:val="24"/>
+          <w:szCs w:val="24"/>
+          <w:u w:val="single"/>
+        </w:rPr>
+        <w:t>resutltado_condicao_falsa</w:t>
+      </w:r>
+    </w:p>
+    <w:p>
+      <w:pPr>
+        <w:pStyle w:val="Normal"/>
+        <w:spacing w:before="0" w:after="0"/>
+        <w:jc w:val="left"/>
+        <w:rPr>
+          <w:rFonts w:ascii="Bahnschrift Light SemiCondensed" w:hAnsi="Bahnschrift Light SemiCondensed"/>
+          <w:b/>
+          <w:bCs/>
+          <w:sz w:val="24"/>
+          <w:szCs w:val="24"/>
+          <w:u w:val="single"/>
+        </w:rPr>
+      </w:pPr>
+      <w:r>
+        <w:rPr>
+          <w:rFonts w:ascii="Bahnschrift Light SemiCondensed" w:hAnsi="Bahnschrift Light SemiCondensed"/>
+          <w:b/>
+          <w:bCs/>
+          <w:sz w:val="24"/>
+          <w:szCs w:val="24"/>
+          <w:u w:val="single"/>
+        </w:rPr>
+      </w:r>
+    </w:p>
+    <w:p>
+      <w:pPr>
+        <w:pStyle w:val="Normal"/>
+        <w:spacing w:before="0" w:after="0"/>
+        <w:jc w:val="left"/>
+        <w:rPr>
+          <w:rFonts w:ascii="Bahnschrift Light SemiCondensed" w:hAnsi="Bahnschrift Light SemiCondensed"/>
+          <w:sz w:val="24"/>
+          <w:szCs w:val="24"/>
+        </w:rPr>
+      </w:pPr>
+      <w:r>
+        <w:rPr>
+          <w:rFonts w:ascii="Bahnschrift Light SemiCondensed" w:hAnsi="Bahnschrift Light SemiCondensed"/>
+          <w:sz w:val="24"/>
+          <w:szCs w:val="24"/>
+          <w:u w:val="none"/>
+        </w:rPr>
+        <w:tab/>
+      </w:r>
+      <w:r>
+        <w:rPr>
+          <w:rFonts w:ascii="Bahnschrift Light SemiCondensed" w:hAnsi="Bahnschrift Light SemiCondensed"/>
+          <w:b/>
+          <w:bCs/>
+          <w:sz w:val="24"/>
+          <w:szCs w:val="24"/>
+          <w:u w:val="none"/>
+        </w:rPr>
+        <w:t>END IF;</w:t>
+      </w:r>
+    </w:p>
+    <w:p>
+      <w:pPr>
+        <w:pStyle w:val="Normal"/>
+        <w:spacing w:before="0" w:after="0"/>
+        <w:jc w:val="left"/>
+        <w:rPr>
+          <w:u w:val="none"/>
+        </w:rPr>
+      </w:pPr>
+      <w:r>
+        <w:rPr>
+          <w:rFonts w:ascii="Bahnschrift Light SemiCondensed" w:hAnsi="Bahnschrift Light SemiCondensed"/>
+          <w:b/>
+          <w:bCs/>
+          <w:sz w:val="24"/>
+          <w:szCs w:val="24"/>
+        </w:rPr>
+      </w:r>
+    </w:p>
+    <w:p>
+      <w:pPr>
+        <w:pStyle w:val="Normal"/>
+        <w:spacing w:before="0" w:after="0"/>
+        <w:jc w:val="left"/>
+        <w:rPr>
+          <w:rFonts w:ascii="Bahnschrift Light SemiCondensed" w:hAnsi="Bahnschrift Light SemiCondensed"/>
+          <w:b/>
+          <w:bCs/>
+          <w:sz w:val="24"/>
+          <w:szCs w:val="24"/>
+        </w:rPr>
+      </w:pPr>
+      <w:r>
+        <w:rPr>
+          <w:rFonts w:ascii="Bahnschrift Light SemiCondensed" w:hAnsi="Bahnschrift Light SemiCondensed"/>
+          <w:b/>
+          <w:bCs/>
+          <w:sz w:val="24"/>
+          <w:szCs w:val="24"/>
+          <w:u w:val="none"/>
+        </w:rPr>
+        <w:t>END</w:t>
+      </w:r>
+    </w:p>
+    <w:p>
+      <w:pPr>
+        <w:pStyle w:val="Normal"/>
+        <w:spacing w:before="0" w:after="0"/>
+        <w:jc w:val="left"/>
+        <w:rPr>
+          <w:b w:val="false"/>
+          <w:bCs w:val="false"/>
+          <w:u w:val="single"/>
+        </w:rPr>
+      </w:pPr>
+      <w:r>
+        <w:rPr>
+          <w:rFonts w:ascii="Bahnschrift Light SemiCondensed" w:hAnsi="Bahnschrift Light SemiCondensed"/>
+          <w:b/>
+          <w:bCs/>
+          <w:sz w:val="24"/>
+          <w:szCs w:val="24"/>
+        </w:rPr>
+      </w:r>
+    </w:p>
+    <w:p>
+      <w:pPr>
+        <w:pStyle w:val="Normal"/>
+        <w:spacing w:before="0" w:after="0"/>
+        <w:jc w:val="left"/>
+        <w:rPr>
+          <w:rFonts w:ascii="Bahnschrift Light SemiCondensed" w:hAnsi="Bahnschrift Light SemiCondensed"/>
+          <w:b/>
+          <w:bCs/>
+          <w:sz w:val="24"/>
+          <w:szCs w:val="24"/>
+          <w:u w:val="none"/>
+        </w:rPr>
+      </w:pPr>
+      <w:r>
+        <w:rPr>
+          <w:rFonts w:ascii="Bahnschrift Light SemiCondensed" w:hAnsi="Bahnschrift Light SemiCondensed"/>
+          <w:b/>
+          <w:bCs/>
+          <w:sz w:val="24"/>
+          <w:szCs w:val="24"/>
+          <w:u w:val="none"/>
+        </w:rPr>
+        <w:t>DELIMITER ;</w:t>
+        <w:tab/>
+        <w:tab/>
+        <w:t>→</w:t>
+        <w:tab/>
+        <w:tab/>
+      </w:r>
+      <w:r>
+        <w:rPr>
+          <w:rFonts w:ascii="Bahnschrift Light SemiCondensed" w:hAnsi="Bahnschrift Light SemiCondensed"/>
+          <w:b w:val="false"/>
+          <w:bCs w:val="false"/>
+          <w:sz w:val="24"/>
+          <w:szCs w:val="24"/>
+          <w:u w:val="none"/>
+        </w:rPr>
+        <w:t xml:space="preserve">Comando para declarar </w:t>
+      </w:r>
+    </w:p>
+    <w:p>
+      <w:pPr>
+        <w:pStyle w:val="Normal"/>
+        <w:spacing w:before="0" w:after="0"/>
+        <w:jc w:val="left"/>
+        <w:rPr>
+          <w:b w:val="false"/>
+          <w:bCs w:val="false"/>
+        </w:rPr>
+      </w:pPr>
+      <w:r>
+        <w:rPr>
+          <w:rFonts w:ascii="Bahnschrift Light SemiCondensed" w:hAnsi="Bahnschrift Light SemiCondensed"/>
+          <w:b/>
+          <w:bCs/>
+          <w:sz w:val="24"/>
+          <w:szCs w:val="24"/>
+          <w:u w:val="none"/>
+        </w:rPr>
+      </w:r>
+    </w:p>
+    <w:p>
+      <w:pPr>
+        <w:pStyle w:val="Normal"/>
+        <w:spacing w:before="0" w:after="0"/>
+        <w:jc w:val="left"/>
+        <w:rPr>
+          <w:rFonts w:ascii="Bahnschrift Light SemiCondensed" w:hAnsi="Bahnschrift Light SemiCondensed"/>
+          <w:b/>
+          <w:bCs/>
+          <w:sz w:val="24"/>
+          <w:szCs w:val="24"/>
+          <w:u w:val="none"/>
+        </w:rPr>
+      </w:pPr>
+      <w:r>
+        <w:rPr>
+          <w:rFonts w:ascii="Bahnschrift Light SemiCondensed" w:hAnsi="Bahnschrift Light SemiCondensed"/>
+          <w:b w:val="false"/>
+          <w:bCs w:val="false"/>
+          <w:sz w:val="24"/>
+          <w:szCs w:val="24"/>
+          <w:u w:val="none"/>
+        </w:rPr>
+        <w:tab/>
+        <w:t>procedures.</w:t>
+      </w:r>
+    </w:p>
+    <w:p>
+      <w:pPr>
+        <w:pStyle w:val="Normal"/>
+        <w:spacing w:before="0" w:after="0"/>
+        <w:jc w:val="left"/>
+        <w:rPr>
+          <w:b w:val="false"/>
+          <w:bCs w:val="false"/>
+        </w:rPr>
+      </w:pPr>
+      <w:r>
+        <w:rPr>
+          <w:rFonts w:ascii="Bahnschrift Light SemiCondensed" w:hAnsi="Bahnschrift Light SemiCondensed"/>
+          <w:b/>
+          <w:bCs/>
+          <w:sz w:val="24"/>
+          <w:szCs w:val="24"/>
+          <w:u w:val="none"/>
+        </w:rPr>
+      </w:r>
+    </w:p>
+    <w:p>
+      <w:pPr>
+        <w:pStyle w:val="Normal"/>
+        <w:spacing w:before="0" w:after="0"/>
+        <w:jc w:val="left"/>
+        <w:rPr>
+          <w:b w:val="false"/>
+          <w:bCs w:val="false"/>
+        </w:rPr>
+      </w:pPr>
+      <w:r>
+        <w:rPr>
+          <w:rFonts w:ascii="Bahnschrift Light SemiCondensed" w:hAnsi="Bahnschrift Light SemiCondensed"/>
+          <w:b/>
+          <w:bCs/>
+          <w:sz w:val="24"/>
+          <w:szCs w:val="24"/>
+          <w:u w:val="none"/>
+        </w:rPr>
+      </w:r>
+    </w:p>
+    <w:p>
+      <w:pPr>
+        <w:pStyle w:val="Normal"/>
+        <w:spacing w:before="0" w:after="0"/>
+        <w:jc w:val="left"/>
+        <w:rPr>
+          <w:rFonts w:ascii="Bahnschrift Light SemiCondensed" w:hAnsi="Bahnschrift Light SemiCondensed"/>
+          <w:b/>
+          <w:bCs/>
+          <w:sz w:val="24"/>
+          <w:szCs w:val="24"/>
+          <w:u w:val="none"/>
+        </w:rPr>
+      </w:pPr>
+      <w:r>
+        <w:rPr>
+          <w:rFonts w:ascii="Bahnschrift Light SemiCondensed" w:hAnsi="Bahnschrift Light SemiCondensed"/>
+          <w:b/>
+          <w:bCs/>
+          <w:sz w:val="24"/>
+          <w:szCs w:val="24"/>
+          <w:u w:val="none"/>
+        </w:rPr>
+        <w:t xml:space="preserve">CALL </w:t>
+      </w:r>
+      <w:r>
+        <w:rPr>
+          <w:rFonts w:ascii="Bahnschrift Light SemiCondensed" w:hAnsi="Bahnschrift Light SemiCondensed"/>
+          <w:b w:val="false"/>
+          <w:bCs w:val="false"/>
+          <w:sz w:val="24"/>
+          <w:szCs w:val="24"/>
+          <w:u w:val="single"/>
+        </w:rPr>
+        <w:t>nome_da_procedure</w:t>
+      </w:r>
+      <w:r>
+        <w:rPr>
+          <w:rFonts w:ascii="Bahnschrift Light SemiCondensed" w:hAnsi="Bahnschrift Light SemiCondensed"/>
+          <w:b w:val="false"/>
+          <w:bCs w:val="false"/>
+          <w:sz w:val="24"/>
+          <w:szCs w:val="24"/>
+          <w:u w:val="none"/>
         </w:rPr>
         <w:t xml:space="preserve"> </w:t>
       </w:r>
       <w:r>
         <w:rPr>
-          <w:rFonts w:cs="Bahnschrift Light SemiCondensed" w:ascii="Bahnschrift Light SemiCondensed" w:hAnsi="Bahnschrift Light SemiCondensed"/>
-          <w:b/>
-          <w:bCs/>
-          <w:color w:val="auto"/>
-          <w:sz w:val="24"/>
-          <w:szCs w:val="24"/>
-          <w:u w:val="none"/>
-          <w:lang w:val="pt-BR"/>
-        </w:rPr>
-        <w:t xml:space="preserve">FROM </w:t>
-      </w:r>
-      <w:r>
-        <w:rPr>
-          <w:rFonts w:cs="Bahnschrift Light SemiCondensed" w:ascii="Bahnschrift Light SemiCondensed" w:hAnsi="Bahnschrift Light SemiCondensed"/>
-          <w:color w:val="auto"/>
+          <w:rFonts w:ascii="Bahnschrift Light SemiCondensed" w:hAnsi="Bahnschrift Light SemiCondensed"/>
+          <w:b/>
+          <w:bCs/>
+          <w:sz w:val="24"/>
+          <w:szCs w:val="24"/>
+          <w:u w:val="none"/>
+        </w:rPr>
+        <w:t>(</w:t>
+      </w:r>
+      <w:r>
+        <w:rPr>
+          <w:rFonts w:ascii="Bahnschrift Light SemiCondensed" w:hAnsi="Bahnschrift Light SemiCondensed"/>
+          <w:b w:val="false"/>
+          <w:bCs w:val="false"/>
+          <w:sz w:val="24"/>
+          <w:szCs w:val="24"/>
+          <w:u w:val="none"/>
+        </w:rPr>
+        <w:t xml:space="preserve"> </w:t>
+      </w:r>
+      <w:r>
+        <w:rPr>
+          <w:rFonts w:ascii="Bahnschrift Light SemiCondensed" w:hAnsi="Bahnschrift Light SemiCondensed"/>
+          <w:b w:val="false"/>
+          <w:bCs w:val="false"/>
           <w:sz w:val="24"/>
           <w:szCs w:val="24"/>
           <w:u w:val="single"/>
-          <w:lang w:val="pt-BR"/>
-        </w:rPr>
-        <w:t>nome_da_tabela_1</w:t>
+        </w:rPr>
+        <w:t>parâmetro de _entrada</w:t>
+      </w:r>
+      <w:r>
+        <w:rPr>
+          <w:rFonts w:ascii="Bahnschrift Light SemiCondensed" w:hAnsi="Bahnschrift Light SemiCondensed"/>
+          <w:b w:val="false"/>
+          <w:bCs w:val="false"/>
+          <w:sz w:val="24"/>
+          <w:szCs w:val="24"/>
+          <w:u w:val="none"/>
+        </w:rPr>
+        <w:t xml:space="preserve"> </w:t>
+      </w:r>
+      <w:r>
+        <w:rPr>
+          <w:rFonts w:ascii="Bahnschrift Light SemiCondensed" w:hAnsi="Bahnschrift Light SemiCondensed"/>
+          <w:b w:val="false"/>
+          <w:bCs w:val="false"/>
+          <w:sz w:val="24"/>
+          <w:szCs w:val="24"/>
+          <w:u w:val="single"/>
+        </w:rPr>
+        <w:t>parâmetros</w:t>
+      </w:r>
+      <w:r>
+        <w:rPr>
+          <w:rFonts w:ascii="Bahnschrift Light SemiCondensed" w:hAnsi="Bahnschrift Light SemiCondensed"/>
+          <w:b w:val="false"/>
+          <w:bCs w:val="false"/>
+          <w:sz w:val="24"/>
+          <w:szCs w:val="24"/>
+          <w:u w:val="none"/>
+        </w:rPr>
+        <w:t xml:space="preserve"> </w:t>
+      </w:r>
+      <w:r>
+        <w:rPr>
+          <w:rFonts w:ascii="Bahnschrift Light SemiCondensed" w:hAnsi="Bahnschrift Light SemiCondensed"/>
+          <w:b w:val="false"/>
+          <w:bCs w:val="false"/>
+          <w:sz w:val="24"/>
+          <w:szCs w:val="24"/>
+          <w:u w:val="single"/>
+        </w:rPr>
+        <w:t>tipo</w:t>
+      </w:r>
+      <w:r>
+        <w:rPr>
+          <w:rFonts w:ascii="Bahnschrift Light SemiCondensed" w:hAnsi="Bahnschrift Light SemiCondensed"/>
+          <w:b/>
+          <w:bCs/>
+          <w:sz w:val="24"/>
+          <w:szCs w:val="24"/>
+          <w:u w:val="none"/>
+        </w:rPr>
+        <w:t>);</w:t>
+        <w:tab/>
+        <w:tab/>
       </w:r>
     </w:p>
     <w:p>
@@ -35458,16 +38784,41 @@
         <w:spacing w:before="0" w:after="0"/>
         <w:jc w:val="left"/>
         <w:rPr>
-          <w:b/>
-          <w:bCs/>
-        </w:rPr>
-      </w:pPr>
-      <w:r>
-        <w:rPr>
-          <w:b/>
-          <w:bCs/>
-        </w:rPr>
-        <w:t>UNION</w:t>
+          <w:rFonts w:ascii="Bahnschrift Light SemiCondensed" w:hAnsi="Bahnschrift Light SemiCondensed"/>
+          <w:b/>
+          <w:bCs/>
+          <w:sz w:val="24"/>
+          <w:szCs w:val="24"/>
+          <w:u w:val="none"/>
+        </w:rPr>
+      </w:pPr>
+      <w:r>
+        <w:rPr>
+          <w:rFonts w:ascii="Bahnschrift Light SemiCondensed" w:hAnsi="Bahnschrift Light SemiCondensed"/>
+          <w:b/>
+          <w:bCs/>
+          <w:sz w:val="24"/>
+          <w:szCs w:val="24"/>
+          <w:u w:val="none"/>
+        </w:rPr>
+        <w:tab/>
+        <w:tab/>
+        <w:t>→</w:t>
+        <w:tab/>
+        <w:tab/>
+      </w:r>
+      <w:r>
+        <w:rPr>
+          <w:rFonts w:ascii="Bahnschrift Light SemiCondensed" w:hAnsi="Bahnschrift Light SemiCondensed"/>
+          <w:b w:val="false"/>
+          <w:bCs w:val="false"/>
+          <w:sz w:val="24"/>
+          <w:szCs w:val="24"/>
+          <w:u w:val="none"/>
+        </w:rPr>
+        <w:t>Comando utilizado para</w:t>
+        <w:tab/>
+        <w:t xml:space="preserve">aplicar condições </w:t>
       </w:r>
     </w:p>
     <w:p>
@@ -35476,152 +38827,1782 @@
         <w:spacing w:before="0" w:after="0"/>
         <w:jc w:val="left"/>
         <w:rPr>
-          <w:rFonts w:ascii="Bahnschrift Light SemiCondensed" w:hAnsi="Bahnschrift Light SemiCondensed" w:cs="Bahnschrift Light SemiCondensed"/>
-          <w:b/>
-          <w:bCs/>
-          <w:color w:val="auto"/>
-          <w:sz w:val="24"/>
-          <w:szCs w:val="24"/>
-          <w:lang w:val="pt-BR"/>
-        </w:rPr>
-      </w:pPr>
-      <w:r>
-        <w:rPr>
-          <w:rFonts w:cs="Bahnschrift Light SemiCondensed" w:ascii="Bahnschrift Light SemiCondensed" w:hAnsi="Bahnschrift Light SemiCondensed"/>
-          <w:b/>
-          <w:bCs/>
-          <w:color w:val="auto"/>
-          <w:sz w:val="24"/>
-          <w:szCs w:val="24"/>
-          <w:u w:val="none"/>
-          <w:lang w:val="pt-BR"/>
-        </w:rPr>
-        <w:t>SELECT</w:t>
-      </w:r>
-      <w:r>
-        <w:rPr>
-          <w:rFonts w:cs="Bahnschrift Light SemiCondensed" w:ascii="Bahnschrift Light SemiCondensed" w:hAnsi="Bahnschrift Light SemiCondensed"/>
-          <w:b w:val="false"/>
-          <w:bCs w:val="false"/>
-          <w:color w:val="auto"/>
-          <w:sz w:val="24"/>
-          <w:szCs w:val="24"/>
-          <w:u w:val="none"/>
-          <w:lang w:val="pt-BR"/>
-        </w:rPr>
-        <w:t xml:space="preserve"> ‘ </w:t>
-      </w:r>
-      <w:r>
-        <w:rPr>
-          <w:rFonts w:cs="Bahnschrift Light SemiCondensed" w:ascii="Bahnschrift Light SemiCondensed" w:hAnsi="Bahnschrift Light SemiCondensed"/>
-          <w:b w:val="false"/>
-          <w:bCs w:val="false"/>
-          <w:color w:val="auto"/>
+          <w:b w:val="false"/>
+          <w:bCs w:val="false"/>
+        </w:rPr>
+      </w:pPr>
+      <w:r>
+        <w:rPr>
+          <w:rFonts w:ascii="Bahnschrift Light SemiCondensed" w:hAnsi="Bahnschrift Light SemiCondensed"/>
+          <w:b/>
+          <w:bCs/>
+          <w:sz w:val="24"/>
+          <w:szCs w:val="24"/>
+          <w:u w:val="none"/>
+        </w:rPr>
+      </w:r>
+    </w:p>
+    <w:p>
+      <w:pPr>
+        <w:pStyle w:val="Normal"/>
+        <w:spacing w:before="0" w:after="0"/>
+        <w:jc w:val="left"/>
+        <w:rPr>
+          <w:rFonts w:ascii="Bahnschrift Light SemiCondensed" w:hAnsi="Bahnschrift Light SemiCondensed"/>
+          <w:b/>
+          <w:bCs/>
+          <w:sz w:val="24"/>
+          <w:szCs w:val="24"/>
+          <w:u w:val="none"/>
+        </w:rPr>
+      </w:pPr>
+      <w:r>
+        <w:rPr>
+          <w:rFonts w:ascii="Bahnschrift Light SemiCondensed" w:hAnsi="Bahnschrift Light SemiCondensed"/>
+          <w:b w:val="false"/>
+          <w:bCs w:val="false"/>
+          <w:sz w:val="24"/>
+          <w:szCs w:val="24"/>
+          <w:u w:val="none"/>
+        </w:rPr>
+        <w:tab/>
+        <w:t>compostas em procedures.</w:t>
+      </w:r>
+    </w:p>
+    <w:p>
+      <w:pPr>
+        <w:pStyle w:val="Normal"/>
+        <w:spacing w:before="0" w:after="0"/>
+        <w:jc w:val="left"/>
+        <w:rPr>
+          <w:b w:val="false"/>
+          <w:bCs w:val="false"/>
+        </w:rPr>
+      </w:pPr>
+      <w:r>
+        <w:rPr>
+          <w:rFonts w:ascii="Bahnschrift Light SemiCondensed" w:hAnsi="Bahnschrift Light SemiCondensed"/>
+          <w:b/>
+          <w:bCs/>
+          <w:sz w:val="24"/>
+          <w:szCs w:val="24"/>
+          <w:u w:val="none"/>
+        </w:rPr>
+      </w:r>
+    </w:p>
+    <w:p>
+      <w:pPr>
+        <w:pStyle w:val="Normal"/>
+        <w:spacing w:before="0" w:after="0"/>
+        <w:jc w:val="left"/>
+        <w:rPr>
+          <w:b w:val="false"/>
+          <w:bCs w:val="false"/>
+        </w:rPr>
+      </w:pPr>
+      <w:r>
+        <w:rPr>
+          <w:rFonts w:ascii="Bahnschrift Light SemiCondensed" w:hAnsi="Bahnschrift Light SemiCondensed"/>
+          <w:b/>
+          <w:bCs/>
+          <w:sz w:val="24"/>
+          <w:szCs w:val="24"/>
+          <w:u w:val="none"/>
+        </w:rPr>
+      </w:r>
+    </w:p>
+    <w:p>
+      <w:pPr>
+        <w:pStyle w:val="Normal"/>
+        <w:spacing w:before="0" w:after="0"/>
+        <w:jc w:val="left"/>
+        <w:rPr>
+          <w:rFonts w:ascii="Bahnschrift Light SemiCondensed" w:hAnsi="Bahnschrift Light SemiCondensed"/>
+          <w:b/>
+          <w:bCs/>
+          <w:sz w:val="24"/>
+          <w:szCs w:val="24"/>
+          <w:u w:val="none"/>
+        </w:rPr>
+      </w:pPr>
+      <w:r>
+        <w:rPr>
+          <w:rFonts w:ascii="Bahnschrift Light SemiCondensed" w:hAnsi="Bahnschrift Light SemiCondensed"/>
+          <w:b/>
+          <w:bCs/>
+          <w:sz w:val="24"/>
+          <w:szCs w:val="24"/>
+          <w:u w:val="none"/>
+        </w:rPr>
+        <w:t>DELIMITER $$;</w:t>
+      </w:r>
+    </w:p>
+    <w:p>
+      <w:pPr>
+        <w:pStyle w:val="Normal"/>
+        <w:spacing w:before="0" w:after="0"/>
+        <w:jc w:val="left"/>
+        <w:rPr>
+          <w:rFonts w:ascii="Bahnschrift Light SemiCondensed" w:hAnsi="Bahnschrift Light SemiCondensed"/>
+          <w:b/>
+          <w:bCs/>
+          <w:sz w:val="24"/>
+          <w:szCs w:val="24"/>
+          <w:u w:val="none"/>
+        </w:rPr>
+      </w:pPr>
+      <w:r>
+        <w:rPr/>
+      </w:r>
+    </w:p>
+    <w:p>
+      <w:pPr>
+        <w:pStyle w:val="Normal"/>
+        <w:spacing w:before="0" w:after="0"/>
+        <w:jc w:val="left"/>
+        <w:rPr>
+          <w:rFonts w:ascii="Bahnschrift Light SemiCondensed" w:hAnsi="Bahnschrift Light SemiCondensed"/>
+          <w:b/>
+          <w:bCs/>
+          <w:sz w:val="24"/>
+          <w:szCs w:val="24"/>
+        </w:rPr>
+      </w:pPr>
+      <w:r>
+        <w:rPr>
+          <w:rFonts w:ascii="Bahnschrift Light SemiCondensed" w:hAnsi="Bahnschrift Light SemiCondensed"/>
+          <w:b/>
+          <w:bCs/>
+          <w:sz w:val="24"/>
+          <w:szCs w:val="24"/>
+        </w:rPr>
+        <w:t xml:space="preserve">CREATE PROCEDURE </w:t>
+      </w:r>
+      <w:r>
+        <w:rPr>
+          <w:rFonts w:ascii="Bahnschrift Light SemiCondensed" w:hAnsi="Bahnschrift Light SemiCondensed"/>
+          <w:b w:val="false"/>
+          <w:bCs w:val="false"/>
           <w:sz w:val="24"/>
           <w:szCs w:val="24"/>
           <w:u w:val="single"/>
-          <w:lang w:val="pt-BR"/>
-        </w:rPr>
-        <w:t>nome_da_tabela</w:t>
-      </w:r>
-      <w:r>
-        <w:rPr>
-          <w:rFonts w:cs="Bahnschrift Light SemiCondensed" w:ascii="Bahnschrift Light SemiCondensed" w:hAnsi="Bahnschrift Light SemiCondensed"/>
-          <w:b w:val="false"/>
-          <w:bCs w:val="false"/>
-          <w:color w:val="auto"/>
-          <w:sz w:val="24"/>
-          <w:szCs w:val="24"/>
-          <w:u w:val="none"/>
-          <w:lang w:val="pt-BR"/>
-        </w:rPr>
-        <w:t xml:space="preserve"> ’ </w:t>
-      </w:r>
-      <w:r>
-        <w:rPr>
-          <w:rFonts w:cs="Bahnschrift Light SemiCondensed" w:ascii="Bahnschrift Light SemiCondensed" w:hAnsi="Bahnschrift Light SemiCondensed"/>
-          <w:b w:val="false"/>
-          <w:bCs w:val="false"/>
-          <w:color w:val="auto"/>
+        </w:rPr>
+        <w:t>nome_da_processedure</w:t>
+      </w:r>
+      <w:r>
+        <w:rPr>
+          <w:rFonts w:ascii="Bahnschrift Light SemiCondensed" w:hAnsi="Bahnschrift Light SemiCondensed"/>
+          <w:b/>
+          <w:bCs/>
+          <w:sz w:val="24"/>
+          <w:szCs w:val="24"/>
+          <w:u w:val="none"/>
+        </w:rPr>
+        <w:t xml:space="preserve"> (</w:t>
+      </w:r>
+      <w:r>
+        <w:rPr>
+          <w:rFonts w:ascii="Bahnschrift Light SemiCondensed" w:hAnsi="Bahnschrift Light SemiCondensed"/>
+          <w:b w:val="false"/>
+          <w:bCs w:val="false"/>
           <w:sz w:val="24"/>
           <w:szCs w:val="24"/>
           <w:u w:val="single"/>
-          <w:lang w:val="pt-BR"/>
-        </w:rPr>
-        <w:t>colunas_da_tabela_2</w:t>
-      </w:r>
-      <w:r>
-        <w:rPr>
-          <w:rFonts w:cs="Bahnschrift Light SemiCondensed" w:ascii="Bahnschrift Light SemiCondensed" w:hAnsi="Bahnschrift Light SemiCondensed"/>
-          <w:b w:val="false"/>
-          <w:bCs w:val="false"/>
-          <w:color w:val="auto"/>
-          <w:sz w:val="24"/>
-          <w:szCs w:val="24"/>
-          <w:u w:val="none"/>
-          <w:lang w:val="pt-BR"/>
+        </w:rPr>
+        <w:t xml:space="preserve"> parâmetros </w:t>
+      </w:r>
+      <w:r>
+        <w:rPr>
+          <w:rFonts w:ascii="Bahnschrift Light SemiCondensed" w:hAnsi="Bahnschrift Light SemiCondensed"/>
+          <w:b/>
+          <w:bCs/>
+          <w:sz w:val="24"/>
+          <w:szCs w:val="24"/>
+          <w:u w:val="none"/>
+        </w:rPr>
+        <w:t>)</w:t>
+      </w:r>
+    </w:p>
+    <w:p>
+      <w:pPr>
+        <w:pStyle w:val="Normal"/>
+        <w:spacing w:before="0" w:after="0"/>
+        <w:jc w:val="left"/>
+        <w:rPr>
+          <w:u w:val="none"/>
+        </w:rPr>
+      </w:pPr>
+      <w:r>
+        <w:rPr>
+          <w:rFonts w:ascii="Bahnschrift Light SemiCondensed" w:hAnsi="Bahnschrift Light SemiCondensed"/>
+          <w:b/>
+          <w:bCs/>
+          <w:sz w:val="24"/>
+          <w:szCs w:val="24"/>
+        </w:rPr>
+      </w:r>
+    </w:p>
+    <w:p>
+      <w:pPr>
+        <w:pStyle w:val="Normal"/>
+        <w:spacing w:before="0" w:after="0"/>
+        <w:jc w:val="left"/>
+        <w:rPr>
+          <w:rFonts w:ascii="Bahnschrift Light SemiCondensed" w:hAnsi="Bahnschrift Light SemiCondensed"/>
+          <w:b/>
+          <w:bCs/>
+          <w:sz w:val="24"/>
+          <w:szCs w:val="24"/>
+        </w:rPr>
+      </w:pPr>
+      <w:r>
+        <w:rPr>
+          <w:rFonts w:ascii="Bahnschrift Light SemiCondensed" w:hAnsi="Bahnschrift Light SemiCondensed"/>
+          <w:b/>
+          <w:bCs/>
+          <w:sz w:val="24"/>
+          <w:szCs w:val="24"/>
+          <w:u w:val="none"/>
+        </w:rPr>
+        <w:t>BEGIN</w:t>
+      </w:r>
+    </w:p>
+    <w:p>
+      <w:pPr>
+        <w:pStyle w:val="Normal"/>
+        <w:spacing w:before="0" w:after="0"/>
+        <w:jc w:val="left"/>
+        <w:rPr>
+          <w:u w:val="none"/>
+        </w:rPr>
+      </w:pPr>
+      <w:r>
+        <w:rPr>
+          <w:rFonts w:ascii="Bahnschrift Light SemiCondensed" w:hAnsi="Bahnschrift Light SemiCondensed"/>
+          <w:b/>
+          <w:bCs/>
+          <w:sz w:val="24"/>
+          <w:szCs w:val="24"/>
+        </w:rPr>
+      </w:r>
+    </w:p>
+    <w:p>
+      <w:pPr>
+        <w:pStyle w:val="Normal"/>
+        <w:spacing w:before="0" w:after="0"/>
+        <w:jc w:val="left"/>
+        <w:rPr>
+          <w:rFonts w:ascii="Bahnschrift Light SemiCondensed" w:hAnsi="Bahnschrift Light SemiCondensed"/>
+          <w:sz w:val="24"/>
+          <w:szCs w:val="24"/>
+        </w:rPr>
+      </w:pPr>
+      <w:r>
+        <w:rPr>
+          <w:rFonts w:ascii="Bahnschrift Light SemiCondensed" w:hAnsi="Bahnschrift Light SemiCondensed"/>
+          <w:b/>
+          <w:bCs/>
+          <w:sz w:val="24"/>
+          <w:szCs w:val="24"/>
+          <w:u w:val="none"/>
+        </w:rPr>
+        <w:tab/>
+      </w:r>
+      <w:r>
+        <w:rPr>
+          <w:rFonts w:ascii="Bahnschrift Light SemiCondensed" w:hAnsi="Bahnschrift Light SemiCondensed"/>
+          <w:b/>
+          <w:bCs/>
+          <w:sz w:val="24"/>
+          <w:szCs w:val="24"/>
+          <w:u w:val="none"/>
+        </w:rPr>
+        <w:t>WHILE (</w:t>
+      </w:r>
+      <w:r>
+        <w:rPr>
+          <w:rFonts w:ascii="Bahnschrift Light SemiCondensed" w:hAnsi="Bahnschrift Light SemiCondensed"/>
+          <w:b w:val="false"/>
+          <w:bCs w:val="false"/>
+          <w:sz w:val="24"/>
+          <w:szCs w:val="24"/>
+          <w:u w:val="none"/>
         </w:rPr>
         <w:t xml:space="preserve"> </w:t>
       </w:r>
       <w:r>
         <w:rPr>
-          <w:rFonts w:cs="Bahnschrift Light SemiCondensed" w:ascii="Bahnschrift Light SemiCondensed" w:hAnsi="Bahnschrift Light SemiCondensed"/>
-          <w:color w:val="auto"/>
-          <w:sz w:val="24"/>
-          <w:szCs w:val="24"/>
-          <w:u w:val="none"/>
-          <w:lang w:val="pt-BR"/>
-        </w:rPr>
-        <w:t xml:space="preserve">FROM </w:t>
-      </w:r>
-      <w:r>
-        <w:rPr>
-          <w:rFonts w:cs="Bahnschrift Light SemiCondensed" w:ascii="Bahnschrift Light SemiCondensed" w:hAnsi="Bahnschrift Light SemiCondensed"/>
-          <w:b w:val="false"/>
-          <w:bCs w:val="false"/>
-          <w:color w:val="auto"/>
+          <w:rFonts w:ascii="Bahnschrift Light SemiCondensed" w:hAnsi="Bahnschrift Light SemiCondensed"/>
+          <w:b w:val="false"/>
+          <w:bCs w:val="false"/>
           <w:sz w:val="24"/>
           <w:szCs w:val="24"/>
           <w:u w:val="single"/>
-          <w:lang w:val="pt-BR"/>
-        </w:rPr>
-        <w:t>nome_da_tabela_2</w:t>
-      </w:r>
-      <w:r>
-        <w:rPr>
-          <w:rFonts w:cs="Bahnschrift Light SemiCondensed" w:ascii="Bahnschrift Light SemiCondensed" w:hAnsi="Bahnschrift Light SemiCondensed"/>
-          <w:color w:val="auto"/>
+        </w:rPr>
+        <w:t>condição</w:t>
+      </w:r>
+      <w:r>
+        <w:rPr>
+          <w:rFonts w:ascii="Bahnschrift Light SemiCondensed" w:hAnsi="Bahnschrift Light SemiCondensed"/>
+          <w:b w:val="false"/>
+          <w:bCs w:val="false"/>
+          <w:sz w:val="24"/>
+          <w:szCs w:val="24"/>
+          <w:u w:val="none"/>
+        </w:rPr>
+        <w:t xml:space="preserve"> </w:t>
+      </w:r>
+      <w:r>
+        <w:rPr>
+          <w:rFonts w:ascii="Bahnschrift Light SemiCondensed" w:hAnsi="Bahnschrift Light SemiCondensed"/>
+          <w:b/>
+          <w:bCs/>
+          <w:sz w:val="24"/>
+          <w:szCs w:val="24"/>
+          <w:u w:val="none"/>
+        </w:rPr>
+        <w:t>) DO</w:t>
+        <w:tab/>
+      </w:r>
+    </w:p>
+    <w:p>
+      <w:pPr>
+        <w:pStyle w:val="Normal"/>
+        <w:spacing w:before="0" w:after="0"/>
+        <w:jc w:val="left"/>
+        <w:rPr>
+          <w:b/>
+          <w:bCs/>
+          <w:u w:val="none"/>
+        </w:rPr>
+      </w:pPr>
+      <w:r>
+        <w:rPr>
+          <w:rFonts w:ascii="Bahnschrift Light SemiCondensed" w:hAnsi="Bahnschrift Light SemiCondensed"/>
+          <w:sz w:val="24"/>
+          <w:szCs w:val="24"/>
+        </w:rPr>
+      </w:r>
+    </w:p>
+    <w:p>
+      <w:pPr>
+        <w:pStyle w:val="Normal"/>
+        <w:spacing w:before="0" w:after="0"/>
+        <w:jc w:val="left"/>
+        <w:rPr>
+          <w:rFonts w:ascii="Bahnschrift Light SemiCondensed" w:hAnsi="Bahnschrift Light SemiCondensed"/>
           <w:sz w:val="24"/>
           <w:szCs w:val="24"/>
           <w:u w:val="single"/>
-          <w:lang w:val="pt-BR"/>
+        </w:rPr>
+      </w:pPr>
+      <w:r>
+        <w:rPr>
+          <w:rFonts w:ascii="Bahnschrift Light SemiCondensed" w:hAnsi="Bahnschrift Light SemiCondensed"/>
+          <w:b/>
+          <w:bCs/>
+          <w:sz w:val="24"/>
+          <w:szCs w:val="24"/>
+          <w:u w:val="none"/>
+        </w:rPr>
+        <w:tab/>
+        <w:tab/>
+        <w:t xml:space="preserve">LEAVE </w:t>
+      </w:r>
+      <w:r>
+        <w:rPr>
+          <w:rFonts w:ascii="Bahnschrift Light SemiCondensed" w:hAnsi="Bahnschrift Light SemiCondensed"/>
+          <w:b w:val="false"/>
+          <w:bCs w:val="false"/>
+          <w:sz w:val="24"/>
+          <w:szCs w:val="24"/>
+          <w:u w:val="none"/>
+        </w:rPr>
+        <w:t xml:space="preserve">ou </w:t>
+      </w:r>
+      <w:r>
+        <w:rPr>
+          <w:rFonts w:ascii="Bahnschrift Light SemiCondensed" w:hAnsi="Bahnschrift Light SemiCondensed"/>
+          <w:b/>
+          <w:bCs/>
+          <w:sz w:val="24"/>
+          <w:szCs w:val="24"/>
+          <w:u w:val="none"/>
+        </w:rPr>
+        <w:t>CONTINUE</w:t>
+      </w:r>
+    </w:p>
+    <w:p>
+      <w:pPr>
+        <w:pStyle w:val="Normal"/>
+        <w:spacing w:before="0" w:after="0"/>
+        <w:jc w:val="left"/>
+        <w:rPr>
+          <w:b w:val="false"/>
+          <w:bCs w:val="false"/>
+        </w:rPr>
+      </w:pPr>
+      <w:r>
+        <w:rPr>
+          <w:rFonts w:ascii="Bahnschrift Light SemiCondensed" w:hAnsi="Bahnschrift Light SemiCondensed"/>
+          <w:sz w:val="24"/>
+          <w:szCs w:val="24"/>
+          <w:u w:val="single"/>
+        </w:rPr>
+      </w:r>
+    </w:p>
+    <w:p>
+      <w:pPr>
+        <w:pStyle w:val="Normal"/>
+        <w:spacing w:before="0" w:after="0"/>
+        <w:jc w:val="left"/>
+        <w:rPr>
+          <w:rFonts w:ascii="Bahnschrift Light SemiCondensed" w:hAnsi="Bahnschrift Light SemiCondensed"/>
+          <w:sz w:val="24"/>
+          <w:szCs w:val="24"/>
+          <w:u w:val="none"/>
+        </w:rPr>
+      </w:pPr>
+      <w:r>
+        <w:rPr>
+          <w:rFonts w:ascii="Bahnschrift Light SemiCondensed" w:hAnsi="Bahnschrift Light SemiCondensed"/>
+          <w:b w:val="false"/>
+          <w:bCs w:val="false"/>
+          <w:sz w:val="24"/>
+          <w:szCs w:val="24"/>
+          <w:u w:val="none"/>
+        </w:rPr>
+        <w:tab/>
+      </w:r>
+      <w:r>
+        <w:rPr>
+          <w:rFonts w:ascii="Bahnschrift Light SemiCondensed" w:hAnsi="Bahnschrift Light SemiCondensed"/>
+          <w:b/>
+          <w:bCs/>
+          <w:sz w:val="24"/>
+          <w:szCs w:val="24"/>
+          <w:u w:val="none"/>
+        </w:rPr>
+        <w:t>END WHILE;</w:t>
+      </w:r>
+    </w:p>
+    <w:p>
+      <w:pPr>
+        <w:pStyle w:val="Normal"/>
+        <w:spacing w:before="0" w:after="0"/>
+        <w:jc w:val="left"/>
+        <w:rPr>
+          <w:u w:val="none"/>
+        </w:rPr>
+      </w:pPr>
+      <w:r>
+        <w:rPr>
+          <w:rFonts w:ascii="Bahnschrift Light SemiCondensed" w:hAnsi="Bahnschrift Light SemiCondensed"/>
+          <w:b/>
+          <w:bCs/>
+          <w:sz w:val="24"/>
+          <w:szCs w:val="24"/>
+        </w:rPr>
+      </w:r>
+    </w:p>
+    <w:p>
+      <w:pPr>
+        <w:pStyle w:val="Normal"/>
+        <w:spacing w:before="0" w:after="0"/>
+        <w:jc w:val="left"/>
+        <w:rPr>
+          <w:rFonts w:ascii="Bahnschrift Light SemiCondensed" w:hAnsi="Bahnschrift Light SemiCondensed"/>
+          <w:b/>
+          <w:bCs/>
+          <w:sz w:val="24"/>
+          <w:szCs w:val="24"/>
+        </w:rPr>
+      </w:pPr>
+      <w:r>
+        <w:rPr>
+          <w:rFonts w:ascii="Bahnschrift Light SemiCondensed" w:hAnsi="Bahnschrift Light SemiCondensed"/>
+          <w:b/>
+          <w:bCs/>
+          <w:sz w:val="24"/>
+          <w:szCs w:val="24"/>
+          <w:u w:val="none"/>
+        </w:rPr>
+        <w:t>END</w:t>
+      </w:r>
+    </w:p>
+    <w:p>
+      <w:pPr>
+        <w:pStyle w:val="Normal"/>
+        <w:spacing w:before="0" w:after="0"/>
+        <w:jc w:val="left"/>
+        <w:rPr>
+          <w:b w:val="false"/>
+          <w:bCs w:val="false"/>
+          <w:u w:val="single"/>
+        </w:rPr>
+      </w:pPr>
+      <w:r>
+        <w:rPr>
+          <w:rFonts w:ascii="Bahnschrift Light SemiCondensed" w:hAnsi="Bahnschrift Light SemiCondensed"/>
+          <w:b/>
+          <w:bCs/>
+          <w:sz w:val="24"/>
+          <w:szCs w:val="24"/>
+        </w:rPr>
+      </w:r>
+    </w:p>
+    <w:p>
+      <w:pPr>
+        <w:pStyle w:val="Normal"/>
+        <w:spacing w:before="0" w:after="0"/>
+        <w:jc w:val="left"/>
+        <w:rPr>
+          <w:rFonts w:ascii="Bahnschrift Light SemiCondensed" w:hAnsi="Bahnschrift Light SemiCondensed"/>
+          <w:b/>
+          <w:bCs/>
+          <w:sz w:val="24"/>
+          <w:szCs w:val="24"/>
+          <w:u w:val="none"/>
+        </w:rPr>
+      </w:pPr>
+      <w:r>
+        <w:rPr>
+          <w:rFonts w:ascii="Bahnschrift Light SemiCondensed" w:hAnsi="Bahnschrift Light SemiCondensed"/>
+          <w:b/>
+          <w:bCs/>
+          <w:sz w:val="24"/>
+          <w:szCs w:val="24"/>
+          <w:u w:val="none"/>
+        </w:rPr>
+        <w:t>DELIMITER ;</w:t>
+        <w:tab/>
+        <w:tab/>
+        <w:t>→</w:t>
+        <w:tab/>
+        <w:tab/>
+      </w:r>
+      <w:r>
+        <w:rPr>
+          <w:rFonts w:ascii="Bahnschrift Light SemiCondensed" w:hAnsi="Bahnschrift Light SemiCondensed"/>
+          <w:b w:val="false"/>
+          <w:bCs w:val="false"/>
+          <w:sz w:val="24"/>
+          <w:szCs w:val="24"/>
+          <w:u w:val="none"/>
+        </w:rPr>
+        <w:t xml:space="preserve">Comando utilizado para aplicar </w:t>
+      </w:r>
+    </w:p>
+    <w:p>
+      <w:pPr>
+        <w:pStyle w:val="Normal"/>
+        <w:spacing w:before="0" w:after="0"/>
+        <w:jc w:val="left"/>
+        <w:rPr>
+          <w:rFonts w:ascii="Bahnschrift Light SemiCondensed" w:hAnsi="Bahnschrift Light SemiCondensed"/>
+          <w:b/>
+          <w:bCs/>
+          <w:sz w:val="24"/>
+          <w:szCs w:val="24"/>
+          <w:u w:val="none"/>
+        </w:rPr>
+      </w:pPr>
+      <w:r>
+        <w:rPr>
+          <w:rFonts w:ascii="Bahnschrift Light SemiCondensed" w:hAnsi="Bahnschrift Light SemiCondensed"/>
+          <w:b w:val="false"/>
+          <w:bCs w:val="false"/>
+          <w:sz w:val="24"/>
+          <w:szCs w:val="24"/>
+          <w:u w:val="none"/>
+        </w:rPr>
+        <w:tab/>
+      </w:r>
+    </w:p>
+    <w:p>
+      <w:pPr>
+        <w:pStyle w:val="Normal"/>
+        <w:spacing w:before="0" w:after="0"/>
+        <w:jc w:val="left"/>
+        <w:rPr>
+          <w:rFonts w:ascii="Bahnschrift Light SemiCondensed" w:hAnsi="Bahnschrift Light SemiCondensed"/>
+          <w:b/>
+          <w:bCs/>
+          <w:sz w:val="24"/>
+          <w:szCs w:val="24"/>
+          <w:u w:val="none"/>
+        </w:rPr>
+      </w:pPr>
+      <w:r>
+        <w:rPr>
+          <w:rFonts w:ascii="Bahnschrift Light SemiCondensed" w:hAnsi="Bahnschrift Light SemiCondensed"/>
+          <w:b w:val="false"/>
+          <w:bCs w:val="false"/>
+          <w:sz w:val="24"/>
+          <w:szCs w:val="24"/>
+          <w:u w:val="none"/>
+        </w:rPr>
+        <w:tab/>
+        <w:t xml:space="preserve">estrutura de repetição while. O </w:t>
+      </w:r>
+      <w:r>
+        <w:rPr>
+          <w:rFonts w:ascii="Bahnschrift Light SemiCondensed" w:hAnsi="Bahnschrift Light SemiCondensed"/>
+          <w:b/>
+          <w:bCs/>
+          <w:sz w:val="24"/>
+          <w:szCs w:val="24"/>
+          <w:u w:val="none"/>
+        </w:rPr>
+        <w:t>LEAVE</w:t>
+      </w:r>
+      <w:r>
+        <w:rPr>
+          <w:rFonts w:ascii="Bahnschrift Light SemiCondensed" w:hAnsi="Bahnschrift Light SemiCondensed"/>
+          <w:b w:val="false"/>
+          <w:bCs w:val="false"/>
+          <w:sz w:val="24"/>
+          <w:szCs w:val="24"/>
+          <w:u w:val="none"/>
+        </w:rPr>
+        <w:t xml:space="preserve"> atua quebrando o loop, funcionando como o BREAK de outras linguagens de progamação, e o </w:t>
+      </w:r>
+      <w:r>
+        <w:rPr>
+          <w:rFonts w:ascii="Bahnschrift Light SemiCondensed" w:hAnsi="Bahnschrift Light SemiCondensed"/>
+          <w:b/>
+          <w:bCs/>
+          <w:sz w:val="24"/>
+          <w:szCs w:val="24"/>
+          <w:u w:val="none"/>
+        </w:rPr>
+        <w:t>CONTINUE</w:t>
+      </w:r>
+      <w:r>
+        <w:rPr>
+          <w:rFonts w:ascii="Bahnschrift Light SemiCondensed" w:hAnsi="Bahnschrift Light SemiCondensed"/>
+          <w:b w:val="false"/>
+          <w:bCs w:val="false"/>
+          <w:sz w:val="24"/>
+          <w:szCs w:val="24"/>
+          <w:u w:val="none"/>
+        </w:rPr>
+        <w:t xml:space="preserve"> pula para a próxima condição do loop.</w:t>
+      </w:r>
+    </w:p>
+    <w:p>
+      <w:pPr>
+        <w:pStyle w:val="Normal"/>
+        <w:spacing w:before="0" w:after="0"/>
+        <w:jc w:val="left"/>
+        <w:rPr>
+          <w:b w:val="false"/>
+          <w:bCs w:val="false"/>
+        </w:rPr>
+      </w:pPr>
+      <w:r>
+        <w:rPr>
+          <w:rFonts w:ascii="Bahnschrift Light SemiCondensed" w:hAnsi="Bahnschrift Light SemiCondensed"/>
+          <w:b/>
+          <w:bCs/>
+          <w:sz w:val="24"/>
+          <w:szCs w:val="24"/>
+          <w:u w:val="none"/>
+        </w:rPr>
+      </w:r>
+    </w:p>
+    <w:p>
+      <w:pPr>
+        <w:pStyle w:val="Normal"/>
+        <w:spacing w:before="0" w:after="0"/>
+        <w:jc w:val="left"/>
+        <w:rPr>
+          <w:b w:val="false"/>
+          <w:bCs w:val="false"/>
+        </w:rPr>
+      </w:pPr>
+      <w:r>
+        <w:rPr>
+          <w:rFonts w:ascii="Bahnschrift Light SemiCondensed" w:hAnsi="Bahnschrift Light SemiCondensed"/>
+          <w:b/>
+          <w:bCs/>
+          <w:sz w:val="24"/>
+          <w:szCs w:val="24"/>
+          <w:u w:val="none"/>
+        </w:rPr>
+      </w:r>
+    </w:p>
+    <w:p>
+      <w:pPr>
+        <w:pStyle w:val="Normal"/>
+        <w:spacing w:before="0" w:after="0"/>
+        <w:jc w:val="left"/>
+        <w:rPr>
+          <w:rFonts w:ascii="Bahnschrift Light SemiCondensed" w:hAnsi="Bahnschrift Light SemiCondensed"/>
+          <w:b/>
+          <w:bCs/>
+          <w:sz w:val="24"/>
+          <w:szCs w:val="24"/>
+          <w:u w:val="none"/>
+        </w:rPr>
+      </w:pPr>
+      <w:r>
+        <w:rPr>
+          <w:rFonts w:ascii="Bahnschrift Light SemiCondensed" w:hAnsi="Bahnschrift Light SemiCondensed"/>
+          <w:b/>
+          <w:bCs/>
+          <w:sz w:val="24"/>
+          <w:szCs w:val="24"/>
+          <w:u w:val="none"/>
+        </w:rPr>
+        <w:t xml:space="preserve">CALL </w:t>
+      </w:r>
+      <w:r>
+        <w:rPr>
+          <w:rFonts w:ascii="Bahnschrift Light SemiCondensed" w:hAnsi="Bahnschrift Light SemiCondensed"/>
+          <w:b w:val="false"/>
+          <w:bCs w:val="false"/>
+          <w:sz w:val="24"/>
+          <w:szCs w:val="24"/>
+          <w:u w:val="single"/>
+        </w:rPr>
+        <w:t>nome_da_procedure</w:t>
+      </w:r>
+      <w:r>
+        <w:rPr>
+          <w:rFonts w:ascii="Bahnschrift Light SemiCondensed" w:hAnsi="Bahnschrift Light SemiCondensed"/>
+          <w:b w:val="false"/>
+          <w:bCs w:val="false"/>
+          <w:sz w:val="24"/>
+          <w:szCs w:val="24"/>
+          <w:u w:val="none"/>
+        </w:rPr>
+        <w:t xml:space="preserve"> </w:t>
+      </w:r>
+      <w:r>
+        <w:rPr>
+          <w:rFonts w:ascii="Bahnschrift Light SemiCondensed" w:hAnsi="Bahnschrift Light SemiCondensed"/>
+          <w:b/>
+          <w:bCs/>
+          <w:sz w:val="24"/>
+          <w:szCs w:val="24"/>
+          <w:u w:val="none"/>
+        </w:rPr>
+        <w:t>(</w:t>
+      </w:r>
+      <w:r>
+        <w:rPr>
+          <w:rFonts w:ascii="Bahnschrift Light SemiCondensed" w:hAnsi="Bahnschrift Light SemiCondensed"/>
+          <w:b w:val="false"/>
+          <w:bCs w:val="false"/>
+          <w:sz w:val="24"/>
+          <w:szCs w:val="24"/>
+          <w:u w:val="none"/>
+        </w:rPr>
+        <w:t xml:space="preserve"> </w:t>
+      </w:r>
+      <w:r>
+        <w:rPr>
+          <w:rFonts w:ascii="Bahnschrift Light SemiCondensed" w:hAnsi="Bahnschrift Light SemiCondensed"/>
+          <w:b w:val="false"/>
+          <w:bCs w:val="false"/>
+          <w:sz w:val="24"/>
+          <w:szCs w:val="24"/>
+          <w:u w:val="single"/>
+        </w:rPr>
+        <w:t>parâmetro de _entrada</w:t>
+      </w:r>
+      <w:r>
+        <w:rPr>
+          <w:rFonts w:ascii="Bahnschrift Light SemiCondensed" w:hAnsi="Bahnschrift Light SemiCondensed"/>
+          <w:b w:val="false"/>
+          <w:bCs w:val="false"/>
+          <w:sz w:val="24"/>
+          <w:szCs w:val="24"/>
+          <w:u w:val="none"/>
+        </w:rPr>
+        <w:t xml:space="preserve"> </w:t>
+      </w:r>
+      <w:r>
+        <w:rPr>
+          <w:rFonts w:ascii="Bahnschrift Light SemiCondensed" w:hAnsi="Bahnschrift Light SemiCondensed"/>
+          <w:b w:val="false"/>
+          <w:bCs w:val="false"/>
+          <w:sz w:val="24"/>
+          <w:szCs w:val="24"/>
+          <w:u w:val="single"/>
+        </w:rPr>
+        <w:t>parâmetros</w:t>
+      </w:r>
+      <w:r>
+        <w:rPr>
+          <w:rFonts w:ascii="Bahnschrift Light SemiCondensed" w:hAnsi="Bahnschrift Light SemiCondensed"/>
+          <w:b w:val="false"/>
+          <w:bCs w:val="false"/>
+          <w:sz w:val="24"/>
+          <w:szCs w:val="24"/>
+          <w:u w:val="none"/>
+        </w:rPr>
+        <w:t xml:space="preserve"> </w:t>
+      </w:r>
+      <w:r>
+        <w:rPr>
+          <w:rFonts w:ascii="Bahnschrift Light SemiCondensed" w:hAnsi="Bahnschrift Light SemiCondensed"/>
+          <w:b w:val="false"/>
+          <w:bCs w:val="false"/>
+          <w:sz w:val="24"/>
+          <w:szCs w:val="24"/>
+          <w:u w:val="single"/>
+        </w:rPr>
+        <w:t>tipo</w:t>
+      </w:r>
+      <w:r>
+        <w:rPr>
+          <w:rFonts w:ascii="Bahnschrift Light SemiCondensed" w:hAnsi="Bahnschrift Light SemiCondensed"/>
+          <w:b/>
+          <w:bCs/>
+          <w:sz w:val="24"/>
+          <w:szCs w:val="24"/>
+          <w:u w:val="none"/>
+        </w:rPr>
+        <w:t>);</w:t>
+        <w:tab/>
+        <w:tab/>
+      </w:r>
+    </w:p>
+    <w:p>
+      <w:pPr>
+        <w:pStyle w:val="Normal"/>
+        <w:spacing w:before="0" w:after="0"/>
+        <w:jc w:val="left"/>
+        <w:rPr>
+          <w:rFonts w:ascii="Bahnschrift Light SemiCondensed" w:hAnsi="Bahnschrift Light SemiCondensed"/>
+          <w:b/>
+          <w:bCs/>
+          <w:sz w:val="24"/>
+          <w:szCs w:val="24"/>
+          <w:u w:val="none"/>
+        </w:rPr>
+      </w:pPr>
+      <w:r>
+        <w:rPr>
+          <w:rFonts w:ascii="Bahnschrift Light SemiCondensed" w:hAnsi="Bahnschrift Light SemiCondensed"/>
+          <w:b/>
+          <w:bCs/>
+          <w:sz w:val="24"/>
+          <w:szCs w:val="24"/>
+          <w:u w:val="none"/>
+        </w:rPr>
+        <w:tab/>
+        <w:tab/>
+        <w:t>→</w:t>
+        <w:tab/>
+        <w:tab/>
+      </w:r>
+      <w:r>
+        <w:rPr>
+          <w:rFonts w:ascii="Bahnschrift Light SemiCondensed" w:hAnsi="Bahnschrift Light SemiCondensed"/>
+          <w:b w:val="false"/>
+          <w:bCs w:val="false"/>
+          <w:sz w:val="24"/>
+          <w:szCs w:val="24"/>
+          <w:u w:val="none"/>
+        </w:rPr>
+        <w:t>Comando utilizado para</w:t>
+        <w:tab/>
+        <w:t xml:space="preserve">aplicar condições </w:t>
+      </w:r>
+    </w:p>
+    <w:p>
+      <w:pPr>
+        <w:pStyle w:val="Normal"/>
+        <w:spacing w:before="0" w:after="0"/>
+        <w:jc w:val="left"/>
+        <w:rPr>
+          <w:b w:val="false"/>
+          <w:bCs w:val="false"/>
+        </w:rPr>
+      </w:pPr>
+      <w:r>
+        <w:rPr>
+          <w:rFonts w:ascii="Bahnschrift Light SemiCondensed" w:hAnsi="Bahnschrift Light SemiCondensed"/>
+          <w:b/>
+          <w:bCs/>
+          <w:sz w:val="24"/>
+          <w:szCs w:val="24"/>
+          <w:u w:val="none"/>
+        </w:rPr>
+      </w:r>
+    </w:p>
+    <w:p>
+      <w:pPr>
+        <w:pStyle w:val="Normal"/>
+        <w:spacing w:before="0" w:after="0"/>
+        <w:jc w:val="left"/>
+        <w:rPr>
+          <w:rFonts w:ascii="Bahnschrift Light SemiCondensed" w:hAnsi="Bahnschrift Light SemiCondensed"/>
+          <w:b/>
+          <w:bCs/>
+          <w:sz w:val="24"/>
+          <w:szCs w:val="24"/>
+          <w:u w:val="none"/>
+        </w:rPr>
+      </w:pPr>
+      <w:r>
+        <w:rPr>
+          <w:rFonts w:ascii="Bahnschrift Light SemiCondensed" w:hAnsi="Bahnschrift Light SemiCondensed"/>
+          <w:b w:val="false"/>
+          <w:bCs w:val="false"/>
+          <w:sz w:val="24"/>
+          <w:szCs w:val="24"/>
+          <w:u w:val="none"/>
+        </w:rPr>
+        <w:tab/>
+        <w:t>compostas em procedures.</w:t>
+      </w:r>
+    </w:p>
+    <w:p>
+      <w:pPr>
+        <w:pStyle w:val="Normal"/>
+        <w:spacing w:before="0" w:after="0"/>
+        <w:jc w:val="left"/>
+        <w:rPr>
+          <w:b w:val="false"/>
+          <w:bCs w:val="false"/>
+        </w:rPr>
+      </w:pPr>
+      <w:r>
+        <w:rPr>
+          <w:rFonts w:ascii="Bahnschrift Light SemiCondensed" w:hAnsi="Bahnschrift Light SemiCondensed"/>
+          <w:b/>
+          <w:bCs/>
+          <w:sz w:val="24"/>
+          <w:szCs w:val="24"/>
+          <w:u w:val="none"/>
+        </w:rPr>
+      </w:r>
+    </w:p>
+    <w:p>
+      <w:pPr>
+        <w:pStyle w:val="Normal"/>
+        <w:spacing w:before="0" w:after="0"/>
+        <w:jc w:val="left"/>
+        <w:rPr>
+          <w:b w:val="false"/>
+          <w:bCs w:val="false"/>
+        </w:rPr>
+      </w:pPr>
+      <w:r>
+        <w:rPr>
+          <w:rFonts w:ascii="Bahnschrift Light SemiCondensed" w:hAnsi="Bahnschrift Light SemiCondensed"/>
+          <w:b/>
+          <w:bCs/>
+          <w:sz w:val="24"/>
+          <w:szCs w:val="24"/>
+          <w:u w:val="none"/>
+        </w:rPr>
+      </w:r>
+    </w:p>
+    <w:p>
+      <w:pPr>
+        <w:pStyle w:val="Normal"/>
+        <w:spacing w:before="0" w:after="0"/>
+        <w:jc w:val="left"/>
+        <w:rPr>
+          <w:rFonts w:ascii="Bahnschrift Light SemiCondensed" w:hAnsi="Bahnschrift Light SemiCondensed"/>
+          <w:b/>
+          <w:bCs/>
+          <w:sz w:val="24"/>
+          <w:szCs w:val="24"/>
+          <w:u w:val="none"/>
+        </w:rPr>
+      </w:pPr>
+      <w:r>
+        <w:rPr>
+          <w:rFonts w:ascii="Bahnschrift Light SemiCondensed" w:hAnsi="Bahnschrift Light SemiCondensed"/>
+          <w:b/>
+          <w:bCs/>
+          <w:sz w:val="24"/>
+          <w:szCs w:val="24"/>
+          <w:u w:val="none"/>
+        </w:rPr>
+        <w:t>DELIMITER $$;</w:t>
+      </w:r>
+    </w:p>
+    <w:p>
+      <w:pPr>
+        <w:pStyle w:val="Normal"/>
+        <w:spacing w:before="0" w:after="0"/>
+        <w:jc w:val="left"/>
+        <w:rPr>
+          <w:rFonts w:ascii="Bahnschrift Light SemiCondensed" w:hAnsi="Bahnschrift Light SemiCondensed"/>
+          <w:b/>
+          <w:bCs/>
+          <w:sz w:val="24"/>
+          <w:szCs w:val="24"/>
+          <w:u w:val="none"/>
+        </w:rPr>
+      </w:pPr>
+      <w:r>
+        <w:rPr/>
+      </w:r>
+    </w:p>
+    <w:p>
+      <w:pPr>
+        <w:pStyle w:val="Normal"/>
+        <w:spacing w:before="0" w:after="0"/>
+        <w:jc w:val="left"/>
+        <w:rPr>
+          <w:rFonts w:ascii="Bahnschrift Light SemiCondensed" w:hAnsi="Bahnschrift Light SemiCondensed"/>
+          <w:b/>
+          <w:bCs/>
+          <w:sz w:val="24"/>
+          <w:szCs w:val="24"/>
+        </w:rPr>
+      </w:pPr>
+      <w:r>
+        <w:rPr>
+          <w:rFonts w:ascii="Bahnschrift Light SemiCondensed" w:hAnsi="Bahnschrift Light SemiCondensed"/>
+          <w:b/>
+          <w:bCs/>
+          <w:sz w:val="24"/>
+          <w:szCs w:val="24"/>
+        </w:rPr>
+        <w:t xml:space="preserve">CREATE PROCEDURE </w:t>
+      </w:r>
+      <w:r>
+        <w:rPr>
+          <w:rFonts w:ascii="Bahnschrift Light SemiCondensed" w:hAnsi="Bahnschrift Light SemiCondensed"/>
+          <w:b w:val="false"/>
+          <w:bCs w:val="false"/>
+          <w:sz w:val="24"/>
+          <w:szCs w:val="24"/>
+          <w:u w:val="none"/>
+        </w:rPr>
+        <w:t>somarID</w:t>
+      </w:r>
+      <w:r>
+        <w:rPr>
+          <w:rFonts w:ascii="Bahnschrift Light SemiCondensed" w:hAnsi="Bahnschrift Light SemiCondensed"/>
+          <w:b/>
+          <w:bCs/>
+          <w:sz w:val="24"/>
+          <w:szCs w:val="24"/>
+          <w:u w:val="none"/>
+        </w:rPr>
+        <w:t xml:space="preserve"> (</w:t>
+      </w:r>
+      <w:r>
+        <w:rPr>
+          <w:rFonts w:ascii="Bahnschrift Light SemiCondensed" w:hAnsi="Bahnschrift Light SemiCondensed"/>
+          <w:b w:val="false"/>
+          <w:bCs w:val="false"/>
+          <w:sz w:val="24"/>
+          <w:szCs w:val="24"/>
+          <w:u w:val="none"/>
+        </w:rPr>
+        <w:t xml:space="preserve"> soma FLOAT ( 10, 2 </w:t>
+      </w:r>
+      <w:r>
+        <w:rPr>
+          <w:rFonts w:ascii="Bahnschrift Light SemiCondensed" w:hAnsi="Bahnschrift Light SemiCondensed"/>
+          <w:b/>
+          <w:bCs/>
+          <w:sz w:val="24"/>
+          <w:szCs w:val="24"/>
+          <w:u w:val="none"/>
+        </w:rPr>
+        <w:t>)</w:t>
+      </w:r>
+      <w:r>
+        <w:rPr>
+          <w:rFonts w:ascii="Bahnschrift Light SemiCondensed" w:hAnsi="Bahnschrift Light SemiCondensed"/>
+          <w:b w:val="false"/>
+          <w:bCs w:val="false"/>
+          <w:sz w:val="24"/>
+          <w:szCs w:val="24"/>
+          <w:u w:val="none"/>
+        </w:rPr>
+        <w:t xml:space="preserve"> </w:t>
+      </w:r>
+      <w:r>
+        <w:rPr>
+          <w:rFonts w:ascii="Bahnschrift Light SemiCondensed" w:hAnsi="Bahnschrift Light SemiCondensed"/>
+          <w:b/>
+          <w:bCs/>
+          <w:sz w:val="24"/>
+          <w:szCs w:val="24"/>
+          <w:u w:val="none"/>
+        </w:rPr>
+        <w:t>)</w:t>
+      </w:r>
+    </w:p>
+    <w:p>
+      <w:pPr>
+        <w:pStyle w:val="Normal"/>
+        <w:spacing w:before="0" w:after="0"/>
+        <w:jc w:val="left"/>
+        <w:rPr>
+          <w:u w:val="none"/>
+        </w:rPr>
+      </w:pPr>
+      <w:r>
+        <w:rPr>
+          <w:rFonts w:ascii="Bahnschrift Light SemiCondensed" w:hAnsi="Bahnschrift Light SemiCondensed"/>
+          <w:b/>
+          <w:bCs/>
+          <w:sz w:val="24"/>
+          <w:szCs w:val="24"/>
+        </w:rPr>
+      </w:r>
+    </w:p>
+    <w:p>
+      <w:pPr>
+        <w:pStyle w:val="Normal"/>
+        <w:spacing w:before="0" w:after="0"/>
+        <w:jc w:val="left"/>
+        <w:rPr>
+          <w:rFonts w:ascii="Bahnschrift Light SemiCondensed" w:hAnsi="Bahnschrift Light SemiCondensed"/>
+          <w:b/>
+          <w:bCs/>
+          <w:sz w:val="24"/>
+          <w:szCs w:val="24"/>
+        </w:rPr>
+      </w:pPr>
+      <w:r>
+        <w:rPr>
+          <w:rFonts w:ascii="Bahnschrift Light SemiCondensed" w:hAnsi="Bahnschrift Light SemiCondensed"/>
+          <w:b/>
+          <w:bCs/>
+          <w:sz w:val="24"/>
+          <w:szCs w:val="24"/>
+          <w:u w:val="none"/>
+        </w:rPr>
+        <w:t>BEGIN</w:t>
+      </w:r>
+    </w:p>
+    <w:p>
+      <w:pPr>
+        <w:pStyle w:val="Normal"/>
+        <w:spacing w:before="0" w:after="0"/>
+        <w:jc w:val="left"/>
+        <w:rPr>
+          <w:u w:val="none"/>
+        </w:rPr>
+      </w:pPr>
+      <w:r>
+        <w:rPr>
+          <w:rFonts w:ascii="Bahnschrift Light SemiCondensed" w:hAnsi="Bahnschrift Light SemiCondensed"/>
+          <w:b/>
+          <w:bCs/>
+          <w:sz w:val="24"/>
+          <w:szCs w:val="24"/>
+        </w:rPr>
+      </w:r>
+    </w:p>
+    <w:p>
+      <w:pPr>
+        <w:pStyle w:val="Normal"/>
+        <w:spacing w:before="0" w:after="0"/>
+        <w:jc w:val="left"/>
+        <w:rPr>
+          <w:rFonts w:ascii="Bahnschrift Light SemiCondensed" w:hAnsi="Bahnschrift Light SemiCondensed"/>
+          <w:b/>
+          <w:bCs/>
+          <w:sz w:val="24"/>
+          <w:szCs w:val="24"/>
+        </w:rPr>
+      </w:pPr>
+      <w:r>
+        <w:rPr>
+          <w:rFonts w:ascii="Bahnschrift Light SemiCondensed" w:hAnsi="Bahnschrift Light SemiCondensed"/>
+          <w:b/>
+          <w:bCs/>
+          <w:sz w:val="24"/>
+          <w:szCs w:val="24"/>
+          <w:u w:val="none"/>
+        </w:rPr>
+        <w:tab/>
+        <w:t xml:space="preserve">DECLARE </w:t>
+      </w:r>
+      <w:r>
+        <w:rPr>
+          <w:rFonts w:ascii="Bahnschrift Light SemiCondensed" w:hAnsi="Bahnschrift Light SemiCondensed"/>
+          <w:b w:val="false"/>
+          <w:bCs w:val="false"/>
+          <w:sz w:val="24"/>
+          <w:szCs w:val="24"/>
+          <w:u w:val="none"/>
+        </w:rPr>
+        <w:t xml:space="preserve">fim_loop </w:t>
+      </w:r>
+      <w:r>
+        <w:rPr>
+          <w:rFonts w:ascii="Bahnschrift Light SemiCondensed" w:hAnsi="Bahnschrift Light SemiCondensed"/>
+          <w:b/>
+          <w:bCs/>
+          <w:sz w:val="24"/>
+          <w:szCs w:val="24"/>
+          <w:u w:val="none"/>
+        </w:rPr>
+        <w:t>INT DEFAULT 0;</w:t>
+      </w:r>
+    </w:p>
+    <w:p>
+      <w:pPr>
+        <w:pStyle w:val="Normal"/>
+        <w:spacing w:before="0" w:after="0"/>
+        <w:jc w:val="left"/>
+        <w:rPr>
+          <w:rFonts w:ascii="Bahnschrift Light SemiCondensed" w:hAnsi="Bahnschrift Light SemiCondensed"/>
+          <w:b/>
+          <w:bCs/>
+          <w:sz w:val="24"/>
+          <w:szCs w:val="24"/>
+        </w:rPr>
+      </w:pPr>
+      <w:r>
+        <w:rPr>
+          <w:rFonts w:ascii="Bahnschrift Light SemiCondensed" w:hAnsi="Bahnschrift Light SemiCondensed"/>
+          <w:b/>
+          <w:bCs/>
+          <w:sz w:val="24"/>
+          <w:szCs w:val="24"/>
+          <w:u w:val="none"/>
+        </w:rPr>
+        <w:tab/>
+        <w:t xml:space="preserve">DECLARE </w:t>
+      </w:r>
+      <w:r>
+        <w:rPr>
+          <w:rFonts w:ascii="Bahnschrift Light SemiCondensed" w:hAnsi="Bahnschrift Light SemiCondensed"/>
+          <w:b w:val="false"/>
+          <w:bCs w:val="false"/>
+          <w:sz w:val="24"/>
+          <w:szCs w:val="24"/>
+          <w:u w:val="none"/>
+        </w:rPr>
+        <w:t xml:space="preserve">v_id </w:t>
+      </w:r>
+      <w:r>
+        <w:rPr>
+          <w:rFonts w:ascii="Bahnschrift Light SemiCondensed" w:hAnsi="Bahnschrift Light SemiCondensed"/>
+          <w:b/>
+          <w:bCs/>
+          <w:sz w:val="24"/>
+          <w:szCs w:val="24"/>
+          <w:u w:val="none"/>
+        </w:rPr>
+        <w:t>INT DEFAULT 0;</w:t>
+      </w:r>
+    </w:p>
+    <w:p>
+      <w:pPr>
+        <w:pStyle w:val="Normal"/>
+        <w:spacing w:before="0" w:after="0"/>
+        <w:jc w:val="left"/>
+        <w:rPr>
+          <w:u w:val="none"/>
+        </w:rPr>
+      </w:pPr>
+      <w:r>
+        <w:rPr>
+          <w:rFonts w:ascii="Bahnschrift Light SemiCondensed" w:hAnsi="Bahnschrift Light SemiCondensed"/>
+          <w:b/>
+          <w:bCs/>
+          <w:sz w:val="24"/>
+          <w:szCs w:val="24"/>
+        </w:rPr>
+      </w:r>
+    </w:p>
+    <w:p>
+      <w:pPr>
+        <w:pStyle w:val="Normal"/>
+        <w:spacing w:before="0" w:after="0"/>
+        <w:jc w:val="left"/>
+        <w:rPr>
+          <w:rFonts w:ascii="Bahnschrift Light SemiCondensed" w:hAnsi="Bahnschrift Light SemiCondensed"/>
+          <w:sz w:val="24"/>
+          <w:szCs w:val="24"/>
+          <w:u w:val="none"/>
+        </w:rPr>
+      </w:pPr>
+      <w:r>
+        <w:rPr>
+          <w:rFonts w:ascii="Bahnschrift Light SemiCondensed" w:hAnsi="Bahnschrift Light SemiCondensed"/>
+          <w:b/>
+          <w:bCs/>
+          <w:sz w:val="24"/>
+          <w:szCs w:val="24"/>
+          <w:u w:val="none"/>
+        </w:rPr>
+        <w:tab/>
+        <w:t xml:space="preserve">OPEN </w:t>
+      </w:r>
+      <w:r>
+        <w:rPr>
+          <w:rFonts w:ascii="Bahnschrift Light SemiCondensed" w:hAnsi="Bahnschrift Light SemiCondensed"/>
+          <w:b w:val="false"/>
+          <w:bCs w:val="false"/>
+          <w:sz w:val="24"/>
+          <w:szCs w:val="24"/>
+          <w:u w:val="single"/>
+        </w:rPr>
+        <w:t>nome_do_cursor</w:t>
+      </w:r>
+    </w:p>
+    <w:p>
+      <w:pPr>
+        <w:pStyle w:val="Normal"/>
+        <w:spacing w:before="0" w:after="0"/>
+        <w:jc w:val="left"/>
+        <w:rPr>
+          <w:b w:val="false"/>
+          <w:bCs w:val="false"/>
+          <w:u w:val="none"/>
+        </w:rPr>
+      </w:pPr>
+      <w:r>
+        <w:rPr>
+          <w:rFonts w:ascii="Bahnschrift Light SemiCondensed" w:hAnsi="Bahnschrift Light SemiCondensed"/>
+          <w:sz w:val="24"/>
+          <w:szCs w:val="24"/>
+          <w:u w:val="none"/>
+        </w:rPr>
+      </w:r>
+    </w:p>
+    <w:p>
+      <w:pPr>
+        <w:pStyle w:val="Normal"/>
+        <w:spacing w:before="0" w:after="0"/>
+        <w:jc w:val="left"/>
+        <w:rPr>
+          <w:rFonts w:ascii="Bahnschrift Light SemiCondensed" w:hAnsi="Bahnschrift Light SemiCondensed"/>
+          <w:b/>
+          <w:bCs/>
+          <w:sz w:val="24"/>
+          <w:szCs w:val="24"/>
+          <w:u w:val="none"/>
+        </w:rPr>
+      </w:pPr>
+      <w:r>
+        <w:rPr>
+          <w:rFonts w:ascii="Bahnschrift Light SemiCondensed" w:hAnsi="Bahnschrift Light SemiCondensed"/>
+          <w:b/>
+          <w:bCs/>
+          <w:sz w:val="24"/>
+          <w:szCs w:val="24"/>
+          <w:u w:val="none"/>
+        </w:rPr>
+        <w:tab/>
+        <w:t xml:space="preserve">WHILE </w:t>
+      </w:r>
+      <w:r>
+        <w:rPr>
+          <w:rFonts w:ascii="Bahnschrift Light SemiCondensed" w:hAnsi="Bahnschrift Light SemiCondensed"/>
+          <w:b w:val="false"/>
+          <w:bCs w:val="false"/>
+          <w:sz w:val="24"/>
+          <w:szCs w:val="24"/>
+          <w:u w:val="none"/>
+        </w:rPr>
+        <w:t xml:space="preserve">fim_loop </w:t>
+      </w:r>
+      <w:r>
+        <w:rPr>
+          <w:rFonts w:ascii="Bahnschrift Light SemiCondensed" w:hAnsi="Bahnschrift Light SemiCondensed"/>
+          <w:b/>
+          <w:bCs/>
+          <w:sz w:val="24"/>
+          <w:szCs w:val="24"/>
+          <w:u w:val="none"/>
+        </w:rPr>
+        <w:t>=</w:t>
+      </w:r>
+      <w:r>
+        <w:rPr>
+          <w:rFonts w:ascii="Bahnschrift Light SemiCondensed" w:hAnsi="Bahnschrift Light SemiCondensed"/>
+          <w:b w:val="false"/>
+          <w:bCs w:val="false"/>
+          <w:sz w:val="24"/>
+          <w:szCs w:val="24"/>
+          <w:u w:val="none"/>
+        </w:rPr>
+        <w:t xml:space="preserve"> 0 </w:t>
+      </w:r>
+      <w:r>
+        <w:rPr>
+          <w:rFonts w:ascii="Bahnschrift Light SemiCondensed" w:hAnsi="Bahnschrift Light SemiCondensed"/>
+          <w:b/>
+          <w:bCs/>
+          <w:sz w:val="24"/>
+          <w:szCs w:val="24"/>
+          <w:u w:val="none"/>
+        </w:rPr>
+        <w:t>DO</w:t>
+      </w:r>
+    </w:p>
+    <w:p>
+      <w:pPr>
+        <w:pStyle w:val="Normal"/>
+        <w:spacing w:before="0" w:after="0"/>
+        <w:jc w:val="left"/>
+        <w:rPr>
+          <w:rFonts w:ascii="Bahnschrift Light SemiCondensed" w:hAnsi="Bahnschrift Light SemiCondensed"/>
+          <w:b/>
+          <w:bCs/>
+          <w:sz w:val="24"/>
+          <w:szCs w:val="24"/>
+          <w:u w:val="none"/>
+        </w:rPr>
+      </w:pPr>
+      <w:r>
+        <w:rPr>
+          <w:rFonts w:ascii="Bahnschrift Light SemiCondensed" w:hAnsi="Bahnschrift Light SemiCondensed"/>
+          <w:b/>
+          <w:bCs/>
+          <w:sz w:val="24"/>
+          <w:szCs w:val="24"/>
+          <w:u w:val="none"/>
+        </w:rPr>
+      </w:r>
+    </w:p>
+    <w:p>
+      <w:pPr>
+        <w:pStyle w:val="Normal"/>
+        <w:spacing w:before="0" w:after="0"/>
+        <w:jc w:val="left"/>
+        <w:rPr>
+          <w:rFonts w:ascii="Bahnschrift Light SemiCondensed" w:hAnsi="Bahnschrift Light SemiCondensed"/>
+          <w:b/>
+          <w:bCs/>
+          <w:sz w:val="24"/>
+          <w:szCs w:val="24"/>
+          <w:u w:val="none"/>
+        </w:rPr>
+      </w:pPr>
+      <w:r>
+        <w:rPr>
+          <w:rFonts w:ascii="Bahnschrift Light SemiCondensed" w:hAnsi="Bahnschrift Light SemiCondensed"/>
+          <w:b/>
+          <w:bCs/>
+          <w:sz w:val="24"/>
+          <w:szCs w:val="24"/>
+          <w:u w:val="none"/>
+        </w:rPr>
+        <w:tab/>
+        <w:tab/>
+        <w:t xml:space="preserve">FETCH </w:t>
+      </w:r>
+      <w:r>
+        <w:rPr>
+          <w:rFonts w:ascii="Bahnschrift Light SemiCondensed" w:hAnsi="Bahnschrift Light SemiCondensed"/>
+          <w:b w:val="false"/>
+          <w:bCs w:val="false"/>
+          <w:sz w:val="24"/>
+          <w:szCs w:val="24"/>
+          <w:u w:val="single"/>
+        </w:rPr>
+        <w:t>nome_do_cursor</w:t>
+      </w:r>
+      <w:r>
+        <w:rPr>
+          <w:rFonts w:ascii="Bahnschrift Light SemiCondensed" w:hAnsi="Bahnschrift Light SemiCondensed"/>
+          <w:b w:val="false"/>
+          <w:bCs w:val="false"/>
+          <w:sz w:val="24"/>
+          <w:szCs w:val="24"/>
+          <w:u w:val="none"/>
+        </w:rPr>
+        <w:t xml:space="preserve"> </w:t>
+      </w:r>
+      <w:r>
+        <w:rPr>
+          <w:rFonts w:ascii="Bahnschrift Light SemiCondensed" w:hAnsi="Bahnschrift Light SemiCondensed"/>
+          <w:b/>
+          <w:bCs/>
+          <w:sz w:val="24"/>
+          <w:szCs w:val="24"/>
+          <w:u w:val="none"/>
+        </w:rPr>
+        <w:t xml:space="preserve">INTO </w:t>
+      </w:r>
+      <w:r>
+        <w:rPr>
+          <w:rFonts w:ascii="Bahnschrift Light SemiCondensed" w:hAnsi="Bahnschrift Light SemiCondensed"/>
+          <w:b w:val="false"/>
+          <w:bCs w:val="false"/>
+          <w:sz w:val="24"/>
+          <w:szCs w:val="24"/>
+          <w:u w:val="none"/>
+        </w:rPr>
+        <w:t>v_id</w:t>
+      </w:r>
+      <w:r>
+        <w:rPr>
+          <w:rFonts w:ascii="Bahnschrift Light SemiCondensed" w:hAnsi="Bahnschrift Light SemiCondensed"/>
+          <w:b/>
+          <w:bCs/>
+          <w:sz w:val="24"/>
+          <w:szCs w:val="24"/>
+          <w:u w:val="none"/>
         </w:rPr>
         <w:t>;</w:t>
       </w:r>
-      <w:r>
-        <w:rPr>
-          <w:rFonts w:cs="Bahnschrift Light SemiCondensed" w:ascii="Bahnschrift Light SemiCondensed" w:hAnsi="Bahnschrift Light SemiCondensed"/>
-          <w:color w:val="auto"/>
-          <w:sz w:val="24"/>
-          <w:szCs w:val="24"/>
-          <w:u w:val="none"/>
-          <w:lang w:val="pt-BR"/>
-        </w:rPr>
-        <w:tab/>
-        <w:tab/>
-      </w:r>
-      <w:r>
-        <w:rPr>
-          <w:rFonts w:cs="Bahnschrift Light SemiCondensed" w:ascii="Bahnschrift Light SemiCondensed" w:hAnsi="Bahnschrift Light SemiCondensed"/>
-          <w:b/>
-          <w:bCs/>
-          <w:color w:val="auto"/>
-          <w:sz w:val="24"/>
-          <w:szCs w:val="24"/>
-          <w:u w:val="none"/>
-          <w:lang w:val="pt-BR"/>
-        </w:rPr>
+    </w:p>
+    <w:p>
+      <w:pPr>
+        <w:pStyle w:val="Normal"/>
+        <w:spacing w:before="0" w:after="0"/>
+        <w:jc w:val="left"/>
+        <w:rPr>
+          <w:rFonts w:ascii="Bahnschrift Light SemiCondensed" w:hAnsi="Bahnschrift Light SemiCondensed"/>
+          <w:b/>
+          <w:bCs/>
+          <w:sz w:val="24"/>
+          <w:szCs w:val="24"/>
+          <w:u w:val="none"/>
+        </w:rPr>
+      </w:pPr>
+      <w:r>
+        <w:rPr>
+          <w:rFonts w:ascii="Bahnschrift Light SemiCondensed" w:hAnsi="Bahnschrift Light SemiCondensed"/>
+          <w:b/>
+          <w:bCs/>
+          <w:sz w:val="24"/>
+          <w:szCs w:val="24"/>
+          <w:u w:val="none"/>
+        </w:rPr>
+      </w:r>
+    </w:p>
+    <w:p>
+      <w:pPr>
+        <w:pStyle w:val="Normal"/>
+        <w:spacing w:before="0" w:after="0"/>
+        <w:jc w:val="left"/>
+        <w:rPr>
+          <w:rFonts w:ascii="Bahnschrift Light SemiCondensed" w:hAnsi="Bahnschrift Light SemiCondensed"/>
+          <w:b/>
+          <w:bCs/>
+          <w:sz w:val="24"/>
+          <w:szCs w:val="24"/>
+          <w:u w:val="none"/>
+        </w:rPr>
+      </w:pPr>
+      <w:r>
+        <w:rPr>
+          <w:rFonts w:ascii="Bahnschrift Light SemiCondensed" w:hAnsi="Bahnschrift Light SemiCondensed"/>
+          <w:b/>
+          <w:bCs/>
+          <w:sz w:val="24"/>
+          <w:szCs w:val="24"/>
+          <w:u w:val="none"/>
+        </w:rPr>
+        <w:tab/>
+        <w:tab/>
+      </w:r>
+      <w:r>
+        <w:rPr>
+          <w:rFonts w:ascii="Bahnschrift Light SemiCondensed" w:hAnsi="Bahnschrift Light SemiCondensed"/>
+          <w:b w:val="false"/>
+          <w:bCs w:val="false"/>
+          <w:sz w:val="24"/>
+          <w:szCs w:val="24"/>
+          <w:u w:val="none"/>
+        </w:rPr>
+        <w:t>soma = soma + v_id</w:t>
+      </w:r>
+      <w:r>
+        <w:rPr>
+          <w:rFonts w:ascii="Bahnschrift Light SemiCondensed" w:hAnsi="Bahnschrift Light SemiCondensed"/>
+          <w:b/>
+          <w:bCs/>
+          <w:sz w:val="24"/>
+          <w:szCs w:val="24"/>
+          <w:u w:val="none"/>
+        </w:rPr>
+        <w:t>;</w:t>
+      </w:r>
+    </w:p>
+    <w:p>
+      <w:pPr>
+        <w:pStyle w:val="Normal"/>
+        <w:spacing w:before="0" w:after="0"/>
+        <w:jc w:val="left"/>
+        <w:rPr>
+          <w:rFonts w:ascii="Bahnschrift Light SemiCondensed" w:hAnsi="Bahnschrift Light SemiCondensed"/>
+          <w:b/>
+          <w:bCs/>
+          <w:sz w:val="24"/>
+          <w:szCs w:val="24"/>
+          <w:u w:val="none"/>
+        </w:rPr>
+      </w:pPr>
+      <w:r>
+        <w:rPr>
+          <w:rFonts w:ascii="Bahnschrift Light SemiCondensed" w:hAnsi="Bahnschrift Light SemiCondensed"/>
+          <w:b/>
+          <w:bCs/>
+          <w:sz w:val="24"/>
+          <w:szCs w:val="24"/>
+          <w:u w:val="none"/>
+        </w:rPr>
+      </w:r>
+    </w:p>
+    <w:p>
+      <w:pPr>
+        <w:pStyle w:val="Normal"/>
+        <w:spacing w:before="0" w:after="0"/>
+        <w:jc w:val="left"/>
+        <w:rPr>
+          <w:rFonts w:ascii="Bahnschrift Light SemiCondensed" w:hAnsi="Bahnschrift Light SemiCondensed"/>
+          <w:b/>
+          <w:bCs/>
+          <w:sz w:val="24"/>
+          <w:szCs w:val="24"/>
+          <w:u w:val="none"/>
+        </w:rPr>
+      </w:pPr>
+      <w:r>
+        <w:rPr>
+          <w:rFonts w:ascii="Bahnschrift Light SemiCondensed" w:hAnsi="Bahnschrift Light SemiCondensed"/>
+          <w:b/>
+          <w:bCs/>
+          <w:sz w:val="24"/>
+          <w:szCs w:val="24"/>
+          <w:u w:val="none"/>
+        </w:rPr>
+        <w:tab/>
+        <w:t xml:space="preserve">CLOSE </w:t>
+      </w:r>
+      <w:r>
+        <w:rPr>
+          <w:rFonts w:ascii="Bahnschrift Light SemiCondensed" w:hAnsi="Bahnschrift Light SemiCondensed"/>
+          <w:b w:val="false"/>
+          <w:bCs w:val="false"/>
+          <w:sz w:val="24"/>
+          <w:szCs w:val="24"/>
+          <w:u w:val="single"/>
+        </w:rPr>
+        <w:t>nome_do_cursor</w:t>
+      </w:r>
+      <w:r>
+        <w:rPr>
+          <w:rFonts w:ascii="Bahnschrift Light SemiCondensed" w:hAnsi="Bahnschrift Light SemiCondensed"/>
+          <w:b/>
+          <w:bCs/>
+          <w:sz w:val="24"/>
+          <w:szCs w:val="24"/>
+          <w:u w:val="none"/>
+        </w:rPr>
+        <w:t>;</w:t>
+      </w:r>
+    </w:p>
+    <w:p>
+      <w:pPr>
+        <w:pStyle w:val="Normal"/>
+        <w:spacing w:before="0" w:after="0"/>
+        <w:jc w:val="left"/>
+        <w:rPr>
+          <w:u w:val="none"/>
+        </w:rPr>
+      </w:pPr>
+      <w:r>
+        <w:rPr>
+          <w:rFonts w:ascii="Bahnschrift Light SemiCondensed" w:hAnsi="Bahnschrift Light SemiCondensed"/>
+          <w:b/>
+          <w:bCs/>
+          <w:sz w:val="24"/>
+          <w:szCs w:val="24"/>
+        </w:rPr>
+      </w:r>
+    </w:p>
+    <w:p>
+      <w:pPr>
+        <w:pStyle w:val="Normal"/>
+        <w:spacing w:before="0" w:after="0"/>
+        <w:jc w:val="left"/>
+        <w:rPr>
+          <w:rFonts w:ascii="Bahnschrift Light SemiCondensed" w:hAnsi="Bahnschrift Light SemiCondensed"/>
+          <w:b/>
+          <w:bCs/>
+          <w:sz w:val="24"/>
+          <w:szCs w:val="24"/>
+        </w:rPr>
+      </w:pPr>
+      <w:r>
+        <w:rPr>
+          <w:rFonts w:ascii="Bahnschrift Light SemiCondensed" w:hAnsi="Bahnschrift Light SemiCondensed"/>
+          <w:b/>
+          <w:bCs/>
+          <w:sz w:val="24"/>
+          <w:szCs w:val="24"/>
+          <w:u w:val="none"/>
+        </w:rPr>
+        <w:t>END</w:t>
+      </w:r>
+    </w:p>
+    <w:p>
+      <w:pPr>
+        <w:pStyle w:val="Normal"/>
+        <w:spacing w:before="0" w:after="0"/>
+        <w:jc w:val="left"/>
+        <w:rPr>
+          <w:b w:val="false"/>
+          <w:bCs w:val="false"/>
+          <w:u w:val="single"/>
+        </w:rPr>
+      </w:pPr>
+      <w:r>
+        <w:rPr>
+          <w:rFonts w:ascii="Bahnschrift Light SemiCondensed" w:hAnsi="Bahnschrift Light SemiCondensed"/>
+          <w:b/>
+          <w:bCs/>
+          <w:sz w:val="24"/>
+          <w:szCs w:val="24"/>
+        </w:rPr>
+      </w:r>
+    </w:p>
+    <w:p>
+      <w:pPr>
+        <w:pStyle w:val="Normal"/>
+        <w:spacing w:before="0" w:after="0"/>
+        <w:jc w:val="left"/>
+        <w:rPr>
+          <w:rFonts w:ascii="Bahnschrift Light SemiCondensed" w:hAnsi="Bahnschrift Light SemiCondensed"/>
+          <w:b/>
+          <w:bCs/>
+          <w:sz w:val="24"/>
+          <w:szCs w:val="24"/>
+          <w:u w:val="none"/>
+        </w:rPr>
+      </w:pPr>
+      <w:r>
+        <w:rPr>
+          <w:rFonts w:ascii="Bahnschrift Light SemiCondensed" w:hAnsi="Bahnschrift Light SemiCondensed"/>
+          <w:b/>
+          <w:bCs/>
+          <w:sz w:val="24"/>
+          <w:szCs w:val="24"/>
+          <w:u w:val="none"/>
+        </w:rPr>
+        <w:t>DELIMITER ;</w:t>
+        <w:tab/>
+        <w:tab/>
         <w:t>→</w:t>
+        <w:tab/>
+        <w:tab/>
+      </w:r>
+      <w:r>
+        <w:rPr>
+          <w:rFonts w:ascii="Bahnschrift Light SemiCondensed" w:hAnsi="Bahnschrift Light SemiCondensed"/>
+          <w:b w:val="false"/>
+          <w:bCs w:val="false"/>
+          <w:sz w:val="24"/>
+          <w:szCs w:val="24"/>
+          <w:u w:val="none"/>
+        </w:rPr>
+        <w:t xml:space="preserve">Exemplo de comando para criar um </w:t>
       </w:r>
     </w:p>
     <w:p>
@@ -35630,17 +40611,19 @@
         <w:spacing w:before="0" w:after="0"/>
         <w:jc w:val="left"/>
         <w:rPr>
-          <w:rFonts w:ascii="Bahnschrift Light SemiCondensed" w:hAnsi="Bahnschrift Light SemiCondensed" w:cs="Bahnschrift Light SemiCondensed"/>
-          <w:b/>
-          <w:bCs/>
-          <w:color w:val="auto"/>
-          <w:sz w:val="24"/>
-          <w:szCs w:val="24"/>
-          <w:lang w:val="pt-BR"/>
-        </w:rPr>
-      </w:pPr>
-      <w:r>
-        <w:rPr/>
+          <w:b w:val="false"/>
+          <w:bCs w:val="false"/>
+        </w:rPr>
+      </w:pPr>
+      <w:r>
+        <w:rPr>
+          <w:rFonts w:ascii="Bahnschrift Light SemiCondensed" w:hAnsi="Bahnschrift Light SemiCondensed"/>
+          <w:b/>
+          <w:bCs/>
+          <w:sz w:val="24"/>
+          <w:szCs w:val="24"/>
+          <w:u w:val="none"/>
+        </w:rPr>
       </w:r>
     </w:p>
     <w:p>
@@ -35649,41 +40632,25 @@
         <w:spacing w:before="0" w:after="0"/>
         <w:jc w:val="left"/>
         <w:rPr>
-          <w:rFonts w:ascii="Bahnschrift Light SemiCondensed" w:hAnsi="Bahnschrift Light SemiCondensed" w:cs="Bahnschrift Light SemiCondensed"/>
-          <w:b/>
-          <w:bCs/>
-          <w:color w:val="auto"/>
-          <w:sz w:val="24"/>
-          <w:szCs w:val="24"/>
-          <w:lang w:val="pt-BR"/>
-        </w:rPr>
-      </w:pPr>
-      <w:r>
-        <w:rPr>
-          <w:rFonts w:cs="Bahnschrift Light SemiCondensed" w:ascii="Bahnschrift Light SemiCondensed" w:hAnsi="Bahnschrift Light SemiCondensed"/>
-          <w:b/>
-          <w:bCs/>
-          <w:color w:val="auto"/>
-          <w:sz w:val="24"/>
-          <w:szCs w:val="24"/>
-          <w:u w:val="none"/>
-          <w:lang w:val="pt-BR"/>
-        </w:rPr>
-        <w:tab/>
-        <w:tab/>
-      </w:r>
-      <w:r>
-        <w:rPr>
-          <w:rFonts w:cs="Bahnschrift Light SemiCondensed" w:ascii="Bahnschrift Light SemiCondensed" w:hAnsi="Bahnschrift Light SemiCondensed"/>
-          <w:b w:val="false"/>
-          <w:bCs w:val="false"/>
-          <w:color w:val="auto"/>
-          <w:sz w:val="24"/>
-          <w:szCs w:val="24"/>
-          <w:u w:val="none"/>
-          <w:lang w:val="pt-BR"/>
-        </w:rPr>
-        <w:t>Comando utilizado para unir o resultado de uma ou mais consultas em tabelas diferentes.</w:t>
+          <w:rFonts w:ascii="Bahnschrift Light SemiCondensed" w:hAnsi="Bahnschrift Light SemiCondensed"/>
+          <w:b/>
+          <w:bCs/>
+          <w:sz w:val="24"/>
+          <w:szCs w:val="24"/>
+          <w:u w:val="none"/>
+        </w:rPr>
+      </w:pPr>
+      <w:r>
+        <w:rPr>
+          <w:rFonts w:ascii="Bahnschrift Light SemiCondensed" w:hAnsi="Bahnschrift Light SemiCondensed"/>
+          <w:b w:val="false"/>
+          <w:bCs w:val="false"/>
+          <w:sz w:val="24"/>
+          <w:szCs w:val="24"/>
+          <w:u w:val="none"/>
+        </w:rPr>
+        <w:tab/>
+        <w:t>cursor.</w:t>
       </w:r>
     </w:p>
     <w:p>
@@ -35692,17 +40659,19 @@
         <w:spacing w:before="0" w:after="0"/>
         <w:jc w:val="left"/>
         <w:rPr>
-          <w:rFonts w:ascii="Bahnschrift Light SemiCondensed" w:hAnsi="Bahnschrift Light SemiCondensed" w:cs="Bahnschrift Light SemiCondensed"/>
-          <w:b/>
-          <w:bCs/>
-          <w:color w:val="auto"/>
-          <w:sz w:val="24"/>
-          <w:szCs w:val="24"/>
-          <w:lang w:val="pt-BR"/>
-        </w:rPr>
-      </w:pPr>
-      <w:r>
-        <w:rPr/>
+          <w:b w:val="false"/>
+          <w:bCs w:val="false"/>
+        </w:rPr>
+      </w:pPr>
+      <w:r>
+        <w:rPr>
+          <w:rFonts w:ascii="Bahnschrift Light SemiCondensed" w:hAnsi="Bahnschrift Light SemiCondensed"/>
+          <w:b/>
+          <w:bCs/>
+          <w:sz w:val="24"/>
+          <w:szCs w:val="24"/>
+          <w:u w:val="none"/>
+        </w:rPr>
       </w:r>
     </w:p>
     <w:p>
@@ -35711,22 +40680,45 @@
         <w:spacing w:before="0" w:after="0"/>
         <w:jc w:val="left"/>
         <w:rPr>
-          <w:rFonts w:ascii="Bahnschrift Light SemiCondensed" w:hAnsi="Bahnschrift Light SemiCondensed"/>
-          <w:b/>
-          <w:bCs/>
-          <w:sz w:val="24"/>
-          <w:szCs w:val="24"/>
-        </w:rPr>
-      </w:pPr>
-      <w:r>
-        <w:rPr>
-          <w:rFonts w:ascii="Bahnschrift Light SemiCondensed" w:hAnsi="Bahnschrift Light SemiCondensed"/>
-          <w:b/>
-          <w:bCs/>
-          <w:sz w:val="24"/>
-          <w:szCs w:val="24"/>
-        </w:rPr>
-        <w:t xml:space="preserve">SELECT </w:t>
+          <w:b w:val="false"/>
+          <w:bCs w:val="false"/>
+        </w:rPr>
+      </w:pPr>
+      <w:r>
+        <w:rPr>
+          <w:rFonts w:ascii="Bahnschrift Light SemiCondensed" w:hAnsi="Bahnschrift Light SemiCondensed"/>
+          <w:b/>
+          <w:bCs/>
+          <w:sz w:val="24"/>
+          <w:szCs w:val="24"/>
+          <w:u w:val="none"/>
+        </w:rPr>
+      </w:r>
+    </w:p>
+    <w:p>
+      <w:pPr>
+        <w:pStyle w:val="Normal"/>
+        <w:spacing w:before="0" w:after="0"/>
+        <w:jc w:val="left"/>
+        <w:rPr>
+          <w:rFonts w:ascii="Bahnschrift Light SemiCondensed" w:hAnsi="Bahnschrift Light SemiCondensed"/>
+          <w:b/>
+          <w:bCs/>
+          <w:sz w:val="24"/>
+          <w:szCs w:val="24"/>
+          <w:u w:val="none"/>
+        </w:rPr>
+      </w:pPr>
+      <w:r>
+        <w:rPr>
+          <w:rFonts w:ascii="Bahnschrift Light SemiCondensed" w:hAnsi="Bahnschrift Light SemiCondensed"/>
+          <w:b/>
+          <w:bCs/>
+          <w:sz w:val="24"/>
+          <w:szCs w:val="24"/>
+          <w:u w:val="none"/>
+        </w:rPr>
+        <w:t xml:space="preserve">CALL </w:t>
       </w:r>
       <w:r>
         <w:rPr>
@@ -35737,7 +40729,7 @@
           <w:szCs w:val="24"/>
           <w:u w:val="single"/>
         </w:rPr>
-        <w:t>colunas_da_tabela</w:t>
+        <w:t>nome_da_procedure</w:t>
       </w:r>
       <w:r>
         <w:rPr>
@@ -35759,7 +40751,86 @@
           <w:szCs w:val="24"/>
           <w:u w:val="none"/>
         </w:rPr>
-        <w:t>*,</w:t>
+        <w:t>(</w:t>
+      </w:r>
+      <w:r>
+        <w:rPr>
+          <w:rFonts w:ascii="Bahnschrift Light SemiCondensed" w:hAnsi="Bahnschrift Light SemiCondensed"/>
+          <w:b w:val="false"/>
+          <w:bCs w:val="false"/>
+          <w:sz w:val="24"/>
+          <w:szCs w:val="24"/>
+          <w:u w:val="none"/>
+        </w:rPr>
+        <w:t xml:space="preserve"> </w:t>
+      </w:r>
+      <w:r>
+        <w:rPr>
+          <w:rFonts w:ascii="Bahnschrift Light SemiCondensed" w:hAnsi="Bahnschrift Light SemiCondensed"/>
+          <w:b w:val="false"/>
+          <w:bCs w:val="false"/>
+          <w:sz w:val="24"/>
+          <w:szCs w:val="24"/>
+          <w:u w:val="single"/>
+        </w:rPr>
+        <w:t>parâmetro de _entrada</w:t>
+      </w:r>
+      <w:r>
+        <w:rPr>
+          <w:rFonts w:ascii="Bahnschrift Light SemiCondensed" w:hAnsi="Bahnschrift Light SemiCondensed"/>
+          <w:b w:val="false"/>
+          <w:bCs w:val="false"/>
+          <w:sz w:val="24"/>
+          <w:szCs w:val="24"/>
+          <w:u w:val="none"/>
+        </w:rPr>
+        <w:t xml:space="preserve"> </w:t>
+      </w:r>
+      <w:r>
+        <w:rPr>
+          <w:rFonts w:ascii="Bahnschrift Light SemiCondensed" w:hAnsi="Bahnschrift Light SemiCondensed"/>
+          <w:b w:val="false"/>
+          <w:bCs w:val="false"/>
+          <w:sz w:val="24"/>
+          <w:szCs w:val="24"/>
+          <w:u w:val="single"/>
+        </w:rPr>
+        <w:t>parâmetros</w:t>
+      </w:r>
+      <w:r>
+        <w:rPr>
+          <w:rFonts w:ascii="Bahnschrift Light SemiCondensed" w:hAnsi="Bahnschrift Light SemiCondensed"/>
+          <w:b w:val="false"/>
+          <w:bCs w:val="false"/>
+          <w:sz w:val="24"/>
+          <w:szCs w:val="24"/>
+          <w:u w:val="none"/>
+        </w:rPr>
+        <w:t xml:space="preserve"> </w:t>
+      </w:r>
+      <w:r>
+        <w:rPr>
+          <w:rFonts w:ascii="Bahnschrift Light SemiCondensed" w:hAnsi="Bahnschrift Light SemiCondensed"/>
+          <w:b w:val="false"/>
+          <w:bCs w:val="false"/>
+          <w:sz w:val="24"/>
+          <w:szCs w:val="24"/>
+          <w:u w:val="single"/>
+        </w:rPr>
+        <w:t>tipo</w:t>
+      </w:r>
+      <w:r>
+        <w:rPr>
+          <w:rFonts w:ascii="Bahnschrift Light SemiCondensed" w:hAnsi="Bahnschrift Light SemiCondensed"/>
+          <w:b/>
+          <w:bCs/>
+          <w:sz w:val="24"/>
+          <w:szCs w:val="24"/>
+          <w:u w:val="none"/>
+        </w:rPr>
+        <w:t>);</w:t>
+        <w:tab/>
+        <w:tab/>
       </w:r>
     </w:p>
     <w:p>
@@ -35773,19 +40844,36 @@
           <w:bCs/>
           <w:sz w:val="24"/>
           <w:szCs w:val="24"/>
-        </w:rPr>
-      </w:pPr>
-      <w:r>
-        <w:rPr>
-          <w:rFonts w:ascii="Bahnschrift Light SemiCondensed" w:hAnsi="Bahnschrift Light SemiCondensed"/>
-          <w:b/>
-          <w:bCs/>
-          <w:sz w:val="24"/>
-          <w:szCs w:val="24"/>
-          <w:u w:val="none"/>
-        </w:rPr>
-        <w:tab/>
-        <w:t>CASE</w:t>
+          <w:u w:val="none"/>
+        </w:rPr>
+      </w:pPr>
+      <w:r>
+        <w:rPr>
+          <w:rFonts w:ascii="Bahnschrift Light SemiCondensed" w:hAnsi="Bahnschrift Light SemiCondensed"/>
+          <w:b/>
+          <w:bCs/>
+          <w:sz w:val="24"/>
+          <w:szCs w:val="24"/>
+          <w:u w:val="none"/>
+        </w:rPr>
+        <w:tab/>
+        <w:tab/>
+        <w:t>→</w:t>
+        <w:tab/>
+        <w:tab/>
+      </w:r>
+      <w:r>
+        <w:rPr>
+          <w:rFonts w:ascii="Bahnschrift Light SemiCondensed" w:hAnsi="Bahnschrift Light SemiCondensed"/>
+          <w:b w:val="false"/>
+          <w:bCs w:val="false"/>
+          <w:sz w:val="24"/>
+          <w:szCs w:val="24"/>
+          <w:u w:val="none"/>
+        </w:rPr>
+        <w:t>Comando utilizado para</w:t>
+        <w:tab/>
+        <w:t xml:space="preserve">aplicar condições </w:t>
       </w:r>
     </w:p>
     <w:p>
@@ -35794,16 +40882,18 @@
         <w:spacing w:before="0" w:after="0"/>
         <w:jc w:val="left"/>
         <w:rPr>
-          <w:u w:val="none"/>
-        </w:rPr>
-      </w:pPr>
-      <w:r>
-        <w:rPr>
-          <w:rFonts w:ascii="Bahnschrift Light SemiCondensed" w:hAnsi="Bahnschrift Light SemiCondensed"/>
-          <w:b/>
-          <w:bCs/>
-          <w:sz w:val="24"/>
-          <w:szCs w:val="24"/>
+          <w:b w:val="false"/>
+          <w:bCs w:val="false"/>
+        </w:rPr>
+      </w:pPr>
+      <w:r>
+        <w:rPr>
+          <w:rFonts w:ascii="Bahnschrift Light SemiCondensed" w:hAnsi="Bahnschrift Light SemiCondensed"/>
+          <w:b/>
+          <w:bCs/>
+          <w:sz w:val="24"/>
+          <w:szCs w:val="24"/>
+          <w:u w:val="none"/>
         </w:rPr>
       </w:r>
     </w:p>
@@ -35818,20 +40908,86 @@
           <w:bCs/>
           <w:sz w:val="24"/>
           <w:szCs w:val="24"/>
-        </w:rPr>
-      </w:pPr>
-      <w:r>
-        <w:rPr>
-          <w:rFonts w:ascii="Bahnschrift Light SemiCondensed" w:hAnsi="Bahnschrift Light SemiCondensed"/>
-          <w:b/>
-          <w:bCs/>
-          <w:sz w:val="24"/>
-          <w:szCs w:val="24"/>
-          <w:u w:val="none"/>
-        </w:rPr>
-        <w:tab/>
-        <w:tab/>
-        <w:t xml:space="preserve">WHEN </w:t>
+          <w:u w:val="none"/>
+        </w:rPr>
+      </w:pPr>
+      <w:r>
+        <w:rPr>
+          <w:rFonts w:ascii="Bahnschrift Light SemiCondensed" w:hAnsi="Bahnschrift Light SemiCondensed"/>
+          <w:b w:val="false"/>
+          <w:bCs w:val="false"/>
+          <w:sz w:val="24"/>
+          <w:szCs w:val="24"/>
+          <w:u w:val="none"/>
+        </w:rPr>
+        <w:tab/>
+        <w:t>compostas em procedures.</w:t>
+      </w:r>
+    </w:p>
+    <w:p>
+      <w:pPr>
+        <w:pStyle w:val="Normal"/>
+        <w:spacing w:before="0" w:after="0"/>
+        <w:jc w:val="left"/>
+        <w:rPr>
+          <w:b/>
+          <w:bCs/>
+          <w:u w:val="none"/>
+        </w:rPr>
+      </w:pPr>
+      <w:r>
+        <w:rPr>
+          <w:rFonts w:ascii="Bahnschrift Light SemiCondensed" w:hAnsi="Bahnschrift Light SemiCondensed"/>
+          <w:sz w:val="24"/>
+          <w:szCs w:val="24"/>
+        </w:rPr>
+      </w:r>
+    </w:p>
+    <w:p>
+      <w:pPr>
+        <w:pStyle w:val="Normal"/>
+        <w:spacing w:before="0" w:after="0"/>
+        <w:jc w:val="left"/>
+        <w:rPr>
+          <w:b w:val="false"/>
+          <w:bCs w:val="false"/>
+        </w:rPr>
+      </w:pPr>
+      <w:r>
+        <w:rPr>
+          <w:rFonts w:ascii="Bahnschrift Light SemiCondensed" w:hAnsi="Bahnschrift Light SemiCondensed"/>
+          <w:b/>
+          <w:bCs/>
+          <w:sz w:val="24"/>
+          <w:szCs w:val="24"/>
+          <w:u w:val="none"/>
+        </w:rPr>
+      </w:r>
+    </w:p>
+    <w:p>
+      <w:pPr>
+        <w:pStyle w:val="Normal"/>
+        <w:spacing w:before="0" w:after="0"/>
+        <w:jc w:val="left"/>
+        <w:rPr>
+          <w:rFonts w:ascii="Bahnschrift Light SemiCondensed" w:hAnsi="Bahnschrift Light SemiCondensed"/>
+          <w:b/>
+          <w:bCs/>
+          <w:sz w:val="24"/>
+          <w:szCs w:val="24"/>
+          <w:u w:val="none"/>
+        </w:rPr>
+      </w:pPr>
+      <w:r>
+        <w:rPr>
+          <w:rFonts w:ascii="Bahnschrift Light SemiCondensed" w:hAnsi="Bahnschrift Light SemiCondensed"/>
+          <w:b/>
+          <w:bCs/>
+          <w:sz w:val="24"/>
+          <w:szCs w:val="24"/>
+          <w:u w:val="none"/>
+        </w:rPr>
+        <w:t xml:space="preserve">DROP PROCEDURE IF EXISTS </w:t>
       </w:r>
       <w:r>
         <w:rPr>
@@ -35842,7 +40998,22 @@
           <w:szCs w:val="24"/>
           <w:u w:val="single"/>
         </w:rPr>
-        <w:t>condição</w:t>
+        <w:t>nome_da_procedure</w:t>
+      </w:r>
+      <w:r>
+        <w:rPr>
+          <w:rFonts w:ascii="Bahnschrift Light SemiCondensed" w:hAnsi="Bahnschrift Light SemiCondensed"/>
+          <w:b/>
+          <w:bCs/>
+          <w:sz w:val="24"/>
+          <w:szCs w:val="24"/>
+          <w:u w:val="none"/>
+        </w:rPr>
+        <w:t>;</w:t>
+        <w:tab/>
+        <w:tab/>
+        <w:t>→</w:t>
+        <w:tab/>
       </w:r>
     </w:p>
     <w:p>
@@ -35856,41 +41027,18 @@
           <w:bCs/>
           <w:sz w:val="24"/>
           <w:szCs w:val="24"/>
-        </w:rPr>
-      </w:pPr>
-      <w:r>
-        <w:rPr>
-          <w:rFonts w:ascii="Bahnschrift Light SemiCondensed" w:hAnsi="Bahnschrift Light SemiCondensed"/>
-          <w:b w:val="false"/>
-          <w:bCs w:val="false"/>
-          <w:sz w:val="24"/>
-          <w:szCs w:val="24"/>
-          <w:u w:val="none"/>
-        </w:rPr>
-        <w:tab/>
-        <w:tab/>
-      </w:r>
-      <w:r>
-        <w:rPr>
-          <w:rFonts w:ascii="Bahnschrift Light SemiCondensed" w:hAnsi="Bahnschrift Light SemiCondensed"/>
-          <w:b/>
-          <w:bCs/>
-          <w:sz w:val="24"/>
-          <w:szCs w:val="24"/>
-          <w:u w:val="none"/>
-        </w:rPr>
-        <w:t xml:space="preserve">THEN </w:t>
-      </w:r>
-      <w:r>
-        <w:rPr>
-          <w:rFonts w:ascii="Bahnschrift Light SemiCondensed" w:hAnsi="Bahnschrift Light SemiCondensed"/>
-          <w:b w:val="false"/>
-          <w:bCs w:val="false"/>
-          <w:sz w:val="24"/>
-          <w:szCs w:val="24"/>
-          <w:u w:val="single"/>
-        </w:rPr>
-        <w:t>resultado_condicao_verdadeira</w:t>
+          <w:u w:val="none"/>
+        </w:rPr>
+      </w:pPr>
+      <w:r>
+        <w:rPr>
+          <w:rFonts w:ascii="Bahnschrift Light SemiCondensed" w:hAnsi="Bahnschrift Light SemiCondensed"/>
+          <w:b/>
+          <w:bCs/>
+          <w:sz w:val="24"/>
+          <w:szCs w:val="24"/>
+          <w:u w:val="none"/>
+        </w:rPr>
       </w:r>
     </w:p>
     <w:p>
@@ -35904,269 +41052,30 @@
           <w:bCs/>
           <w:sz w:val="24"/>
           <w:szCs w:val="24"/>
-        </w:rPr>
-      </w:pPr>
-      <w:r>
-        <w:rPr>
-          <w:rFonts w:ascii="Bahnschrift Light SemiCondensed" w:hAnsi="Bahnschrift Light SemiCondensed"/>
-          <w:b w:val="false"/>
-          <w:bCs w:val="false"/>
-          <w:sz w:val="24"/>
-          <w:szCs w:val="24"/>
-          <w:u w:val="none"/>
-        </w:rPr>
-        <w:tab/>
-        <w:tab/>
-      </w:r>
-      <w:r>
-        <w:rPr>
-          <w:rFonts w:ascii="Bahnschrift Light SemiCondensed" w:hAnsi="Bahnschrift Light SemiCondensed"/>
-          <w:b/>
-          <w:bCs/>
-          <w:sz w:val="24"/>
-          <w:szCs w:val="24"/>
-          <w:u w:val="none"/>
-        </w:rPr>
-        <w:t xml:space="preserve">ELSE </w:t>
-      </w:r>
-      <w:r>
-        <w:rPr>
-          <w:rFonts w:ascii="Bahnschrift Light SemiCondensed" w:hAnsi="Bahnschrift Light SemiCondensed"/>
-          <w:b w:val="false"/>
-          <w:bCs w:val="false"/>
-          <w:sz w:val="24"/>
-          <w:szCs w:val="24"/>
-          <w:u w:val="single"/>
-        </w:rPr>
-        <w:t>resutltado_condicao_falsa</w:t>
-      </w:r>
-    </w:p>
-    <w:p>
-      <w:pPr>
-        <w:pStyle w:val="Normal"/>
-        <w:spacing w:before="0" w:after="0"/>
-        <w:jc w:val="left"/>
-        <w:rPr>
-          <w:b/>
-          <w:bCs/>
-          <w:u w:val="single"/>
-        </w:rPr>
-      </w:pPr>
-      <w:r>
-        <w:rPr>
-          <w:rFonts w:ascii="Bahnschrift Light SemiCondensed" w:hAnsi="Bahnschrift Light SemiCondensed"/>
-          <w:b/>
-          <w:bCs/>
-          <w:sz w:val="24"/>
-          <w:szCs w:val="24"/>
-        </w:rPr>
-      </w:r>
-    </w:p>
-    <w:p>
-      <w:pPr>
-        <w:pStyle w:val="Normal"/>
-        <w:spacing w:before="0" w:after="0"/>
-        <w:jc w:val="left"/>
-        <w:rPr>
-          <w:rFonts w:ascii="Bahnschrift Light SemiCondensed" w:hAnsi="Bahnschrift Light SemiCondensed"/>
-          <w:b/>
-          <w:bCs/>
-          <w:sz w:val="24"/>
-          <w:szCs w:val="24"/>
-          <w:u w:val="none"/>
-        </w:rPr>
-      </w:pPr>
-      <w:r>
-        <w:rPr>
-          <w:rFonts w:ascii="Bahnschrift Light SemiCondensed" w:hAnsi="Bahnschrift Light SemiCondensed"/>
-          <w:b/>
-          <w:bCs/>
-          <w:sz w:val="24"/>
-          <w:szCs w:val="24"/>
-          <w:u w:val="none"/>
-        </w:rPr>
-        <w:tab/>
-        <w:t>END “</w:t>
-      </w:r>
-      <w:r>
-        <w:rPr>
-          <w:rFonts w:ascii="Bahnschrift Light SemiCondensed" w:hAnsi="Bahnschrift Light SemiCondensed"/>
-          <w:b w:val="false"/>
-          <w:bCs w:val="false"/>
-          <w:sz w:val="24"/>
-          <w:szCs w:val="24"/>
-          <w:u w:val="none"/>
-        </w:rPr>
-        <w:t xml:space="preserve"> </w:t>
-      </w:r>
-      <w:r>
-        <w:rPr>
-          <w:rFonts w:ascii="Bahnschrift Light SemiCondensed" w:hAnsi="Bahnschrift Light SemiCondensed"/>
-          <w:b w:val="false"/>
-          <w:bCs w:val="false"/>
-          <w:sz w:val="24"/>
-          <w:szCs w:val="24"/>
-          <w:u w:val="single"/>
-        </w:rPr>
-        <w:t>nome_da_coluna_da_condicao</w:t>
-      </w:r>
-      <w:r>
-        <w:rPr>
-          <w:rFonts w:ascii="Bahnschrift Light SemiCondensed" w:hAnsi="Bahnschrift Light SemiCondensed"/>
-          <w:b w:val="false"/>
-          <w:bCs w:val="false"/>
-          <w:sz w:val="24"/>
-          <w:szCs w:val="24"/>
-          <w:u w:val="none"/>
-        </w:rPr>
-        <w:t xml:space="preserve"> </w:t>
-      </w:r>
-      <w:r>
-        <w:rPr>
-          <w:rFonts w:ascii="Bahnschrift Light SemiCondensed" w:hAnsi="Bahnschrift Light SemiCondensed"/>
-          <w:b/>
-          <w:bCs/>
-          <w:sz w:val="24"/>
-          <w:szCs w:val="24"/>
-          <w:u w:val="none"/>
-        </w:rPr>
-        <w:t>”</w:t>
-      </w:r>
-    </w:p>
-    <w:p>
-      <w:pPr>
-        <w:pStyle w:val="Normal"/>
-        <w:spacing w:before="0" w:after="0"/>
-        <w:jc w:val="left"/>
-        <w:rPr>
-          <w:rFonts w:ascii="Bahnschrift Light SemiCondensed" w:hAnsi="Bahnschrift Light SemiCondensed"/>
-          <w:b/>
-          <w:bCs/>
-          <w:sz w:val="24"/>
-          <w:szCs w:val="24"/>
-          <w:u w:val="none"/>
-        </w:rPr>
-      </w:pPr>
-      <w:r>
-        <w:rPr>
-          <w:rFonts w:ascii="Bahnschrift Light SemiCondensed" w:hAnsi="Bahnschrift Light SemiCondensed"/>
-          <w:b/>
-          <w:bCs/>
-          <w:sz w:val="24"/>
-          <w:szCs w:val="24"/>
-          <w:u w:val="none"/>
-        </w:rPr>
-      </w:r>
-    </w:p>
-    <w:p>
-      <w:pPr>
-        <w:pStyle w:val="Normal"/>
-        <w:spacing w:before="0" w:after="0"/>
-        <w:jc w:val="left"/>
-        <w:rPr>
-          <w:rFonts w:ascii="Bahnschrift Light SemiCondensed" w:hAnsi="Bahnschrift Light SemiCondensed"/>
-          <w:b/>
-          <w:bCs/>
-          <w:sz w:val="24"/>
-          <w:szCs w:val="24"/>
-          <w:u w:val="none"/>
-        </w:rPr>
-      </w:pPr>
-      <w:r>
-        <w:rPr>
-          <w:rFonts w:ascii="Bahnschrift Light SemiCondensed" w:hAnsi="Bahnschrift Light SemiCondensed"/>
-          <w:b/>
-          <w:bCs/>
-          <w:sz w:val="24"/>
-          <w:szCs w:val="24"/>
-          <w:u w:val="none"/>
-        </w:rPr>
-        <w:t xml:space="preserve">FROM </w:t>
-      </w:r>
-      <w:r>
-        <w:rPr>
-          <w:rFonts w:ascii="Bahnschrift Light SemiCondensed" w:hAnsi="Bahnschrift Light SemiCondensed"/>
-          <w:b w:val="false"/>
-          <w:bCs w:val="false"/>
-          <w:sz w:val="24"/>
-          <w:szCs w:val="24"/>
-          <w:u w:val="single"/>
-        </w:rPr>
-        <w:t>nome_da_tabela</w:t>
-      </w:r>
-      <w:r>
-        <w:rPr>
-          <w:rFonts w:ascii="Bahnschrift Light SemiCondensed" w:hAnsi="Bahnschrift Light SemiCondensed"/>
-          <w:b/>
-          <w:bCs/>
-          <w:sz w:val="24"/>
-          <w:szCs w:val="24"/>
-          <w:u w:val="none"/>
-        </w:rPr>
-        <w:t>;</w:t>
-        <w:tab/>
-        <w:tab/>
-        <w:t>→</w:t>
-        <w:tab/>
-        <w:tab/>
-      </w:r>
-      <w:r>
-        <w:rPr>
-          <w:rFonts w:ascii="Bahnschrift Light SemiCondensed" w:hAnsi="Bahnschrift Light SemiCondensed"/>
-          <w:b w:val="false"/>
-          <w:bCs w:val="false"/>
-          <w:sz w:val="24"/>
-          <w:szCs w:val="24"/>
-          <w:u w:val="none"/>
-        </w:rPr>
-        <w:t xml:space="preserve">Comando utilizado para aplicar </w:t>
-      </w:r>
-    </w:p>
-    <w:p>
-      <w:pPr>
-        <w:pStyle w:val="Normal"/>
-        <w:spacing w:before="0" w:after="0"/>
-        <w:jc w:val="left"/>
-        <w:rPr>
-          <w:b w:val="false"/>
-          <w:bCs w:val="false"/>
-        </w:rPr>
-      </w:pPr>
-      <w:r>
-        <w:rPr>
-          <w:rFonts w:ascii="Bahnschrift Light SemiCondensed" w:hAnsi="Bahnschrift Light SemiCondensed"/>
-          <w:b/>
-          <w:bCs/>
-          <w:sz w:val="24"/>
-          <w:szCs w:val="24"/>
-          <w:u w:val="none"/>
-        </w:rPr>
-      </w:r>
-    </w:p>
-    <w:p>
-      <w:pPr>
-        <w:pStyle w:val="Normal"/>
-        <w:spacing w:before="0" w:after="0"/>
-        <w:jc w:val="left"/>
-        <w:rPr>
-          <w:rFonts w:ascii="Bahnschrift Light SemiCondensed" w:hAnsi="Bahnschrift Light SemiCondensed"/>
-          <w:b/>
-          <w:bCs/>
-          <w:sz w:val="24"/>
-          <w:szCs w:val="24"/>
-          <w:u w:val="none"/>
-        </w:rPr>
-      </w:pPr>
-      <w:r>
-        <w:rPr>
-          <w:rFonts w:ascii="Bahnschrift Light SemiCondensed" w:hAnsi="Bahnschrift Light SemiCondensed"/>
-          <w:b w:val="false"/>
-          <w:bCs w:val="false"/>
-          <w:sz w:val="24"/>
-          <w:szCs w:val="24"/>
-          <w:u w:val="none"/>
-        </w:rPr>
-        <w:t>condições em consultas.</w:t>
+          <w:u w:val="none"/>
+        </w:rPr>
+      </w:pPr>
+      <w:r>
+        <w:rPr>
+          <w:rFonts w:ascii="Bahnschrift Light SemiCondensed" w:hAnsi="Bahnschrift Light SemiCondensed"/>
+          <w:b/>
+          <w:bCs/>
+          <w:sz w:val="24"/>
+          <w:szCs w:val="24"/>
+          <w:u w:val="none"/>
+        </w:rPr>
+        <w:tab/>
+      </w:r>
+      <w:r>
+        <w:rPr>
+          <w:rFonts w:ascii="Bahnschrift Light SemiCondensed" w:hAnsi="Bahnschrift Light SemiCondensed"/>
+          <w:b w:val="false"/>
+          <w:bCs w:val="false"/>
+          <w:sz w:val="24"/>
+          <w:szCs w:val="24"/>
+          <w:u w:val="none"/>
+        </w:rPr>
+        <w:t>Comando utilizado para deletar uma procedure.</w:t>
       </w:r>
     </w:p>
     <w:sectPr>
@@ -36355,12 +41264,13 @@
     <w:qFormat/>
     <w:pPr>
       <w:widowControl/>
+      <w:suppressAutoHyphens w:val="true"/>
       <w:bidi w:val="0"/>
       <w:spacing w:before="0" w:after="0"/>
       <w:jc w:val="left"/>
     </w:pPr>
     <w:rPr>
-      <w:rFonts w:ascii="Calibri" w:hAnsi="Calibri" w:eastAsia="宋体" w:cs="" w:asciiTheme="minorHAnsi" w:cstheme="minorBidi" w:eastAsiaTheme="minorEastAsia" w:hAnsiTheme="minorHAnsi"/>
+      <w:rFonts w:ascii="Calibri" w:hAnsi="Calibri" w:eastAsia="" w:cs="" w:asciiTheme="minorHAnsi" w:cstheme="minorBidi" w:eastAsiaTheme="minorEastAsia" w:hAnsiTheme="minorHAnsi"/>
       <w:color w:val="auto"/>
       <w:kern w:val="0"/>
       <w:sz w:val="20"/>
